--- a/bonus_labs/Reports/Word/ИУ8-105_Шекунов_л9.docx
+++ b/bonus_labs/Reports/Word/ИУ8-105_Шекунов_л9.docx
@@ -335,7 +335,25 @@
               <w:szCs w:val="28"/>
               <w:u w:val="single"/>
             </w:rPr>
-            <w:t>ФАКУЛЬТЕТ      «Информатика и системы управления» (ИУ)</w:t>
+            <w:t xml:space="preserve">ФАКУЛЬТЕТ   </w:t>
+          </w:r>
+          <w:proofErr w:type="gramStart"/>
+          <w:r>
+            <w:rPr>
+              <w:rFonts w:cs="Times New Roman"/>
+              <w:szCs w:val="28"/>
+              <w:u w:val="single"/>
+            </w:rPr>
+            <w:t xml:space="preserve">   «</w:t>
+          </w:r>
+          <w:proofErr w:type="gramEnd"/>
+          <w:r>
+            <w:rPr>
+              <w:rFonts w:cs="Times New Roman"/>
+              <w:szCs w:val="28"/>
+              <w:u w:val="single"/>
+            </w:rPr>
+            <w:t>Информатика и системы управления» (ИУ)</w:t>
           </w:r>
         </w:p>
         <w:p>
@@ -354,7 +372,16 @@
               <w:szCs w:val="28"/>
               <w:u w:val="single"/>
             </w:rPr>
-            <w:t xml:space="preserve">КАФЕДРА            </w:t>
+            <w:t xml:space="preserve">КАФЕДРА         </w:t>
+          </w:r>
+          <w:proofErr w:type="gramStart"/>
+          <w:r>
+            <w:rPr>
+              <w:rFonts w:cs="Times New Roman"/>
+              <w:szCs w:val="28"/>
+              <w:u w:val="single"/>
+            </w:rPr>
+            <w:t xml:space="preserve">   </w:t>
           </w:r>
           <w:r>
             <w:rPr>
@@ -363,7 +390,17 @@
               <w:szCs w:val="28"/>
               <w:u w:val="single"/>
             </w:rPr>
-            <w:t>«Информационная безопасность» (ИУ8)</w:t>
+            <w:t>«</w:t>
+          </w:r>
+          <w:proofErr w:type="gramEnd"/>
+          <w:r>
+            <w:rPr>
+              <w:rFonts w:cs="Times New Roman"/>
+              <w:iCs/>
+              <w:szCs w:val="28"/>
+              <w:u w:val="single"/>
+            </w:rPr>
+            <w:t>Информационная безопасность» (ИУ8)</w:t>
           </w:r>
         </w:p>
         <w:p>
@@ -1144,7 +1181,23 @@
               <w:rFonts w:eastAsia="Times New Roman"/>
               <w:szCs w:val="28"/>
             </w:rPr>
-            <w:t xml:space="preserve">  Студент:                       ИУ8-105                                               Б. Е. Шекунов</w:t>
+            <w:t xml:space="preserve">  </w:t>
+          </w:r>
+          <w:proofErr w:type="gramStart"/>
+          <w:r>
+            <w:rPr>
+              <w:rFonts w:eastAsia="Times New Roman"/>
+              <w:szCs w:val="28"/>
+            </w:rPr>
+            <w:t xml:space="preserve">Студент:   </w:t>
+          </w:r>
+          <w:proofErr w:type="gramEnd"/>
+          <w:r>
+            <w:rPr>
+              <w:rFonts w:eastAsia="Times New Roman"/>
+              <w:szCs w:val="28"/>
+            </w:rPr>
+            <w:t xml:space="preserve">                    ИУ8-105                                               Б. Е. Шекунов</w:t>
           </w:r>
         </w:p>
         <w:p>
@@ -1218,35 +1271,7 @@
           <w:rFonts w:cs="Times New Roman"/>
           <w:szCs w:val="28"/>
         </w:rPr>
-        <w:t xml:space="preserve">Изучить игры на разорение и рекурсивные матричные игры. </w:t>
-      </w:r>
-      <w:r>
-        <w:rPr>
-          <w:rFonts w:cs="Times New Roman"/>
-          <w:szCs w:val="28"/>
-        </w:rPr>
-        <w:t>Р</w:t>
-      </w:r>
-      <w:r>
-        <w:rPr>
-          <w:rFonts w:cs="Times New Roman"/>
-          <w:szCs w:val="28"/>
-        </w:rPr>
-        <w:t>ешить индивидуальный вариант рекурсивной игры, найдя цену игры и оптимальные смешанные стратегии игроков.</w:t>
-      </w:r>
-      <w:r>
-        <w:rPr>
-          <w:rFonts w:cs="Times New Roman"/>
-          <w:szCs w:val="28"/>
-        </w:rPr>
-        <w:t xml:space="preserve"> </w:t>
-      </w:r>
-      <w:r>
-        <w:rPr>
-          <w:rFonts w:cs="Times New Roman"/>
-          <w:szCs w:val="28"/>
-        </w:rPr>
-        <w:t>Дополнительно рассмотреть игру «женщины и кошки против мышей и мужчин» для проверки работы метода на другой постановке игры на разорение.</w:t>
+        <w:t>Изучить игры на разорение и рекурсивные матричные игры. Решить индивидуальный вариант рекурсивной игры, найдя цену игры и оптимальные смешанные стратегии игроков. Дополнительно рассмотреть игру «женщины и кошки против мышей и мужчин» для проверки работы метода на другой постановке игры на разорение.</w:t>
       </w:r>
     </w:p>
     <w:p>
@@ -1364,21 +1389,7 @@
           <w:rFonts w:eastAsia="Times New Roman" w:cs="Times New Roman"/>
           <w:szCs w:val="28"/>
         </w:rPr>
-        <w:t>, зависящая от результата предыдущего шага.</w:t>
-      </w:r>
-      <w:r>
-        <w:rPr>
-          <w:rFonts w:eastAsia="Times New Roman" w:cs="Times New Roman"/>
-          <w:szCs w:val="28"/>
-        </w:rPr>
-        <w:t xml:space="preserve"> </w:t>
-      </w:r>
-      <w:r>
-        <w:rPr>
-          <w:rFonts w:eastAsia="Times New Roman" w:cs="Times New Roman"/>
-          <w:szCs w:val="28"/>
-        </w:rPr>
-        <w:t>Для игры на разорение требуется вычислить цену игры и оптимальные смешанные стратегии игроков.</w:t>
+        <w:t>, зависящая от результата предыдущего шага. Для игры на разорение требуется вычислить цену игры и оптимальные смешанные стратегии игроков.</w:t>
       </w:r>
     </w:p>
     <w:p>
@@ -1868,14 +1879,7 @@
           <w:rFonts w:eastAsia="Times New Roman" w:cs="Times New Roman"/>
           <w:szCs w:val="28"/>
         </w:rPr>
-        <w:t>Начальное значение</w:t>
-      </w:r>
-      <w:r>
-        <w:rPr>
-          <w:rFonts w:eastAsia="Times New Roman" w:cs="Times New Roman"/>
-          <w:szCs w:val="28"/>
-        </w:rPr>
-        <w:t xml:space="preserve"> </w:t>
+        <w:t xml:space="preserve">Начальное значение </w:t>
       </w:r>
       <m:oMath>
         <m:sSub>
@@ -2472,7 +2476,23 @@
           <w:rFonts w:eastAsia="Times New Roman" w:cs="Times New Roman"/>
           <w:szCs w:val="28"/>
         </w:rPr>
-        <w:t>Цена игры находится рекурсивно через значения подыгр.</w:t>
+        <w:t xml:space="preserve">Цена игры находится рекурсивно через значения </w:t>
+      </w:r>
+      <w:proofErr w:type="spellStart"/>
+      <w:r>
+        <w:rPr>
+          <w:rFonts w:eastAsia="Times New Roman" w:cs="Times New Roman"/>
+          <w:szCs w:val="28"/>
+        </w:rPr>
+        <w:t>подыгр</w:t>
+      </w:r>
+      <w:proofErr w:type="spellEnd"/>
+      <w:r>
+        <w:rPr>
+          <w:rFonts w:eastAsia="Times New Roman" w:cs="Times New Roman"/>
+          <w:szCs w:val="28"/>
+        </w:rPr>
+        <w:t>.</w:t>
       </w:r>
     </w:p>
     <w:p>
@@ -3055,14 +3075,7 @@
           <w:rFonts w:eastAsia="Times New Roman" w:cs="Times New Roman"/>
           <w:szCs w:val="28"/>
         </w:rPr>
-        <w:t>И</w:t>
-      </w:r>
-      <w:r>
-        <w:rPr>
-          <w:rFonts w:eastAsia="Times New Roman" w:cs="Times New Roman"/>
-          <w:szCs w:val="28"/>
-        </w:rPr>
-        <w:t>спользуется рекурсивная игра:</w:t>
+        <w:t>Используется рекурсивная игра:</w:t>
       </w:r>
     </w:p>
     <w:p>
@@ -7936,7 +7949,25 @@
           <w:bCs/>
           <w:szCs w:val="28"/>
         </w:rPr>
-        <w:t>Для построения матрицы очередного хода были вычислены значения подыгр:</w:t>
+        <w:t xml:space="preserve">Для построения матрицы очередного хода были вычислены значения </w:t>
+      </w:r>
+      <w:proofErr w:type="spellStart"/>
+      <w:r>
+        <w:rPr>
+          <w:rFonts w:eastAsia="Times New Roman" w:cs="Times New Roman"/>
+          <w:bCs/>
+          <w:szCs w:val="28"/>
+        </w:rPr>
+        <w:t>подыгр</w:t>
+      </w:r>
+      <w:proofErr w:type="spellEnd"/>
+      <w:r>
+        <w:rPr>
+          <w:rFonts w:eastAsia="Times New Roman" w:cs="Times New Roman"/>
+          <w:bCs/>
+          <w:szCs w:val="28"/>
+        </w:rPr>
+        <w:t>:</w:t>
       </w:r>
     </w:p>
     <w:p>
@@ -8448,6 +8479,37 @@
                         <w:rFonts w:ascii="Cambria Math" w:hAnsi="Cambria Math" w:cs="Times New Roman"/>
                         <w:szCs w:val="28"/>
                       </w:rPr>
+                      <m:t>4</m:t>
+                    </m:r>
+                  </m:num>
+                  <m:den>
+                    <m:r>
+                      <w:rPr>
+                        <w:rFonts w:ascii="Cambria Math" w:hAnsi="Cambria Math" w:cs="Times New Roman"/>
+                        <w:szCs w:val="28"/>
+                      </w:rPr>
+                      <m:t>21</m:t>
+                    </m:r>
+                  </m:den>
+                </m:f>
+              </m:e>
+              <m:e>
+                <m:f>
+                  <m:fPr>
+                    <m:ctrlPr>
+                      <w:rPr>
+                        <w:rFonts w:ascii="Cambria Math" w:hAnsi="Cambria Math" w:cs="Times New Roman"/>
+                        <w:bCs/>
+                        <w:szCs w:val="28"/>
+                      </w:rPr>
+                    </m:ctrlPr>
+                  </m:fPr>
+                  <m:num>
+                    <m:r>
+                      <w:rPr>
+                        <w:rFonts w:ascii="Cambria Math" w:hAnsi="Cambria Math" w:cs="Times New Roman"/>
+                        <w:szCs w:val="28"/>
+                      </w:rPr>
                       <m:t>2</m:t>
                     </m:r>
                   </m:num>
@@ -8457,10 +8519,21 @@
                         <w:rFonts w:ascii="Cambria Math" w:hAnsi="Cambria Math" w:cs="Times New Roman"/>
                         <w:szCs w:val="28"/>
                       </w:rPr>
-                      <m:t>7</m:t>
+                      <m:t>3</m:t>
                     </m:r>
                   </m:den>
                 </m:f>
+              </m:e>
+            </m:mr>
+            <m:mr>
+              <m:e>
+                <m:r>
+                  <w:rPr>
+                    <w:rFonts w:ascii="Cambria Math" w:hAnsi="Cambria Math" w:cs="Times New Roman"/>
+                    <w:szCs w:val="28"/>
+                  </w:rPr>
+                  <m:t>woman</m:t>
+                </m:r>
               </m:e>
               <m:e>
                 <m:f>
@@ -8493,17 +8566,6 @@
                   </m:den>
                 </m:f>
               </m:e>
-            </m:mr>
-            <m:mr>
-              <m:e>
-                <m:r>
-                  <w:rPr>
-                    <w:rFonts w:ascii="Cambria Math" w:hAnsi="Cambria Math" w:cs="Times New Roman"/>
-                    <w:szCs w:val="28"/>
-                  </w:rPr>
-                  <m:t>woman</m:t>
-                </m:r>
-              </m:e>
               <m:e>
                 <m:f>
                   <m:fPr>
@@ -8530,38 +8592,7 @@
                         <w:rFonts w:ascii="Cambria Math" w:hAnsi="Cambria Math" w:cs="Times New Roman"/>
                         <w:szCs w:val="28"/>
                       </w:rPr>
-                      <m:t>3</m:t>
-                    </m:r>
-                  </m:den>
-                </m:f>
-              </m:e>
-              <m:e>
-                <m:f>
-                  <m:fPr>
-                    <m:ctrlPr>
-                      <w:rPr>
-                        <w:rFonts w:ascii="Cambria Math" w:hAnsi="Cambria Math" w:cs="Times New Roman"/>
-                        <w:bCs/>
-                        <w:szCs w:val="28"/>
-                      </w:rPr>
-                    </m:ctrlPr>
-                  </m:fPr>
-                  <m:num>
-                    <m:r>
-                      <w:rPr>
-                        <w:rFonts w:ascii="Cambria Math" w:hAnsi="Cambria Math" w:cs="Times New Roman"/>
-                        <w:szCs w:val="28"/>
-                      </w:rPr>
-                      <m:t>4</m:t>
-                    </m:r>
-                  </m:num>
-                  <m:den>
-                    <m:r>
-                      <w:rPr>
-                        <w:rFonts w:ascii="Cambria Math" w:hAnsi="Cambria Math" w:cs="Times New Roman"/>
-                        <w:szCs w:val="28"/>
-                      </w:rPr>
-                      <m:t>21</m:t>
+                      <m:t>7</m:t>
                     </m:r>
                   </m:den>
                 </m:f>
@@ -9185,7 +9216,7 @@
                       <w:rFonts w:ascii="Cambria Math" w:hAnsi="Cambria Math" w:cs="Times New Roman"/>
                       <w:szCs w:val="28"/>
                     </w:rPr>
-                    <m:t>3</m:t>
+                    <m:t>2</m:t>
                   </m:r>
                 </m:num>
                 <m:den>
@@ -9221,7 +9252,7 @@
                       <w:rFonts w:ascii="Cambria Math" w:hAnsi="Cambria Math" w:cs="Times New Roman"/>
                       <w:szCs w:val="28"/>
                     </w:rPr>
-                    <m:t>2</m:t>
+                    <m:t>3</m:t>
                   </m:r>
                 </m:num>
                 <m:den>
@@ -11245,6 +11276,7 @@
           <w:color w:val="auto"/>
           <w:sz w:val="16"/>
           <w:szCs w:val="16"/>
+          <w:lang w:val="en-US"/>
         </w:rPr>
       </w:pPr>
       <w:r>
@@ -11266,19 +11298,87 @@
           <w:lang w:val="en-US"/>
         </w:rPr>
         <w:br/>
-        <w:t>from dataclasses import dataclass</w:t>
-      </w:r>
-      <w:r>
-        <w:rPr>
-          <w:rFonts w:ascii="Courier New" w:eastAsia="Times New Roman" w:hAnsi="Courier New"/>
-          <w:color w:val="auto"/>
-          <w:sz w:val="16"/>
-          <w:szCs w:val="16"/>
-          <w:lang w:val="en-US"/>
-        </w:rPr>
-        <w:br/>
-        <w:t>from functools import lru_cache</w:t>
-      </w:r>
+        <w:t xml:space="preserve">from </w:t>
+      </w:r>
+      <w:proofErr w:type="spellStart"/>
+      <w:r>
+        <w:rPr>
+          <w:rFonts w:ascii="Courier New" w:eastAsia="Times New Roman" w:hAnsi="Courier New"/>
+          <w:color w:val="auto"/>
+          <w:sz w:val="16"/>
+          <w:szCs w:val="16"/>
+          <w:lang w:val="en-US"/>
+        </w:rPr>
+        <w:t>dataclasses</w:t>
+      </w:r>
+      <w:proofErr w:type="spellEnd"/>
+      <w:r>
+        <w:rPr>
+          <w:rFonts w:ascii="Courier New" w:eastAsia="Times New Roman" w:hAnsi="Courier New"/>
+          <w:color w:val="auto"/>
+          <w:sz w:val="16"/>
+          <w:szCs w:val="16"/>
+          <w:lang w:val="en-US"/>
+        </w:rPr>
+        <w:t xml:space="preserve"> import </w:t>
+      </w:r>
+      <w:proofErr w:type="spellStart"/>
+      <w:r>
+        <w:rPr>
+          <w:rFonts w:ascii="Courier New" w:eastAsia="Times New Roman" w:hAnsi="Courier New"/>
+          <w:color w:val="auto"/>
+          <w:sz w:val="16"/>
+          <w:szCs w:val="16"/>
+          <w:lang w:val="en-US"/>
+        </w:rPr>
+        <w:t>dataclass</w:t>
+      </w:r>
+      <w:proofErr w:type="spellEnd"/>
+      <w:r>
+        <w:rPr>
+          <w:rFonts w:ascii="Courier New" w:eastAsia="Times New Roman" w:hAnsi="Courier New"/>
+          <w:color w:val="auto"/>
+          <w:sz w:val="16"/>
+          <w:szCs w:val="16"/>
+          <w:lang w:val="en-US"/>
+        </w:rPr>
+        <w:br/>
+        <w:t xml:space="preserve">from </w:t>
+      </w:r>
+      <w:proofErr w:type="spellStart"/>
+      <w:r>
+        <w:rPr>
+          <w:rFonts w:ascii="Courier New" w:eastAsia="Times New Roman" w:hAnsi="Courier New"/>
+          <w:color w:val="auto"/>
+          <w:sz w:val="16"/>
+          <w:szCs w:val="16"/>
+          <w:lang w:val="en-US"/>
+        </w:rPr>
+        <w:t>functools</w:t>
+      </w:r>
+      <w:proofErr w:type="spellEnd"/>
+      <w:r>
+        <w:rPr>
+          <w:rFonts w:ascii="Courier New" w:eastAsia="Times New Roman" w:hAnsi="Courier New"/>
+          <w:color w:val="auto"/>
+          <w:sz w:val="16"/>
+          <w:szCs w:val="16"/>
+          <w:lang w:val="en-US"/>
+        </w:rPr>
+        <w:t xml:space="preserve"> import </w:t>
+      </w:r>
+      <w:proofErr w:type="spellStart"/>
+      <w:r>
+        <w:rPr>
+          <w:rFonts w:ascii="Courier New" w:eastAsia="Times New Roman" w:hAnsi="Courier New"/>
+          <w:color w:val="auto"/>
+          <w:sz w:val="16"/>
+          <w:szCs w:val="16"/>
+          <w:lang w:val="en-US"/>
+        </w:rPr>
+        <w:t>lru_cache</w:t>
+      </w:r>
+      <w:proofErr w:type="spellEnd"/>
       <w:r>
         <w:rPr>
           <w:rFonts w:ascii="Courier New" w:eastAsia="Times New Roman" w:hAnsi="Courier New"/>
@@ -11299,7 +11399,29 @@
           <w:lang w:val="en-US"/>
         </w:rPr>
         <w:br/>
-        <w:t>from typing import Hashable, Sequence</w:t>
+        <w:t xml:space="preserve">from typing import </w:t>
+      </w:r>
+      <w:proofErr w:type="spellStart"/>
+      <w:r>
+        <w:rPr>
+          <w:rFonts w:ascii="Courier New" w:eastAsia="Times New Roman" w:hAnsi="Courier New"/>
+          <w:color w:val="auto"/>
+          <w:sz w:val="16"/>
+          <w:szCs w:val="16"/>
+          <w:lang w:val="en-US"/>
+        </w:rPr>
+        <w:t>Hashable</w:t>
+      </w:r>
+      <w:proofErr w:type="spellEnd"/>
+      <w:r>
+        <w:rPr>
+          <w:rFonts w:ascii="Courier New" w:eastAsia="Times New Roman" w:hAnsi="Courier New"/>
+          <w:color w:val="auto"/>
+          <w:sz w:val="16"/>
+          <w:szCs w:val="16"/>
+          <w:lang w:val="en-US"/>
+        </w:rPr>
+        <w:t>, Sequence</w:t>
       </w:r>
       <w:r>
         <w:rPr>
@@ -11363,7 +11485,29 @@
           <w:lang w:val="en-US"/>
         </w:rPr>
         <w:br/>
-        <w:t xml:space="preserve">    if isinstance(x, Fraction):</w:t>
+        <w:t xml:space="preserve">    if </w:t>
+      </w:r>
+      <w:proofErr w:type="spellStart"/>
+      <w:r>
+        <w:rPr>
+          <w:rFonts w:ascii="Courier New" w:eastAsia="Times New Roman" w:hAnsi="Courier New"/>
+          <w:color w:val="auto"/>
+          <w:sz w:val="16"/>
+          <w:szCs w:val="16"/>
+          <w:lang w:val="en-US"/>
+        </w:rPr>
+        <w:t>isinstance</w:t>
+      </w:r>
+      <w:proofErr w:type="spellEnd"/>
+      <w:r>
+        <w:rPr>
+          <w:rFonts w:ascii="Courier New" w:eastAsia="Times New Roman" w:hAnsi="Courier New"/>
+          <w:color w:val="auto"/>
+          <w:sz w:val="16"/>
+          <w:szCs w:val="16"/>
+          <w:lang w:val="en-US"/>
+        </w:rPr>
+        <w:t>(x, Fraction):</w:t>
       </w:r>
       <w:r>
         <w:rPr>
@@ -11385,38 +11529,104 @@
           <w:lang w:val="en-US"/>
         </w:rPr>
         <w:br/>
-        <w:t xml:space="preserve">    return Fraction(x).limit_denominator()</w:t>
-      </w:r>
-      <w:r>
-        <w:rPr>
-          <w:rFonts w:ascii="Courier New" w:eastAsia="Times New Roman" w:hAnsi="Courier New"/>
-          <w:color w:val="auto"/>
-          <w:sz w:val="16"/>
-          <w:szCs w:val="16"/>
-          <w:lang w:val="en-US"/>
-        </w:rPr>
-        <w:br/>
-      </w:r>
-      <w:r>
-        <w:rPr>
-          <w:rFonts w:ascii="Courier New" w:eastAsia="Times New Roman" w:hAnsi="Courier New"/>
-          <w:color w:val="auto"/>
-          <w:sz w:val="16"/>
-          <w:szCs w:val="16"/>
-          <w:lang w:val="en-US"/>
-        </w:rPr>
-        <w:br/>
-      </w:r>
-      <w:r>
-        <w:rPr>
-          <w:rFonts w:ascii="Courier New" w:eastAsia="Times New Roman" w:hAnsi="Courier New"/>
-          <w:color w:val="auto"/>
-          <w:sz w:val="16"/>
-          <w:szCs w:val="16"/>
-          <w:lang w:val="en-US"/>
-        </w:rPr>
-        <w:br/>
-        <w:t>def fmt_frac(x: Number, show_decimal: bool = True, digits: int = 6) -&gt; str:</w:t>
+        <w:t xml:space="preserve">    return Fraction(x).</w:t>
+      </w:r>
+      <w:proofErr w:type="spellStart"/>
+      <w:r>
+        <w:rPr>
+          <w:rFonts w:ascii="Courier New" w:eastAsia="Times New Roman" w:hAnsi="Courier New"/>
+          <w:color w:val="auto"/>
+          <w:sz w:val="16"/>
+          <w:szCs w:val="16"/>
+          <w:lang w:val="en-US"/>
+        </w:rPr>
+        <w:t>limit_denominator</w:t>
+      </w:r>
+      <w:proofErr w:type="spellEnd"/>
+      <w:r>
+        <w:rPr>
+          <w:rFonts w:ascii="Courier New" w:eastAsia="Times New Roman" w:hAnsi="Courier New"/>
+          <w:color w:val="auto"/>
+          <w:sz w:val="16"/>
+          <w:szCs w:val="16"/>
+          <w:lang w:val="en-US"/>
+        </w:rPr>
+        <w:t>()</w:t>
+      </w:r>
+      <w:r>
+        <w:rPr>
+          <w:rFonts w:ascii="Courier New" w:eastAsia="Times New Roman" w:hAnsi="Courier New"/>
+          <w:color w:val="auto"/>
+          <w:sz w:val="16"/>
+          <w:szCs w:val="16"/>
+          <w:lang w:val="en-US"/>
+        </w:rPr>
+        <w:br/>
+      </w:r>
+      <w:r>
+        <w:rPr>
+          <w:rFonts w:ascii="Courier New" w:eastAsia="Times New Roman" w:hAnsi="Courier New"/>
+          <w:color w:val="auto"/>
+          <w:sz w:val="16"/>
+          <w:szCs w:val="16"/>
+          <w:lang w:val="en-US"/>
+        </w:rPr>
+        <w:br/>
+      </w:r>
+      <w:r>
+        <w:rPr>
+          <w:rFonts w:ascii="Courier New" w:eastAsia="Times New Roman" w:hAnsi="Courier New"/>
+          <w:color w:val="auto"/>
+          <w:sz w:val="16"/>
+          <w:szCs w:val="16"/>
+          <w:lang w:val="en-US"/>
+        </w:rPr>
+        <w:br/>
+        <w:t xml:space="preserve">def </w:t>
+      </w:r>
+      <w:proofErr w:type="spellStart"/>
+      <w:r>
+        <w:rPr>
+          <w:rFonts w:ascii="Courier New" w:eastAsia="Times New Roman" w:hAnsi="Courier New"/>
+          <w:color w:val="auto"/>
+          <w:sz w:val="16"/>
+          <w:szCs w:val="16"/>
+          <w:lang w:val="en-US"/>
+        </w:rPr>
+        <w:t>fmt_frac</w:t>
+      </w:r>
+      <w:proofErr w:type="spellEnd"/>
+      <w:r>
+        <w:rPr>
+          <w:rFonts w:ascii="Courier New" w:eastAsia="Times New Roman" w:hAnsi="Courier New"/>
+          <w:color w:val="auto"/>
+          <w:sz w:val="16"/>
+          <w:szCs w:val="16"/>
+          <w:lang w:val="en-US"/>
+        </w:rPr>
+        <w:t xml:space="preserve">(x: Number, </w:t>
+      </w:r>
+      <w:proofErr w:type="spellStart"/>
+      <w:r>
+        <w:rPr>
+          <w:rFonts w:ascii="Courier New" w:eastAsia="Times New Roman" w:hAnsi="Courier New"/>
+          <w:color w:val="auto"/>
+          <w:sz w:val="16"/>
+          <w:szCs w:val="16"/>
+          <w:lang w:val="en-US"/>
+        </w:rPr>
+        <w:t>show_decimal</w:t>
+      </w:r>
+      <w:proofErr w:type="spellEnd"/>
+      <w:r>
+        <w:rPr>
+          <w:rFonts w:ascii="Courier New" w:eastAsia="Times New Roman" w:hAnsi="Courier New"/>
+          <w:color w:val="auto"/>
+          <w:sz w:val="16"/>
+          <w:szCs w:val="16"/>
+          <w:lang w:val="en-US"/>
+        </w:rPr>
+        <w:t>: bool = True, digits: int = 6) -&gt; str:</w:t>
       </w:r>
       <w:r>
         <w:rPr>
@@ -11438,18 +11648,62 @@
           <w:lang w:val="en-US"/>
         </w:rPr>
         <w:br/>
-        <w:t xml:space="preserve">    if value.denominator == 1:</w:t>
-      </w:r>
-      <w:r>
-        <w:rPr>
-          <w:rFonts w:ascii="Courier New" w:eastAsia="Times New Roman" w:hAnsi="Courier New"/>
-          <w:color w:val="auto"/>
-          <w:sz w:val="16"/>
-          <w:szCs w:val="16"/>
-          <w:lang w:val="en-US"/>
-        </w:rPr>
-        <w:br/>
-        <w:t xml:space="preserve">        base = str(value.numerator)</w:t>
+        <w:t xml:space="preserve">    if </w:t>
+      </w:r>
+      <w:proofErr w:type="spellStart"/>
+      <w:r>
+        <w:rPr>
+          <w:rFonts w:ascii="Courier New" w:eastAsia="Times New Roman" w:hAnsi="Courier New"/>
+          <w:color w:val="auto"/>
+          <w:sz w:val="16"/>
+          <w:szCs w:val="16"/>
+          <w:lang w:val="en-US"/>
+        </w:rPr>
+        <w:t>value.denominator</w:t>
+      </w:r>
+      <w:proofErr w:type="spellEnd"/>
+      <w:r>
+        <w:rPr>
+          <w:rFonts w:ascii="Courier New" w:eastAsia="Times New Roman" w:hAnsi="Courier New"/>
+          <w:color w:val="auto"/>
+          <w:sz w:val="16"/>
+          <w:szCs w:val="16"/>
+          <w:lang w:val="en-US"/>
+        </w:rPr>
+        <w:t xml:space="preserve"> == 1:</w:t>
+      </w:r>
+      <w:r>
+        <w:rPr>
+          <w:rFonts w:ascii="Courier New" w:eastAsia="Times New Roman" w:hAnsi="Courier New"/>
+          <w:color w:val="auto"/>
+          <w:sz w:val="16"/>
+          <w:szCs w:val="16"/>
+          <w:lang w:val="en-US"/>
+        </w:rPr>
+        <w:br/>
+        <w:t xml:space="preserve">        base = str(</w:t>
+      </w:r>
+      <w:proofErr w:type="spellStart"/>
+      <w:r>
+        <w:rPr>
+          <w:rFonts w:ascii="Courier New" w:eastAsia="Times New Roman" w:hAnsi="Courier New"/>
+          <w:color w:val="auto"/>
+          <w:sz w:val="16"/>
+          <w:szCs w:val="16"/>
+          <w:lang w:val="en-US"/>
+        </w:rPr>
+        <w:t>value.numerator</w:t>
+      </w:r>
+      <w:proofErr w:type="spellEnd"/>
+      <w:r>
+        <w:rPr>
+          <w:rFonts w:ascii="Courier New" w:eastAsia="Times New Roman" w:hAnsi="Courier New"/>
+          <w:color w:val="auto"/>
+          <w:sz w:val="16"/>
+          <w:szCs w:val="16"/>
+          <w:lang w:val="en-US"/>
+        </w:rPr>
+        <w:t>)</w:t>
       </w:r>
       <w:r>
         <w:rPr>
@@ -11471,28 +11725,94 @@
           <w:lang w:val="en-US"/>
         </w:rPr>
         <w:br/>
-        <w:t xml:space="preserve">        base = f"{value.numerator}/{value.denominator}"</w:t>
-      </w:r>
-      <w:r>
-        <w:rPr>
-          <w:rFonts w:ascii="Courier New" w:eastAsia="Times New Roman" w:hAnsi="Courier New"/>
-          <w:color w:val="auto"/>
-          <w:sz w:val="16"/>
-          <w:szCs w:val="16"/>
-          <w:lang w:val="en-US"/>
-        </w:rPr>
-        <w:br/>
-      </w:r>
-      <w:r>
-        <w:rPr>
-          <w:rFonts w:ascii="Courier New" w:eastAsia="Times New Roman" w:hAnsi="Courier New"/>
-          <w:color w:val="auto"/>
-          <w:sz w:val="16"/>
-          <w:szCs w:val="16"/>
-          <w:lang w:val="en-US"/>
-        </w:rPr>
-        <w:br/>
-        <w:t xml:space="preserve">    if not show_decimal:</w:t>
+        <w:t xml:space="preserve">        base = f"{</w:t>
+      </w:r>
+      <w:proofErr w:type="spellStart"/>
+      <w:r>
+        <w:rPr>
+          <w:rFonts w:ascii="Courier New" w:eastAsia="Times New Roman" w:hAnsi="Courier New"/>
+          <w:color w:val="auto"/>
+          <w:sz w:val="16"/>
+          <w:szCs w:val="16"/>
+          <w:lang w:val="en-US"/>
+        </w:rPr>
+        <w:t>value.numerator</w:t>
+      </w:r>
+      <w:proofErr w:type="spellEnd"/>
+      <w:r>
+        <w:rPr>
+          <w:rFonts w:ascii="Courier New" w:eastAsia="Times New Roman" w:hAnsi="Courier New"/>
+          <w:color w:val="auto"/>
+          <w:sz w:val="16"/>
+          <w:szCs w:val="16"/>
+          <w:lang w:val="en-US"/>
+        </w:rPr>
+        <w:t>}/{</w:t>
+      </w:r>
+      <w:proofErr w:type="spellStart"/>
+      <w:r>
+        <w:rPr>
+          <w:rFonts w:ascii="Courier New" w:eastAsia="Times New Roman" w:hAnsi="Courier New"/>
+          <w:color w:val="auto"/>
+          <w:sz w:val="16"/>
+          <w:szCs w:val="16"/>
+          <w:lang w:val="en-US"/>
+        </w:rPr>
+        <w:t>value.denominator</w:t>
+      </w:r>
+      <w:proofErr w:type="spellEnd"/>
+      <w:r>
+        <w:rPr>
+          <w:rFonts w:ascii="Courier New" w:eastAsia="Times New Roman" w:hAnsi="Courier New"/>
+          <w:color w:val="auto"/>
+          <w:sz w:val="16"/>
+          <w:szCs w:val="16"/>
+          <w:lang w:val="en-US"/>
+        </w:rPr>
+        <w:t>}"</w:t>
+      </w:r>
+      <w:r>
+        <w:rPr>
+          <w:rFonts w:ascii="Courier New" w:eastAsia="Times New Roman" w:hAnsi="Courier New"/>
+          <w:color w:val="auto"/>
+          <w:sz w:val="16"/>
+          <w:szCs w:val="16"/>
+          <w:lang w:val="en-US"/>
+        </w:rPr>
+        <w:br/>
+      </w:r>
+      <w:r>
+        <w:rPr>
+          <w:rFonts w:ascii="Courier New" w:eastAsia="Times New Roman" w:hAnsi="Courier New"/>
+          <w:color w:val="auto"/>
+          <w:sz w:val="16"/>
+          <w:szCs w:val="16"/>
+          <w:lang w:val="en-US"/>
+        </w:rPr>
+        <w:br/>
+        <w:t xml:space="preserve">    if not </w:t>
+      </w:r>
+      <w:proofErr w:type="spellStart"/>
+      <w:r>
+        <w:rPr>
+          <w:rFonts w:ascii="Courier New" w:eastAsia="Times New Roman" w:hAnsi="Courier New"/>
+          <w:color w:val="auto"/>
+          <w:sz w:val="16"/>
+          <w:szCs w:val="16"/>
+          <w:lang w:val="en-US"/>
+        </w:rPr>
+        <w:t>show_decimal</w:t>
+      </w:r>
+      <w:proofErr w:type="spellEnd"/>
+      <w:r>
+        <w:rPr>
+          <w:rFonts w:ascii="Courier New" w:eastAsia="Times New Roman" w:hAnsi="Courier New"/>
+          <w:color w:val="auto"/>
+          <w:sz w:val="16"/>
+          <w:szCs w:val="16"/>
+          <w:lang w:val="en-US"/>
+        </w:rPr>
+        <w:t>:</w:t>
       </w:r>
       <w:r>
         <w:rPr>
@@ -11557,28 +11877,94 @@
           <w:lang w:val="en-US"/>
         </w:rPr>
         <w:br/>
-        <w:t xml:space="preserve">    return f"{base} ≈ {dec:.{digits}f}".rstrip("0").rstrip(".")</w:t>
-      </w:r>
-      <w:r>
-        <w:rPr>
-          <w:rFonts w:ascii="Courier New" w:eastAsia="Times New Roman" w:hAnsi="Courier New"/>
-          <w:color w:val="auto"/>
-          <w:sz w:val="16"/>
-          <w:szCs w:val="16"/>
-          <w:lang w:val="en-US"/>
-        </w:rPr>
-        <w:br/>
-      </w:r>
-      <w:r>
-        <w:rPr>
-          <w:rFonts w:ascii="Courier New" w:eastAsia="Times New Roman" w:hAnsi="Courier New"/>
-          <w:color w:val="auto"/>
-          <w:sz w:val="16"/>
-          <w:szCs w:val="16"/>
-          <w:lang w:val="en-US"/>
-        </w:rPr>
-        <w:br/>
-        <w:t>def fmt_strategy(strategy: tuple[Fraction, Fraction], labels: tuple[str, str]) -&gt; str:</w:t>
+        <w:t xml:space="preserve">    return f"{base} ≈ {dec:.{digits}f}".</w:t>
+      </w:r>
+      <w:proofErr w:type="spellStart"/>
+      <w:r>
+        <w:rPr>
+          <w:rFonts w:ascii="Courier New" w:eastAsia="Times New Roman" w:hAnsi="Courier New"/>
+          <w:color w:val="auto"/>
+          <w:sz w:val="16"/>
+          <w:szCs w:val="16"/>
+          <w:lang w:val="en-US"/>
+        </w:rPr>
+        <w:t>rstrip</w:t>
+      </w:r>
+      <w:proofErr w:type="spellEnd"/>
+      <w:r>
+        <w:rPr>
+          <w:rFonts w:ascii="Courier New" w:eastAsia="Times New Roman" w:hAnsi="Courier New"/>
+          <w:color w:val="auto"/>
+          <w:sz w:val="16"/>
+          <w:szCs w:val="16"/>
+          <w:lang w:val="en-US"/>
+        </w:rPr>
+        <w:t>("0").</w:t>
+      </w:r>
+      <w:proofErr w:type="spellStart"/>
+      <w:r>
+        <w:rPr>
+          <w:rFonts w:ascii="Courier New" w:eastAsia="Times New Roman" w:hAnsi="Courier New"/>
+          <w:color w:val="auto"/>
+          <w:sz w:val="16"/>
+          <w:szCs w:val="16"/>
+          <w:lang w:val="en-US"/>
+        </w:rPr>
+        <w:t>rstrip</w:t>
+      </w:r>
+      <w:proofErr w:type="spellEnd"/>
+      <w:r>
+        <w:rPr>
+          <w:rFonts w:ascii="Courier New" w:eastAsia="Times New Roman" w:hAnsi="Courier New"/>
+          <w:color w:val="auto"/>
+          <w:sz w:val="16"/>
+          <w:szCs w:val="16"/>
+          <w:lang w:val="en-US"/>
+        </w:rPr>
+        <w:t>(".")</w:t>
+      </w:r>
+      <w:r>
+        <w:rPr>
+          <w:rFonts w:ascii="Courier New" w:eastAsia="Times New Roman" w:hAnsi="Courier New"/>
+          <w:color w:val="auto"/>
+          <w:sz w:val="16"/>
+          <w:szCs w:val="16"/>
+          <w:lang w:val="en-US"/>
+        </w:rPr>
+        <w:br/>
+      </w:r>
+      <w:r>
+        <w:rPr>
+          <w:rFonts w:ascii="Courier New" w:eastAsia="Times New Roman" w:hAnsi="Courier New"/>
+          <w:color w:val="auto"/>
+          <w:sz w:val="16"/>
+          <w:szCs w:val="16"/>
+          <w:lang w:val="en-US"/>
+        </w:rPr>
+        <w:br/>
+        <w:t xml:space="preserve">def </w:t>
+      </w:r>
+      <w:proofErr w:type="spellStart"/>
+      <w:r>
+        <w:rPr>
+          <w:rFonts w:ascii="Courier New" w:eastAsia="Times New Roman" w:hAnsi="Courier New"/>
+          <w:color w:val="auto"/>
+          <w:sz w:val="16"/>
+          <w:szCs w:val="16"/>
+          <w:lang w:val="en-US"/>
+        </w:rPr>
+        <w:t>fmt_strategy</w:t>
+      </w:r>
+      <w:proofErr w:type="spellEnd"/>
+      <w:r>
+        <w:rPr>
+          <w:rFonts w:ascii="Courier New" w:eastAsia="Times New Roman" w:hAnsi="Courier New"/>
+          <w:color w:val="auto"/>
+          <w:sz w:val="16"/>
+          <w:szCs w:val="16"/>
+          <w:lang w:val="en-US"/>
+        </w:rPr>
+        <w:t>(strategy: tuple[Fraction, Fraction], labels: tuple[str, str]) -&gt; str:</w:t>
       </w:r>
       <w:r>
         <w:rPr>
@@ -11600,18 +11986,62 @@
           <w:lang w:val="en-US"/>
         </w:rPr>
         <w:br/>
-        <w:t xml:space="preserve">        f"({labels[0]}: {fmt_frac(strategy[0])}; "</w:t>
-      </w:r>
-      <w:r>
-        <w:rPr>
-          <w:rFonts w:ascii="Courier New" w:eastAsia="Times New Roman" w:hAnsi="Courier New"/>
-          <w:color w:val="auto"/>
-          <w:sz w:val="16"/>
-          <w:szCs w:val="16"/>
-          <w:lang w:val="en-US"/>
-        </w:rPr>
-        <w:br/>
-        <w:t xml:space="preserve">        f"{labels[1]}: {fmt_frac(strategy[1])})"</w:t>
+        <w:t xml:space="preserve">        f"({labels[0]}: {</w:t>
+      </w:r>
+      <w:proofErr w:type="spellStart"/>
+      <w:r>
+        <w:rPr>
+          <w:rFonts w:ascii="Courier New" w:eastAsia="Times New Roman" w:hAnsi="Courier New"/>
+          <w:color w:val="auto"/>
+          <w:sz w:val="16"/>
+          <w:szCs w:val="16"/>
+          <w:lang w:val="en-US"/>
+        </w:rPr>
+        <w:t>fmt_frac</w:t>
+      </w:r>
+      <w:proofErr w:type="spellEnd"/>
+      <w:r>
+        <w:rPr>
+          <w:rFonts w:ascii="Courier New" w:eastAsia="Times New Roman" w:hAnsi="Courier New"/>
+          <w:color w:val="auto"/>
+          <w:sz w:val="16"/>
+          <w:szCs w:val="16"/>
+          <w:lang w:val="en-US"/>
+        </w:rPr>
+        <w:t>(strategy[0])}; "</w:t>
+      </w:r>
+      <w:r>
+        <w:rPr>
+          <w:rFonts w:ascii="Courier New" w:eastAsia="Times New Roman" w:hAnsi="Courier New"/>
+          <w:color w:val="auto"/>
+          <w:sz w:val="16"/>
+          <w:szCs w:val="16"/>
+          <w:lang w:val="en-US"/>
+        </w:rPr>
+        <w:br/>
+        <w:t xml:space="preserve">        f"{labels[1]}: {</w:t>
+      </w:r>
+      <w:proofErr w:type="spellStart"/>
+      <w:r>
+        <w:rPr>
+          <w:rFonts w:ascii="Courier New" w:eastAsia="Times New Roman" w:hAnsi="Courier New"/>
+          <w:color w:val="auto"/>
+          <w:sz w:val="16"/>
+          <w:szCs w:val="16"/>
+          <w:lang w:val="en-US"/>
+        </w:rPr>
+        <w:t>fmt_frac</w:t>
+      </w:r>
+      <w:proofErr w:type="spellEnd"/>
+      <w:r>
+        <w:rPr>
+          <w:rFonts w:ascii="Courier New" w:eastAsia="Times New Roman" w:hAnsi="Courier New"/>
+          <w:color w:val="auto"/>
+          <w:sz w:val="16"/>
+          <w:szCs w:val="16"/>
+          <w:lang w:val="en-US"/>
+        </w:rPr>
+        <w:t>(strategy[1])})"</w:t>
       </w:r>
       <w:r>
         <w:rPr>
@@ -11665,18 +12095,62 @@
           <w:lang w:val="en-US"/>
         </w:rPr>
         <w:br/>
-        <w:t xml:space="preserve">        row_labels: tuple[str, str] = ("1", "2"),</w:t>
-      </w:r>
-      <w:r>
-        <w:rPr>
-          <w:rFonts w:ascii="Courier New" w:eastAsia="Times New Roman" w:hAnsi="Courier New"/>
-          <w:color w:val="auto"/>
-          <w:sz w:val="16"/>
-          <w:szCs w:val="16"/>
-          <w:lang w:val="en-US"/>
-        </w:rPr>
-        <w:br/>
-        <w:t xml:space="preserve">        col_labels: tuple[str, str] = ("1", "2"),</w:t>
+        <w:t xml:space="preserve">        </w:t>
+      </w:r>
+      <w:proofErr w:type="spellStart"/>
+      <w:r>
+        <w:rPr>
+          <w:rFonts w:ascii="Courier New" w:eastAsia="Times New Roman" w:hAnsi="Courier New"/>
+          <w:color w:val="auto"/>
+          <w:sz w:val="16"/>
+          <w:szCs w:val="16"/>
+          <w:lang w:val="en-US"/>
+        </w:rPr>
+        <w:t>row_labels</w:t>
+      </w:r>
+      <w:proofErr w:type="spellEnd"/>
+      <w:r>
+        <w:rPr>
+          <w:rFonts w:ascii="Courier New" w:eastAsia="Times New Roman" w:hAnsi="Courier New"/>
+          <w:color w:val="auto"/>
+          <w:sz w:val="16"/>
+          <w:szCs w:val="16"/>
+          <w:lang w:val="en-US"/>
+        </w:rPr>
+        <w:t>: tuple[str, str] = ("1", "2"),</w:t>
+      </w:r>
+      <w:r>
+        <w:rPr>
+          <w:rFonts w:ascii="Courier New" w:eastAsia="Times New Roman" w:hAnsi="Courier New"/>
+          <w:color w:val="auto"/>
+          <w:sz w:val="16"/>
+          <w:szCs w:val="16"/>
+          <w:lang w:val="en-US"/>
+        </w:rPr>
+        <w:br/>
+        <w:t xml:space="preserve">        </w:t>
+      </w:r>
+      <w:proofErr w:type="spellStart"/>
+      <w:r>
+        <w:rPr>
+          <w:rFonts w:ascii="Courier New" w:eastAsia="Times New Roman" w:hAnsi="Courier New"/>
+          <w:color w:val="auto"/>
+          <w:sz w:val="16"/>
+          <w:szCs w:val="16"/>
+          <w:lang w:val="en-US"/>
+        </w:rPr>
+        <w:t>col_labels</w:t>
+      </w:r>
+      <w:proofErr w:type="spellEnd"/>
+      <w:r>
+        <w:rPr>
+          <w:rFonts w:ascii="Courier New" w:eastAsia="Times New Roman" w:hAnsi="Courier New"/>
+          <w:color w:val="auto"/>
+          <w:sz w:val="16"/>
+          <w:szCs w:val="16"/>
+          <w:lang w:val="en-US"/>
+        </w:rPr>
+        <w:t>: tuple[str, str] = ("1", "2"),</w:t>
       </w:r>
       <w:r>
         <w:rPr>
@@ -11720,7 +12194,29 @@
           <w:lang w:val="en-US"/>
         </w:rPr>
         <w:br/>
-        <w:t xml:space="preserve">    for label, row in zip(row_labels, matrix):</w:t>
+        <w:t xml:space="preserve">    for label, row in zip(</w:t>
+      </w:r>
+      <w:proofErr w:type="spellStart"/>
+      <w:r>
+        <w:rPr>
+          <w:rFonts w:ascii="Courier New" w:eastAsia="Times New Roman" w:hAnsi="Courier New"/>
+          <w:color w:val="auto"/>
+          <w:sz w:val="16"/>
+          <w:szCs w:val="16"/>
+          <w:lang w:val="en-US"/>
+        </w:rPr>
+        <w:t>row_labels</w:t>
+      </w:r>
+      <w:proofErr w:type="spellEnd"/>
+      <w:r>
+        <w:rPr>
+          <w:rFonts w:ascii="Courier New" w:eastAsia="Times New Roman" w:hAnsi="Courier New"/>
+          <w:color w:val="auto"/>
+          <w:sz w:val="16"/>
+          <w:szCs w:val="16"/>
+          <w:lang w:val="en-US"/>
+        </w:rPr>
+        <w:t>, matrix):</w:t>
       </w:r>
       <w:r>
         <w:rPr>
@@ -11796,51 +12292,161 @@
           <w:lang w:val="en-US"/>
         </w:rPr>
         <w:br/>
-        <w:t xml:space="preserve">    row_strategy: tuple[Fraction, Fraction]</w:t>
-      </w:r>
-      <w:r>
-        <w:rPr>
-          <w:rFonts w:ascii="Courier New" w:eastAsia="Times New Roman" w:hAnsi="Courier New"/>
-          <w:color w:val="auto"/>
-          <w:sz w:val="16"/>
-          <w:szCs w:val="16"/>
-          <w:lang w:val="en-US"/>
-        </w:rPr>
-        <w:br/>
-        <w:t xml:space="preserve">    col_strategy: tuple[Fraction, Fraction]</w:t>
-      </w:r>
-      <w:r>
-        <w:rPr>
-          <w:rFonts w:ascii="Courier New" w:eastAsia="Times New Roman" w:hAnsi="Courier New"/>
-          <w:color w:val="auto"/>
-          <w:sz w:val="16"/>
-          <w:szCs w:val="16"/>
-          <w:lang w:val="en-US"/>
-        </w:rPr>
-        <w:br/>
-        <w:t xml:space="preserve">    lower_price: Fraction</w:t>
-      </w:r>
-      <w:r>
-        <w:rPr>
-          <w:rFonts w:ascii="Courier New" w:eastAsia="Times New Roman" w:hAnsi="Courier New"/>
-          <w:color w:val="auto"/>
-          <w:sz w:val="16"/>
-          <w:szCs w:val="16"/>
-          <w:lang w:val="en-US"/>
-        </w:rPr>
-        <w:br/>
-        <w:t xml:space="preserve">    upper_price: Fraction</w:t>
-      </w:r>
-      <w:r>
-        <w:rPr>
-          <w:rFonts w:ascii="Courier New" w:eastAsia="Times New Roman" w:hAnsi="Courier New"/>
-          <w:color w:val="auto"/>
-          <w:sz w:val="16"/>
-          <w:szCs w:val="16"/>
-          <w:lang w:val="en-US"/>
-        </w:rPr>
-        <w:br/>
-        <w:t xml:space="preserve">    saddle_points: tuple[tuple[int, int], ...]</w:t>
+        <w:t xml:space="preserve">    </w:t>
+      </w:r>
+      <w:proofErr w:type="spellStart"/>
+      <w:r>
+        <w:rPr>
+          <w:rFonts w:ascii="Courier New" w:eastAsia="Times New Roman" w:hAnsi="Courier New"/>
+          <w:color w:val="auto"/>
+          <w:sz w:val="16"/>
+          <w:szCs w:val="16"/>
+          <w:lang w:val="en-US"/>
+        </w:rPr>
+        <w:t>row_strategy</w:t>
+      </w:r>
+      <w:proofErr w:type="spellEnd"/>
+      <w:r>
+        <w:rPr>
+          <w:rFonts w:ascii="Courier New" w:eastAsia="Times New Roman" w:hAnsi="Courier New"/>
+          <w:color w:val="auto"/>
+          <w:sz w:val="16"/>
+          <w:szCs w:val="16"/>
+          <w:lang w:val="en-US"/>
+        </w:rPr>
+        <w:t>: tuple[Fraction, Fraction]</w:t>
+      </w:r>
+      <w:r>
+        <w:rPr>
+          <w:rFonts w:ascii="Courier New" w:eastAsia="Times New Roman" w:hAnsi="Courier New"/>
+          <w:color w:val="auto"/>
+          <w:sz w:val="16"/>
+          <w:szCs w:val="16"/>
+          <w:lang w:val="en-US"/>
+        </w:rPr>
+        <w:br/>
+        <w:t xml:space="preserve">    </w:t>
+      </w:r>
+      <w:proofErr w:type="spellStart"/>
+      <w:r>
+        <w:rPr>
+          <w:rFonts w:ascii="Courier New" w:eastAsia="Times New Roman" w:hAnsi="Courier New"/>
+          <w:color w:val="auto"/>
+          <w:sz w:val="16"/>
+          <w:szCs w:val="16"/>
+          <w:lang w:val="en-US"/>
+        </w:rPr>
+        <w:t>col_strategy</w:t>
+      </w:r>
+      <w:proofErr w:type="spellEnd"/>
+      <w:r>
+        <w:rPr>
+          <w:rFonts w:ascii="Courier New" w:eastAsia="Times New Roman" w:hAnsi="Courier New"/>
+          <w:color w:val="auto"/>
+          <w:sz w:val="16"/>
+          <w:szCs w:val="16"/>
+          <w:lang w:val="en-US"/>
+        </w:rPr>
+        <w:t>: tuple[Fraction, Fraction]</w:t>
+      </w:r>
+      <w:r>
+        <w:rPr>
+          <w:rFonts w:ascii="Courier New" w:eastAsia="Times New Roman" w:hAnsi="Courier New"/>
+          <w:color w:val="auto"/>
+          <w:sz w:val="16"/>
+          <w:szCs w:val="16"/>
+          <w:lang w:val="en-US"/>
+        </w:rPr>
+        <w:br/>
+        <w:t xml:space="preserve">    </w:t>
+      </w:r>
+      <w:proofErr w:type="spellStart"/>
+      <w:r>
+        <w:rPr>
+          <w:rFonts w:ascii="Courier New" w:eastAsia="Times New Roman" w:hAnsi="Courier New"/>
+          <w:color w:val="auto"/>
+          <w:sz w:val="16"/>
+          <w:szCs w:val="16"/>
+          <w:lang w:val="en-US"/>
+        </w:rPr>
+        <w:t>lower_price</w:t>
+      </w:r>
+      <w:proofErr w:type="spellEnd"/>
+      <w:r>
+        <w:rPr>
+          <w:rFonts w:ascii="Courier New" w:eastAsia="Times New Roman" w:hAnsi="Courier New"/>
+          <w:color w:val="auto"/>
+          <w:sz w:val="16"/>
+          <w:szCs w:val="16"/>
+          <w:lang w:val="en-US"/>
+        </w:rPr>
+        <w:t>: Fraction</w:t>
+      </w:r>
+      <w:r>
+        <w:rPr>
+          <w:rFonts w:ascii="Courier New" w:eastAsia="Times New Roman" w:hAnsi="Courier New"/>
+          <w:color w:val="auto"/>
+          <w:sz w:val="16"/>
+          <w:szCs w:val="16"/>
+          <w:lang w:val="en-US"/>
+        </w:rPr>
+        <w:br/>
+        <w:t xml:space="preserve">    </w:t>
+      </w:r>
+      <w:proofErr w:type="spellStart"/>
+      <w:r>
+        <w:rPr>
+          <w:rFonts w:ascii="Courier New" w:eastAsia="Times New Roman" w:hAnsi="Courier New"/>
+          <w:color w:val="auto"/>
+          <w:sz w:val="16"/>
+          <w:szCs w:val="16"/>
+          <w:lang w:val="en-US"/>
+        </w:rPr>
+        <w:t>upper_price</w:t>
+      </w:r>
+      <w:proofErr w:type="spellEnd"/>
+      <w:r>
+        <w:rPr>
+          <w:rFonts w:ascii="Courier New" w:eastAsia="Times New Roman" w:hAnsi="Courier New"/>
+          <w:color w:val="auto"/>
+          <w:sz w:val="16"/>
+          <w:szCs w:val="16"/>
+          <w:lang w:val="en-US"/>
+        </w:rPr>
+        <w:t>: Fraction</w:t>
+      </w:r>
+      <w:r>
+        <w:rPr>
+          <w:rFonts w:ascii="Courier New" w:eastAsia="Times New Roman" w:hAnsi="Courier New"/>
+          <w:color w:val="auto"/>
+          <w:sz w:val="16"/>
+          <w:szCs w:val="16"/>
+          <w:lang w:val="en-US"/>
+        </w:rPr>
+        <w:br/>
+        <w:t xml:space="preserve">    </w:t>
+      </w:r>
+      <w:proofErr w:type="spellStart"/>
+      <w:r>
+        <w:rPr>
+          <w:rFonts w:ascii="Courier New" w:eastAsia="Times New Roman" w:hAnsi="Courier New"/>
+          <w:color w:val="auto"/>
+          <w:sz w:val="16"/>
+          <w:szCs w:val="16"/>
+          <w:lang w:val="en-US"/>
+        </w:rPr>
+        <w:t>saddle_points</w:t>
+      </w:r>
+      <w:proofErr w:type="spellEnd"/>
+      <w:r>
+        <w:rPr>
+          <w:rFonts w:ascii="Courier New" w:eastAsia="Times New Roman" w:hAnsi="Courier New"/>
+          <w:color w:val="auto"/>
+          <w:sz w:val="16"/>
+          <w:szCs w:val="16"/>
+          <w:lang w:val="en-US"/>
+        </w:rPr>
+        <w:t>: tuple[tuple[int, int], ...]</w:t>
       </w:r>
       <w:r>
         <w:rPr>
@@ -11872,29 +12478,161 @@
           <w:lang w:val="en-US"/>
         </w:rPr>
         <w:br/>
-        <w:t>def solve_zero_sum_2x2(matrix_like: Sequence[Sequence[Number]]) -&gt; Matrix2x2Solution:</w:t>
-      </w:r>
-      <w:r>
-        <w:rPr>
-          <w:rFonts w:ascii="Courier New" w:eastAsia="Times New Roman" w:hAnsi="Courier New"/>
-          <w:color w:val="auto"/>
-          <w:sz w:val="16"/>
-          <w:szCs w:val="16"/>
-          <w:lang w:val="en-US"/>
-        </w:rPr>
-        <w:br/>
-        <w:t xml:space="preserve">    if len(matrix_like) != 2 or any(len(row) != 2 for row in matrix_like):</w:t>
-      </w:r>
-      <w:r>
-        <w:rPr>
-          <w:rFonts w:ascii="Courier New" w:eastAsia="Times New Roman" w:hAnsi="Courier New"/>
-          <w:color w:val="auto"/>
-          <w:sz w:val="16"/>
-          <w:szCs w:val="16"/>
-          <w:lang w:val="en-US"/>
-        </w:rPr>
-        <w:br/>
-        <w:t xml:space="preserve">        raise ValueError("</w:t>
+        <w:t>def solve_zero_sum_2x2(</w:t>
+      </w:r>
+      <w:proofErr w:type="spellStart"/>
+      <w:r>
+        <w:rPr>
+          <w:rFonts w:ascii="Courier New" w:eastAsia="Times New Roman" w:hAnsi="Courier New"/>
+          <w:color w:val="auto"/>
+          <w:sz w:val="16"/>
+          <w:szCs w:val="16"/>
+          <w:lang w:val="en-US"/>
+        </w:rPr>
+        <w:t>matrix_like</w:t>
+      </w:r>
+      <w:proofErr w:type="spellEnd"/>
+      <w:r>
+        <w:rPr>
+          <w:rFonts w:ascii="Courier New" w:eastAsia="Times New Roman" w:hAnsi="Courier New"/>
+          <w:color w:val="auto"/>
+          <w:sz w:val="16"/>
+          <w:szCs w:val="16"/>
+          <w:lang w:val="en-US"/>
+        </w:rPr>
+        <w:t>: Sequence[Sequence[Number]]) -&gt; Matrix2x2Solution:</w:t>
+      </w:r>
+      <w:r>
+        <w:rPr>
+          <w:rFonts w:ascii="Courier New" w:eastAsia="Times New Roman" w:hAnsi="Courier New"/>
+          <w:color w:val="auto"/>
+          <w:sz w:val="16"/>
+          <w:szCs w:val="16"/>
+          <w:lang w:val="en-US"/>
+        </w:rPr>
+        <w:br/>
+        <w:t xml:space="preserve">    if </w:t>
+      </w:r>
+      <w:proofErr w:type="spellStart"/>
+      <w:r>
+        <w:rPr>
+          <w:rFonts w:ascii="Courier New" w:eastAsia="Times New Roman" w:hAnsi="Courier New"/>
+          <w:color w:val="auto"/>
+          <w:sz w:val="16"/>
+          <w:szCs w:val="16"/>
+          <w:lang w:val="en-US"/>
+        </w:rPr>
+        <w:t>len</w:t>
+      </w:r>
+      <w:proofErr w:type="spellEnd"/>
+      <w:r>
+        <w:rPr>
+          <w:rFonts w:ascii="Courier New" w:eastAsia="Times New Roman" w:hAnsi="Courier New"/>
+          <w:color w:val="auto"/>
+          <w:sz w:val="16"/>
+          <w:szCs w:val="16"/>
+          <w:lang w:val="en-US"/>
+        </w:rPr>
+        <w:t>(</w:t>
+      </w:r>
+      <w:proofErr w:type="spellStart"/>
+      <w:r>
+        <w:rPr>
+          <w:rFonts w:ascii="Courier New" w:eastAsia="Times New Roman" w:hAnsi="Courier New"/>
+          <w:color w:val="auto"/>
+          <w:sz w:val="16"/>
+          <w:szCs w:val="16"/>
+          <w:lang w:val="en-US"/>
+        </w:rPr>
+        <w:t>matrix_like</w:t>
+      </w:r>
+      <w:proofErr w:type="spellEnd"/>
+      <w:r>
+        <w:rPr>
+          <w:rFonts w:ascii="Courier New" w:eastAsia="Times New Roman" w:hAnsi="Courier New"/>
+          <w:color w:val="auto"/>
+          <w:sz w:val="16"/>
+          <w:szCs w:val="16"/>
+          <w:lang w:val="en-US"/>
+        </w:rPr>
+        <w:t>) != 2 or any(</w:t>
+      </w:r>
+      <w:proofErr w:type="spellStart"/>
+      <w:r>
+        <w:rPr>
+          <w:rFonts w:ascii="Courier New" w:eastAsia="Times New Roman" w:hAnsi="Courier New"/>
+          <w:color w:val="auto"/>
+          <w:sz w:val="16"/>
+          <w:szCs w:val="16"/>
+          <w:lang w:val="en-US"/>
+        </w:rPr>
+        <w:t>len</w:t>
+      </w:r>
+      <w:proofErr w:type="spellEnd"/>
+      <w:r>
+        <w:rPr>
+          <w:rFonts w:ascii="Courier New" w:eastAsia="Times New Roman" w:hAnsi="Courier New"/>
+          <w:color w:val="auto"/>
+          <w:sz w:val="16"/>
+          <w:szCs w:val="16"/>
+          <w:lang w:val="en-US"/>
+        </w:rPr>
+        <w:t xml:space="preserve">(row) != 2 for row in </w:t>
+      </w:r>
+      <w:proofErr w:type="spellStart"/>
+      <w:r>
+        <w:rPr>
+          <w:rFonts w:ascii="Courier New" w:eastAsia="Times New Roman" w:hAnsi="Courier New"/>
+          <w:color w:val="auto"/>
+          <w:sz w:val="16"/>
+          <w:szCs w:val="16"/>
+          <w:lang w:val="en-US"/>
+        </w:rPr>
+        <w:t>matrix_like</w:t>
+      </w:r>
+      <w:proofErr w:type="spellEnd"/>
+      <w:r>
+        <w:rPr>
+          <w:rFonts w:ascii="Courier New" w:eastAsia="Times New Roman" w:hAnsi="Courier New"/>
+          <w:color w:val="auto"/>
+          <w:sz w:val="16"/>
+          <w:szCs w:val="16"/>
+          <w:lang w:val="en-US"/>
+        </w:rPr>
+        <w:t>):</w:t>
+      </w:r>
+      <w:r>
+        <w:rPr>
+          <w:rFonts w:ascii="Courier New" w:eastAsia="Times New Roman" w:hAnsi="Courier New"/>
+          <w:color w:val="auto"/>
+          <w:sz w:val="16"/>
+          <w:szCs w:val="16"/>
+          <w:lang w:val="en-US"/>
+        </w:rPr>
+        <w:br/>
+        <w:t xml:space="preserve">        raise </w:t>
+      </w:r>
+      <w:proofErr w:type="spellStart"/>
+      <w:r>
+        <w:rPr>
+          <w:rFonts w:ascii="Courier New" w:eastAsia="Times New Roman" w:hAnsi="Courier New"/>
+          <w:color w:val="auto"/>
+          <w:sz w:val="16"/>
+          <w:szCs w:val="16"/>
+          <w:lang w:val="en-US"/>
+        </w:rPr>
+        <w:t>ValueError</w:t>
+      </w:r>
+      <w:proofErr w:type="spellEnd"/>
+      <w:r>
+        <w:rPr>
+          <w:rFonts w:ascii="Courier New" w:eastAsia="Times New Roman" w:hAnsi="Courier New"/>
+          <w:color w:val="auto"/>
+          <w:sz w:val="16"/>
+          <w:szCs w:val="16"/>
+          <w:lang w:val="en-US"/>
+        </w:rPr>
+        <w:t>("</w:t>
       </w:r>
       <w:r>
         <w:rPr>
@@ -11972,7 +12710,29 @@
           <w:lang w:val="en-US"/>
         </w:rPr>
         <w:br/>
-        <w:t xml:space="preserve">    matrix = tuple(tuple(F(x) for x in row) for row in matrix_like)  # type: ignore[assignment]</w:t>
+        <w:t xml:space="preserve">    matrix = tuple(tuple(F(x) for x in row) for row in </w:t>
+      </w:r>
+      <w:proofErr w:type="spellStart"/>
+      <w:r>
+        <w:rPr>
+          <w:rFonts w:ascii="Courier New" w:eastAsia="Times New Roman" w:hAnsi="Courier New"/>
+          <w:color w:val="auto"/>
+          <w:sz w:val="16"/>
+          <w:szCs w:val="16"/>
+          <w:lang w:val="en-US"/>
+        </w:rPr>
+        <w:t>matrix_like</w:t>
+      </w:r>
+      <w:proofErr w:type="spellEnd"/>
+      <w:r>
+        <w:rPr>
+          <w:rFonts w:ascii="Courier New" w:eastAsia="Times New Roman" w:hAnsi="Courier New"/>
+          <w:color w:val="auto"/>
+          <w:sz w:val="16"/>
+          <w:szCs w:val="16"/>
+          <w:lang w:val="en-US"/>
+        </w:rPr>
+        <w:t>)  # type: ignore[assignment]</w:t>
       </w:r>
       <w:r>
         <w:rPr>
@@ -12015,72 +12775,270 @@
           <w:lang w:val="en-US"/>
         </w:rPr>
         <w:br/>
-        <w:t xml:space="preserve">    row_mins = (min(matrix[0]), min(matrix[1]))</w:t>
-      </w:r>
-      <w:r>
-        <w:rPr>
-          <w:rFonts w:ascii="Courier New" w:eastAsia="Times New Roman" w:hAnsi="Courier New"/>
-          <w:color w:val="auto"/>
-          <w:sz w:val="16"/>
-          <w:szCs w:val="16"/>
-          <w:lang w:val="en-US"/>
-        </w:rPr>
-        <w:br/>
-        <w:t xml:space="preserve">    lower_price = max(row_mins)</w:t>
-      </w:r>
-      <w:r>
-        <w:rPr>
-          <w:rFonts w:ascii="Courier New" w:eastAsia="Times New Roman" w:hAnsi="Courier New"/>
-          <w:color w:val="auto"/>
-          <w:sz w:val="16"/>
-          <w:szCs w:val="16"/>
-          <w:lang w:val="en-US"/>
-        </w:rPr>
-        <w:br/>
-        <w:t xml:space="preserve">    col_maxs = (max(matrix[0][0], matrix[1][0]), max(matrix[0][1], matrix[1][1]))</w:t>
-      </w:r>
-      <w:r>
-        <w:rPr>
-          <w:rFonts w:ascii="Courier New" w:eastAsia="Times New Roman" w:hAnsi="Courier New"/>
-          <w:color w:val="auto"/>
-          <w:sz w:val="16"/>
-          <w:szCs w:val="16"/>
-          <w:lang w:val="en-US"/>
-        </w:rPr>
-        <w:br/>
-        <w:t xml:space="preserve">    upper_price = min(col_maxs)</w:t>
-      </w:r>
-      <w:r>
-        <w:rPr>
-          <w:rFonts w:ascii="Courier New" w:eastAsia="Times New Roman" w:hAnsi="Courier New"/>
-          <w:color w:val="auto"/>
-          <w:sz w:val="16"/>
-          <w:szCs w:val="16"/>
-          <w:lang w:val="en-US"/>
-        </w:rPr>
-        <w:br/>
-      </w:r>
-      <w:r>
-        <w:rPr>
-          <w:rFonts w:ascii="Courier New" w:eastAsia="Times New Roman" w:hAnsi="Courier New"/>
-          <w:color w:val="auto"/>
-          <w:sz w:val="16"/>
-          <w:szCs w:val="16"/>
-          <w:lang w:val="en-US"/>
-        </w:rPr>
-        <w:br/>
-        <w:t xml:space="preserve">    saddle_points: list[tuple[int, int]] = []</w:t>
-      </w:r>
-      <w:r>
-        <w:rPr>
-          <w:rFonts w:ascii="Courier New" w:eastAsia="Times New Roman" w:hAnsi="Courier New"/>
-          <w:color w:val="auto"/>
-          <w:sz w:val="16"/>
-          <w:szCs w:val="16"/>
-          <w:lang w:val="en-US"/>
-        </w:rPr>
-        <w:br/>
-        <w:t xml:space="preserve">    if lower_price == upper_price:</w:t>
+        <w:t xml:space="preserve">    </w:t>
+      </w:r>
+      <w:proofErr w:type="spellStart"/>
+      <w:r>
+        <w:rPr>
+          <w:rFonts w:ascii="Courier New" w:eastAsia="Times New Roman" w:hAnsi="Courier New"/>
+          <w:color w:val="auto"/>
+          <w:sz w:val="16"/>
+          <w:szCs w:val="16"/>
+          <w:lang w:val="en-US"/>
+        </w:rPr>
+        <w:t>row_mins</w:t>
+      </w:r>
+      <w:proofErr w:type="spellEnd"/>
+      <w:r>
+        <w:rPr>
+          <w:rFonts w:ascii="Courier New" w:eastAsia="Times New Roman" w:hAnsi="Courier New"/>
+          <w:color w:val="auto"/>
+          <w:sz w:val="16"/>
+          <w:szCs w:val="16"/>
+          <w:lang w:val="en-US"/>
+        </w:rPr>
+        <w:t xml:space="preserve"> = (min(matrix[0]), min(matrix[1]))</w:t>
+      </w:r>
+      <w:r>
+        <w:rPr>
+          <w:rFonts w:ascii="Courier New" w:eastAsia="Times New Roman" w:hAnsi="Courier New"/>
+          <w:color w:val="auto"/>
+          <w:sz w:val="16"/>
+          <w:szCs w:val="16"/>
+          <w:lang w:val="en-US"/>
+        </w:rPr>
+        <w:br/>
+        <w:t xml:space="preserve">    </w:t>
+      </w:r>
+      <w:proofErr w:type="spellStart"/>
+      <w:r>
+        <w:rPr>
+          <w:rFonts w:ascii="Courier New" w:eastAsia="Times New Roman" w:hAnsi="Courier New"/>
+          <w:color w:val="auto"/>
+          <w:sz w:val="16"/>
+          <w:szCs w:val="16"/>
+          <w:lang w:val="en-US"/>
+        </w:rPr>
+        <w:t>lower_price</w:t>
+      </w:r>
+      <w:proofErr w:type="spellEnd"/>
+      <w:r>
+        <w:rPr>
+          <w:rFonts w:ascii="Courier New" w:eastAsia="Times New Roman" w:hAnsi="Courier New"/>
+          <w:color w:val="auto"/>
+          <w:sz w:val="16"/>
+          <w:szCs w:val="16"/>
+          <w:lang w:val="en-US"/>
+        </w:rPr>
+        <w:t xml:space="preserve"> = max(</w:t>
+      </w:r>
+      <w:proofErr w:type="spellStart"/>
+      <w:r>
+        <w:rPr>
+          <w:rFonts w:ascii="Courier New" w:eastAsia="Times New Roman" w:hAnsi="Courier New"/>
+          <w:color w:val="auto"/>
+          <w:sz w:val="16"/>
+          <w:szCs w:val="16"/>
+          <w:lang w:val="en-US"/>
+        </w:rPr>
+        <w:t>row_mins</w:t>
+      </w:r>
+      <w:proofErr w:type="spellEnd"/>
+      <w:r>
+        <w:rPr>
+          <w:rFonts w:ascii="Courier New" w:eastAsia="Times New Roman" w:hAnsi="Courier New"/>
+          <w:color w:val="auto"/>
+          <w:sz w:val="16"/>
+          <w:szCs w:val="16"/>
+          <w:lang w:val="en-US"/>
+        </w:rPr>
+        <w:t>)</w:t>
+      </w:r>
+      <w:r>
+        <w:rPr>
+          <w:rFonts w:ascii="Courier New" w:eastAsia="Times New Roman" w:hAnsi="Courier New"/>
+          <w:color w:val="auto"/>
+          <w:sz w:val="16"/>
+          <w:szCs w:val="16"/>
+          <w:lang w:val="en-US"/>
+        </w:rPr>
+        <w:br/>
+        <w:t xml:space="preserve">    </w:t>
+      </w:r>
+      <w:proofErr w:type="spellStart"/>
+      <w:r>
+        <w:rPr>
+          <w:rFonts w:ascii="Courier New" w:eastAsia="Times New Roman" w:hAnsi="Courier New"/>
+          <w:color w:val="auto"/>
+          <w:sz w:val="16"/>
+          <w:szCs w:val="16"/>
+          <w:lang w:val="en-US"/>
+        </w:rPr>
+        <w:t>col_maxs</w:t>
+      </w:r>
+      <w:proofErr w:type="spellEnd"/>
+      <w:r>
+        <w:rPr>
+          <w:rFonts w:ascii="Courier New" w:eastAsia="Times New Roman" w:hAnsi="Courier New"/>
+          <w:color w:val="auto"/>
+          <w:sz w:val="16"/>
+          <w:szCs w:val="16"/>
+          <w:lang w:val="en-US"/>
+        </w:rPr>
+        <w:t xml:space="preserve"> = (max(matrix[0][0], matrix[1][0]), max(matrix[0][1], matrix[1][1]))</w:t>
+      </w:r>
+      <w:r>
+        <w:rPr>
+          <w:rFonts w:ascii="Courier New" w:eastAsia="Times New Roman" w:hAnsi="Courier New"/>
+          <w:color w:val="auto"/>
+          <w:sz w:val="16"/>
+          <w:szCs w:val="16"/>
+          <w:lang w:val="en-US"/>
+        </w:rPr>
+        <w:br/>
+        <w:t xml:space="preserve">    </w:t>
+      </w:r>
+      <w:proofErr w:type="spellStart"/>
+      <w:r>
+        <w:rPr>
+          <w:rFonts w:ascii="Courier New" w:eastAsia="Times New Roman" w:hAnsi="Courier New"/>
+          <w:color w:val="auto"/>
+          <w:sz w:val="16"/>
+          <w:szCs w:val="16"/>
+          <w:lang w:val="en-US"/>
+        </w:rPr>
+        <w:t>upper_price</w:t>
+      </w:r>
+      <w:proofErr w:type="spellEnd"/>
+      <w:r>
+        <w:rPr>
+          <w:rFonts w:ascii="Courier New" w:eastAsia="Times New Roman" w:hAnsi="Courier New"/>
+          <w:color w:val="auto"/>
+          <w:sz w:val="16"/>
+          <w:szCs w:val="16"/>
+          <w:lang w:val="en-US"/>
+        </w:rPr>
+        <w:t xml:space="preserve"> = min(</w:t>
+      </w:r>
+      <w:proofErr w:type="spellStart"/>
+      <w:r>
+        <w:rPr>
+          <w:rFonts w:ascii="Courier New" w:eastAsia="Times New Roman" w:hAnsi="Courier New"/>
+          <w:color w:val="auto"/>
+          <w:sz w:val="16"/>
+          <w:szCs w:val="16"/>
+          <w:lang w:val="en-US"/>
+        </w:rPr>
+        <w:t>col_maxs</w:t>
+      </w:r>
+      <w:proofErr w:type="spellEnd"/>
+      <w:r>
+        <w:rPr>
+          <w:rFonts w:ascii="Courier New" w:eastAsia="Times New Roman" w:hAnsi="Courier New"/>
+          <w:color w:val="auto"/>
+          <w:sz w:val="16"/>
+          <w:szCs w:val="16"/>
+          <w:lang w:val="en-US"/>
+        </w:rPr>
+        <w:t>)</w:t>
+      </w:r>
+      <w:r>
+        <w:rPr>
+          <w:rFonts w:ascii="Courier New" w:eastAsia="Times New Roman" w:hAnsi="Courier New"/>
+          <w:color w:val="auto"/>
+          <w:sz w:val="16"/>
+          <w:szCs w:val="16"/>
+          <w:lang w:val="en-US"/>
+        </w:rPr>
+        <w:br/>
+      </w:r>
+      <w:r>
+        <w:rPr>
+          <w:rFonts w:ascii="Courier New" w:eastAsia="Times New Roman" w:hAnsi="Courier New"/>
+          <w:color w:val="auto"/>
+          <w:sz w:val="16"/>
+          <w:szCs w:val="16"/>
+          <w:lang w:val="en-US"/>
+        </w:rPr>
+        <w:br/>
+        <w:t xml:space="preserve">    </w:t>
+      </w:r>
+      <w:proofErr w:type="spellStart"/>
+      <w:r>
+        <w:rPr>
+          <w:rFonts w:ascii="Courier New" w:eastAsia="Times New Roman" w:hAnsi="Courier New"/>
+          <w:color w:val="auto"/>
+          <w:sz w:val="16"/>
+          <w:szCs w:val="16"/>
+          <w:lang w:val="en-US"/>
+        </w:rPr>
+        <w:t>saddle_points</w:t>
+      </w:r>
+      <w:proofErr w:type="spellEnd"/>
+      <w:r>
+        <w:rPr>
+          <w:rFonts w:ascii="Courier New" w:eastAsia="Times New Roman" w:hAnsi="Courier New"/>
+          <w:color w:val="auto"/>
+          <w:sz w:val="16"/>
+          <w:szCs w:val="16"/>
+          <w:lang w:val="en-US"/>
+        </w:rPr>
+        <w:t>: list[tuple[int, int]] = []</w:t>
+      </w:r>
+      <w:r>
+        <w:rPr>
+          <w:rFonts w:ascii="Courier New" w:eastAsia="Times New Roman" w:hAnsi="Courier New"/>
+          <w:color w:val="auto"/>
+          <w:sz w:val="16"/>
+          <w:szCs w:val="16"/>
+          <w:lang w:val="en-US"/>
+        </w:rPr>
+        <w:br/>
+        <w:t xml:space="preserve">    if </w:t>
+      </w:r>
+      <w:proofErr w:type="spellStart"/>
+      <w:r>
+        <w:rPr>
+          <w:rFonts w:ascii="Courier New" w:eastAsia="Times New Roman" w:hAnsi="Courier New"/>
+          <w:color w:val="auto"/>
+          <w:sz w:val="16"/>
+          <w:szCs w:val="16"/>
+          <w:lang w:val="en-US"/>
+        </w:rPr>
+        <w:t>lower_price</w:t>
+      </w:r>
+      <w:proofErr w:type="spellEnd"/>
+      <w:r>
+        <w:rPr>
+          <w:rFonts w:ascii="Courier New" w:eastAsia="Times New Roman" w:hAnsi="Courier New"/>
+          <w:color w:val="auto"/>
+          <w:sz w:val="16"/>
+          <w:szCs w:val="16"/>
+          <w:lang w:val="en-US"/>
+        </w:rPr>
+        <w:t xml:space="preserve"> == </w:t>
+      </w:r>
+      <w:proofErr w:type="spellStart"/>
+      <w:r>
+        <w:rPr>
+          <w:rFonts w:ascii="Courier New" w:eastAsia="Times New Roman" w:hAnsi="Courier New"/>
+          <w:color w:val="auto"/>
+          <w:sz w:val="16"/>
+          <w:szCs w:val="16"/>
+          <w:lang w:val="en-US"/>
+        </w:rPr>
+        <w:t>upper_price</w:t>
+      </w:r>
+      <w:proofErr w:type="spellEnd"/>
+      <w:r>
+        <w:rPr>
+          <w:rFonts w:ascii="Courier New" w:eastAsia="Times New Roman" w:hAnsi="Courier New"/>
+          <w:color w:val="auto"/>
+          <w:sz w:val="16"/>
+          <w:szCs w:val="16"/>
+          <w:lang w:val="en-US"/>
+        </w:rPr>
+        <w:t>:</w:t>
       </w:r>
       <w:r>
         <w:rPr>
@@ -12113,7 +13071,73 @@
           <w:lang w:val="en-US"/>
         </w:rPr>
         <w:br/>
-        <w:t xml:space="preserve">                if matrix[i][j] == lower_price and matrix[i][j] == row_mins[i] and matrix[i][j] == col_maxs[j]:</w:t>
+        <w:t xml:space="preserve">                if matrix[i][j] == </w:t>
+      </w:r>
+      <w:proofErr w:type="spellStart"/>
+      <w:r>
+        <w:rPr>
+          <w:rFonts w:ascii="Courier New" w:eastAsia="Times New Roman" w:hAnsi="Courier New"/>
+          <w:color w:val="auto"/>
+          <w:sz w:val="16"/>
+          <w:szCs w:val="16"/>
+          <w:lang w:val="en-US"/>
+        </w:rPr>
+        <w:t>lower_price</w:t>
+      </w:r>
+      <w:proofErr w:type="spellEnd"/>
+      <w:r>
+        <w:rPr>
+          <w:rFonts w:ascii="Courier New" w:eastAsia="Times New Roman" w:hAnsi="Courier New"/>
+          <w:color w:val="auto"/>
+          <w:sz w:val="16"/>
+          <w:szCs w:val="16"/>
+          <w:lang w:val="en-US"/>
+        </w:rPr>
+        <w:t xml:space="preserve"> and matrix[i][j] == </w:t>
+      </w:r>
+      <w:proofErr w:type="spellStart"/>
+      <w:r>
+        <w:rPr>
+          <w:rFonts w:ascii="Courier New" w:eastAsia="Times New Roman" w:hAnsi="Courier New"/>
+          <w:color w:val="auto"/>
+          <w:sz w:val="16"/>
+          <w:szCs w:val="16"/>
+          <w:lang w:val="en-US"/>
+        </w:rPr>
+        <w:t>row_mins</w:t>
+      </w:r>
+      <w:proofErr w:type="spellEnd"/>
+      <w:r>
+        <w:rPr>
+          <w:rFonts w:ascii="Courier New" w:eastAsia="Times New Roman" w:hAnsi="Courier New"/>
+          <w:color w:val="auto"/>
+          <w:sz w:val="16"/>
+          <w:szCs w:val="16"/>
+          <w:lang w:val="en-US"/>
+        </w:rPr>
+        <w:t xml:space="preserve">[i] and matrix[i][j] == </w:t>
+      </w:r>
+      <w:proofErr w:type="spellStart"/>
+      <w:r>
+        <w:rPr>
+          <w:rFonts w:ascii="Courier New" w:eastAsia="Times New Roman" w:hAnsi="Courier New"/>
+          <w:color w:val="auto"/>
+          <w:sz w:val="16"/>
+          <w:szCs w:val="16"/>
+          <w:lang w:val="en-US"/>
+        </w:rPr>
+        <w:t>col_maxs</w:t>
+      </w:r>
+      <w:proofErr w:type="spellEnd"/>
+      <w:r>
+        <w:rPr>
+          <w:rFonts w:ascii="Courier New" w:eastAsia="Times New Roman" w:hAnsi="Courier New"/>
+          <w:color w:val="auto"/>
+          <w:sz w:val="16"/>
+          <w:szCs w:val="16"/>
+          <w:lang w:val="en-US"/>
+        </w:rPr>
+        <w:t>[j]:</w:t>
       </w:r>
       <w:r>
         <w:rPr>
@@ -12134,61 +13158,171 @@
           <w:lang w:val="en-US"/>
         </w:rPr>
         <w:lastRenderedPageBreak/>
-        <w:t xml:space="preserve">                    saddle_points.append((i, j))</w:t>
-      </w:r>
-      <w:r>
-        <w:rPr>
-          <w:rFonts w:ascii="Courier New" w:eastAsia="Times New Roman" w:hAnsi="Courier New"/>
-          <w:color w:val="auto"/>
-          <w:sz w:val="16"/>
-          <w:szCs w:val="16"/>
-          <w:lang w:val="en-US"/>
-        </w:rPr>
-        <w:br/>
-      </w:r>
-      <w:r>
-        <w:rPr>
-          <w:rFonts w:ascii="Courier New" w:eastAsia="Times New Roman" w:hAnsi="Courier New"/>
-          <w:color w:val="auto"/>
-          <w:sz w:val="16"/>
-          <w:szCs w:val="16"/>
-          <w:lang w:val="en-US"/>
-        </w:rPr>
-        <w:br/>
-        <w:t xml:space="preserve">        if saddle_points:</w:t>
-      </w:r>
-      <w:r>
-        <w:rPr>
-          <w:rFonts w:ascii="Courier New" w:eastAsia="Times New Roman" w:hAnsi="Courier New"/>
-          <w:color w:val="auto"/>
-          <w:sz w:val="16"/>
-          <w:szCs w:val="16"/>
-          <w:lang w:val="en-US"/>
-        </w:rPr>
-        <w:br/>
-        <w:t xml:space="preserve">            i, j = saddle_points[0]</w:t>
-      </w:r>
-      <w:r>
-        <w:rPr>
-          <w:rFonts w:ascii="Courier New" w:eastAsia="Times New Roman" w:hAnsi="Courier New"/>
-          <w:color w:val="auto"/>
-          <w:sz w:val="16"/>
-          <w:szCs w:val="16"/>
-          <w:lang w:val="en-US"/>
-        </w:rPr>
-        <w:br/>
-        <w:t xml:space="preserve">            row_strategy = (Fraction(1), Fraction(0)) if i == 0 else (Fraction(0), Fraction(1))</w:t>
-      </w:r>
-      <w:r>
-        <w:rPr>
-          <w:rFonts w:ascii="Courier New" w:eastAsia="Times New Roman" w:hAnsi="Courier New"/>
-          <w:color w:val="auto"/>
-          <w:sz w:val="16"/>
-          <w:szCs w:val="16"/>
-          <w:lang w:val="en-US"/>
-        </w:rPr>
-        <w:br/>
-        <w:t xml:space="preserve">            col_strategy = (Fraction(1), Fraction(0)) if j == 0 else (Fraction(0), Fraction(1))</w:t>
+        <w:t xml:space="preserve">                    </w:t>
+      </w:r>
+      <w:proofErr w:type="spellStart"/>
+      <w:r>
+        <w:rPr>
+          <w:rFonts w:ascii="Courier New" w:eastAsia="Times New Roman" w:hAnsi="Courier New"/>
+          <w:color w:val="auto"/>
+          <w:sz w:val="16"/>
+          <w:szCs w:val="16"/>
+          <w:lang w:val="en-US"/>
+        </w:rPr>
+        <w:t>saddle_points.append</w:t>
+      </w:r>
+      <w:proofErr w:type="spellEnd"/>
+      <w:r>
+        <w:rPr>
+          <w:rFonts w:ascii="Courier New" w:eastAsia="Times New Roman" w:hAnsi="Courier New"/>
+          <w:color w:val="auto"/>
+          <w:sz w:val="16"/>
+          <w:szCs w:val="16"/>
+          <w:lang w:val="en-US"/>
+        </w:rPr>
+        <w:t>((i, j))</w:t>
+      </w:r>
+      <w:r>
+        <w:rPr>
+          <w:rFonts w:ascii="Courier New" w:eastAsia="Times New Roman" w:hAnsi="Courier New"/>
+          <w:color w:val="auto"/>
+          <w:sz w:val="16"/>
+          <w:szCs w:val="16"/>
+          <w:lang w:val="en-US"/>
+        </w:rPr>
+        <w:br/>
+      </w:r>
+      <w:r>
+        <w:rPr>
+          <w:rFonts w:ascii="Courier New" w:eastAsia="Times New Roman" w:hAnsi="Courier New"/>
+          <w:color w:val="auto"/>
+          <w:sz w:val="16"/>
+          <w:szCs w:val="16"/>
+          <w:lang w:val="en-US"/>
+        </w:rPr>
+        <w:br/>
+        <w:t xml:space="preserve">        if </w:t>
+      </w:r>
+      <w:proofErr w:type="spellStart"/>
+      <w:r>
+        <w:rPr>
+          <w:rFonts w:ascii="Courier New" w:eastAsia="Times New Roman" w:hAnsi="Courier New"/>
+          <w:color w:val="auto"/>
+          <w:sz w:val="16"/>
+          <w:szCs w:val="16"/>
+          <w:lang w:val="en-US"/>
+        </w:rPr>
+        <w:t>saddle_points</w:t>
+      </w:r>
+      <w:proofErr w:type="spellEnd"/>
+      <w:r>
+        <w:rPr>
+          <w:rFonts w:ascii="Courier New" w:eastAsia="Times New Roman" w:hAnsi="Courier New"/>
+          <w:color w:val="auto"/>
+          <w:sz w:val="16"/>
+          <w:szCs w:val="16"/>
+          <w:lang w:val="en-US"/>
+        </w:rPr>
+        <w:t>:</w:t>
+      </w:r>
+      <w:r>
+        <w:rPr>
+          <w:rFonts w:ascii="Courier New" w:eastAsia="Times New Roman" w:hAnsi="Courier New"/>
+          <w:color w:val="auto"/>
+          <w:sz w:val="16"/>
+          <w:szCs w:val="16"/>
+          <w:lang w:val="en-US"/>
+        </w:rPr>
+        <w:br/>
+        <w:t xml:space="preserve">            i, j = </w:t>
+      </w:r>
+      <w:proofErr w:type="spellStart"/>
+      <w:r>
+        <w:rPr>
+          <w:rFonts w:ascii="Courier New" w:eastAsia="Times New Roman" w:hAnsi="Courier New"/>
+          <w:color w:val="auto"/>
+          <w:sz w:val="16"/>
+          <w:szCs w:val="16"/>
+          <w:lang w:val="en-US"/>
+        </w:rPr>
+        <w:t>saddle_points</w:t>
+      </w:r>
+      <w:proofErr w:type="spellEnd"/>
+      <w:r>
+        <w:rPr>
+          <w:rFonts w:ascii="Courier New" w:eastAsia="Times New Roman" w:hAnsi="Courier New"/>
+          <w:color w:val="auto"/>
+          <w:sz w:val="16"/>
+          <w:szCs w:val="16"/>
+          <w:lang w:val="en-US"/>
+        </w:rPr>
+        <w:t>[0]</w:t>
+      </w:r>
+      <w:r>
+        <w:rPr>
+          <w:rFonts w:ascii="Courier New" w:eastAsia="Times New Roman" w:hAnsi="Courier New"/>
+          <w:color w:val="auto"/>
+          <w:sz w:val="16"/>
+          <w:szCs w:val="16"/>
+          <w:lang w:val="en-US"/>
+        </w:rPr>
+        <w:br/>
+        <w:t xml:space="preserve">            </w:t>
+      </w:r>
+      <w:proofErr w:type="spellStart"/>
+      <w:r>
+        <w:rPr>
+          <w:rFonts w:ascii="Courier New" w:eastAsia="Times New Roman" w:hAnsi="Courier New"/>
+          <w:color w:val="auto"/>
+          <w:sz w:val="16"/>
+          <w:szCs w:val="16"/>
+          <w:lang w:val="en-US"/>
+        </w:rPr>
+        <w:t>row_strategy</w:t>
+      </w:r>
+      <w:proofErr w:type="spellEnd"/>
+      <w:r>
+        <w:rPr>
+          <w:rFonts w:ascii="Courier New" w:eastAsia="Times New Roman" w:hAnsi="Courier New"/>
+          <w:color w:val="auto"/>
+          <w:sz w:val="16"/>
+          <w:szCs w:val="16"/>
+          <w:lang w:val="en-US"/>
+        </w:rPr>
+        <w:t xml:space="preserve"> = (Fraction(1), Fraction(0)) if i == 0 else (Fraction(0), Fraction(1))</w:t>
+      </w:r>
+      <w:r>
+        <w:rPr>
+          <w:rFonts w:ascii="Courier New" w:eastAsia="Times New Roman" w:hAnsi="Courier New"/>
+          <w:color w:val="auto"/>
+          <w:sz w:val="16"/>
+          <w:szCs w:val="16"/>
+          <w:lang w:val="en-US"/>
+        </w:rPr>
+        <w:br/>
+        <w:t xml:space="preserve">            </w:t>
+      </w:r>
+      <w:proofErr w:type="spellStart"/>
+      <w:r>
+        <w:rPr>
+          <w:rFonts w:ascii="Courier New" w:eastAsia="Times New Roman" w:hAnsi="Courier New"/>
+          <w:color w:val="auto"/>
+          <w:sz w:val="16"/>
+          <w:szCs w:val="16"/>
+          <w:lang w:val="en-US"/>
+        </w:rPr>
+        <w:t>col_strategy</w:t>
+      </w:r>
+      <w:proofErr w:type="spellEnd"/>
+      <w:r>
+        <w:rPr>
+          <w:rFonts w:ascii="Courier New" w:eastAsia="Times New Roman" w:hAnsi="Courier New"/>
+          <w:color w:val="auto"/>
+          <w:sz w:val="16"/>
+          <w:szCs w:val="16"/>
+          <w:lang w:val="en-US"/>
+        </w:rPr>
+        <w:t xml:space="preserve"> = (Fraction(1), Fraction(0)) if j == 0 else (Fraction(0), Fraction(1))</w:t>
       </w:r>
       <w:r>
         <w:rPr>
@@ -12221,62 +13355,304 @@
           <w:lang w:val="en-US"/>
         </w:rPr>
         <w:br/>
-        <w:t xml:space="preserve">                value=lower_price,</w:t>
-      </w:r>
-      <w:r>
-        <w:rPr>
-          <w:rFonts w:ascii="Courier New" w:eastAsia="Times New Roman" w:hAnsi="Courier New"/>
-          <w:color w:val="auto"/>
-          <w:sz w:val="16"/>
-          <w:szCs w:val="16"/>
-          <w:lang w:val="en-US"/>
-        </w:rPr>
-        <w:br/>
-        <w:t xml:space="preserve">                row_strategy=row_strategy,</w:t>
-      </w:r>
-      <w:r>
-        <w:rPr>
-          <w:rFonts w:ascii="Courier New" w:eastAsia="Times New Roman" w:hAnsi="Courier New"/>
-          <w:color w:val="auto"/>
-          <w:sz w:val="16"/>
-          <w:szCs w:val="16"/>
-          <w:lang w:val="en-US"/>
-        </w:rPr>
-        <w:br/>
-        <w:t xml:space="preserve">                col_strategy=col_strategy,</w:t>
-      </w:r>
-      <w:r>
-        <w:rPr>
-          <w:rFonts w:ascii="Courier New" w:eastAsia="Times New Roman" w:hAnsi="Courier New"/>
-          <w:color w:val="auto"/>
-          <w:sz w:val="16"/>
-          <w:szCs w:val="16"/>
-          <w:lang w:val="en-US"/>
-        </w:rPr>
-        <w:br/>
-        <w:t xml:space="preserve">                lower_price=lower_price,</w:t>
-      </w:r>
-      <w:r>
-        <w:rPr>
-          <w:rFonts w:ascii="Courier New" w:eastAsia="Times New Roman" w:hAnsi="Courier New"/>
-          <w:color w:val="auto"/>
-          <w:sz w:val="16"/>
-          <w:szCs w:val="16"/>
-          <w:lang w:val="en-US"/>
-        </w:rPr>
-        <w:br/>
-        <w:t xml:space="preserve">                upper_price=upper_price,</w:t>
-      </w:r>
-      <w:r>
-        <w:rPr>
-          <w:rFonts w:ascii="Courier New" w:eastAsia="Times New Roman" w:hAnsi="Courier New"/>
-          <w:color w:val="auto"/>
-          <w:sz w:val="16"/>
-          <w:szCs w:val="16"/>
-          <w:lang w:val="en-US"/>
-        </w:rPr>
-        <w:br/>
-        <w:t xml:space="preserve">                saddle_points=tuple(saddle_points),</w:t>
+        <w:t xml:space="preserve">                value=</w:t>
+      </w:r>
+      <w:proofErr w:type="spellStart"/>
+      <w:r>
+        <w:rPr>
+          <w:rFonts w:ascii="Courier New" w:eastAsia="Times New Roman" w:hAnsi="Courier New"/>
+          <w:color w:val="auto"/>
+          <w:sz w:val="16"/>
+          <w:szCs w:val="16"/>
+          <w:lang w:val="en-US"/>
+        </w:rPr>
+        <w:t>lower_price</w:t>
+      </w:r>
+      <w:proofErr w:type="spellEnd"/>
+      <w:r>
+        <w:rPr>
+          <w:rFonts w:ascii="Courier New" w:eastAsia="Times New Roman" w:hAnsi="Courier New"/>
+          <w:color w:val="auto"/>
+          <w:sz w:val="16"/>
+          <w:szCs w:val="16"/>
+          <w:lang w:val="en-US"/>
+        </w:rPr>
+        <w:t>,</w:t>
+      </w:r>
+      <w:r>
+        <w:rPr>
+          <w:rFonts w:ascii="Courier New" w:eastAsia="Times New Roman" w:hAnsi="Courier New"/>
+          <w:color w:val="auto"/>
+          <w:sz w:val="16"/>
+          <w:szCs w:val="16"/>
+          <w:lang w:val="en-US"/>
+        </w:rPr>
+        <w:br/>
+        <w:t xml:space="preserve">                </w:t>
+      </w:r>
+      <w:proofErr w:type="spellStart"/>
+      <w:r>
+        <w:rPr>
+          <w:rFonts w:ascii="Courier New" w:eastAsia="Times New Roman" w:hAnsi="Courier New"/>
+          <w:color w:val="auto"/>
+          <w:sz w:val="16"/>
+          <w:szCs w:val="16"/>
+          <w:lang w:val="en-US"/>
+        </w:rPr>
+        <w:t>row_strategy</w:t>
+      </w:r>
+      <w:proofErr w:type="spellEnd"/>
+      <w:r>
+        <w:rPr>
+          <w:rFonts w:ascii="Courier New" w:eastAsia="Times New Roman" w:hAnsi="Courier New"/>
+          <w:color w:val="auto"/>
+          <w:sz w:val="16"/>
+          <w:szCs w:val="16"/>
+          <w:lang w:val="en-US"/>
+        </w:rPr>
+        <w:t>=</w:t>
+      </w:r>
+      <w:proofErr w:type="spellStart"/>
+      <w:r>
+        <w:rPr>
+          <w:rFonts w:ascii="Courier New" w:eastAsia="Times New Roman" w:hAnsi="Courier New"/>
+          <w:color w:val="auto"/>
+          <w:sz w:val="16"/>
+          <w:szCs w:val="16"/>
+          <w:lang w:val="en-US"/>
+        </w:rPr>
+        <w:t>row_strategy</w:t>
+      </w:r>
+      <w:proofErr w:type="spellEnd"/>
+      <w:r>
+        <w:rPr>
+          <w:rFonts w:ascii="Courier New" w:eastAsia="Times New Roman" w:hAnsi="Courier New"/>
+          <w:color w:val="auto"/>
+          <w:sz w:val="16"/>
+          <w:szCs w:val="16"/>
+          <w:lang w:val="en-US"/>
+        </w:rPr>
+        <w:t>,</w:t>
+      </w:r>
+      <w:r>
+        <w:rPr>
+          <w:rFonts w:ascii="Courier New" w:eastAsia="Times New Roman" w:hAnsi="Courier New"/>
+          <w:color w:val="auto"/>
+          <w:sz w:val="16"/>
+          <w:szCs w:val="16"/>
+          <w:lang w:val="en-US"/>
+        </w:rPr>
+        <w:br/>
+        <w:t xml:space="preserve">                </w:t>
+      </w:r>
+      <w:proofErr w:type="spellStart"/>
+      <w:r>
+        <w:rPr>
+          <w:rFonts w:ascii="Courier New" w:eastAsia="Times New Roman" w:hAnsi="Courier New"/>
+          <w:color w:val="auto"/>
+          <w:sz w:val="16"/>
+          <w:szCs w:val="16"/>
+          <w:lang w:val="en-US"/>
+        </w:rPr>
+        <w:t>col_strategy</w:t>
+      </w:r>
+      <w:proofErr w:type="spellEnd"/>
+      <w:r>
+        <w:rPr>
+          <w:rFonts w:ascii="Courier New" w:eastAsia="Times New Roman" w:hAnsi="Courier New"/>
+          <w:color w:val="auto"/>
+          <w:sz w:val="16"/>
+          <w:szCs w:val="16"/>
+          <w:lang w:val="en-US"/>
+        </w:rPr>
+        <w:t>=</w:t>
+      </w:r>
+      <w:proofErr w:type="spellStart"/>
+      <w:r>
+        <w:rPr>
+          <w:rFonts w:ascii="Courier New" w:eastAsia="Times New Roman" w:hAnsi="Courier New"/>
+          <w:color w:val="auto"/>
+          <w:sz w:val="16"/>
+          <w:szCs w:val="16"/>
+          <w:lang w:val="en-US"/>
+        </w:rPr>
+        <w:t>col_strategy</w:t>
+      </w:r>
+      <w:proofErr w:type="spellEnd"/>
+      <w:r>
+        <w:rPr>
+          <w:rFonts w:ascii="Courier New" w:eastAsia="Times New Roman" w:hAnsi="Courier New"/>
+          <w:color w:val="auto"/>
+          <w:sz w:val="16"/>
+          <w:szCs w:val="16"/>
+          <w:lang w:val="en-US"/>
+        </w:rPr>
+        <w:t>,</w:t>
+      </w:r>
+      <w:r>
+        <w:rPr>
+          <w:rFonts w:ascii="Courier New" w:eastAsia="Times New Roman" w:hAnsi="Courier New"/>
+          <w:color w:val="auto"/>
+          <w:sz w:val="16"/>
+          <w:szCs w:val="16"/>
+          <w:lang w:val="en-US"/>
+        </w:rPr>
+        <w:br/>
+        <w:t xml:space="preserve">                </w:t>
+      </w:r>
+      <w:proofErr w:type="spellStart"/>
+      <w:r>
+        <w:rPr>
+          <w:rFonts w:ascii="Courier New" w:eastAsia="Times New Roman" w:hAnsi="Courier New"/>
+          <w:color w:val="auto"/>
+          <w:sz w:val="16"/>
+          <w:szCs w:val="16"/>
+          <w:lang w:val="en-US"/>
+        </w:rPr>
+        <w:t>lower_price</w:t>
+      </w:r>
+      <w:proofErr w:type="spellEnd"/>
+      <w:r>
+        <w:rPr>
+          <w:rFonts w:ascii="Courier New" w:eastAsia="Times New Roman" w:hAnsi="Courier New"/>
+          <w:color w:val="auto"/>
+          <w:sz w:val="16"/>
+          <w:szCs w:val="16"/>
+          <w:lang w:val="en-US"/>
+        </w:rPr>
+        <w:t>=</w:t>
+      </w:r>
+      <w:proofErr w:type="spellStart"/>
+      <w:r>
+        <w:rPr>
+          <w:rFonts w:ascii="Courier New" w:eastAsia="Times New Roman" w:hAnsi="Courier New"/>
+          <w:color w:val="auto"/>
+          <w:sz w:val="16"/>
+          <w:szCs w:val="16"/>
+          <w:lang w:val="en-US"/>
+        </w:rPr>
+        <w:t>lower_price</w:t>
+      </w:r>
+      <w:proofErr w:type="spellEnd"/>
+      <w:r>
+        <w:rPr>
+          <w:rFonts w:ascii="Courier New" w:eastAsia="Times New Roman" w:hAnsi="Courier New"/>
+          <w:color w:val="auto"/>
+          <w:sz w:val="16"/>
+          <w:szCs w:val="16"/>
+          <w:lang w:val="en-US"/>
+        </w:rPr>
+        <w:t>,</w:t>
+      </w:r>
+      <w:r>
+        <w:rPr>
+          <w:rFonts w:ascii="Courier New" w:eastAsia="Times New Roman" w:hAnsi="Courier New"/>
+          <w:color w:val="auto"/>
+          <w:sz w:val="16"/>
+          <w:szCs w:val="16"/>
+          <w:lang w:val="en-US"/>
+        </w:rPr>
+        <w:br/>
+        <w:t xml:space="preserve">                </w:t>
+      </w:r>
+      <w:proofErr w:type="spellStart"/>
+      <w:r>
+        <w:rPr>
+          <w:rFonts w:ascii="Courier New" w:eastAsia="Times New Roman" w:hAnsi="Courier New"/>
+          <w:color w:val="auto"/>
+          <w:sz w:val="16"/>
+          <w:szCs w:val="16"/>
+          <w:lang w:val="en-US"/>
+        </w:rPr>
+        <w:t>upper_price</w:t>
+      </w:r>
+      <w:proofErr w:type="spellEnd"/>
+      <w:r>
+        <w:rPr>
+          <w:rFonts w:ascii="Courier New" w:eastAsia="Times New Roman" w:hAnsi="Courier New"/>
+          <w:color w:val="auto"/>
+          <w:sz w:val="16"/>
+          <w:szCs w:val="16"/>
+          <w:lang w:val="en-US"/>
+        </w:rPr>
+        <w:t>=</w:t>
+      </w:r>
+      <w:proofErr w:type="spellStart"/>
+      <w:r>
+        <w:rPr>
+          <w:rFonts w:ascii="Courier New" w:eastAsia="Times New Roman" w:hAnsi="Courier New"/>
+          <w:color w:val="auto"/>
+          <w:sz w:val="16"/>
+          <w:szCs w:val="16"/>
+          <w:lang w:val="en-US"/>
+        </w:rPr>
+        <w:t>upper_price</w:t>
+      </w:r>
+      <w:proofErr w:type="spellEnd"/>
+      <w:r>
+        <w:rPr>
+          <w:rFonts w:ascii="Courier New" w:eastAsia="Times New Roman" w:hAnsi="Courier New"/>
+          <w:color w:val="auto"/>
+          <w:sz w:val="16"/>
+          <w:szCs w:val="16"/>
+          <w:lang w:val="en-US"/>
+        </w:rPr>
+        <w:t>,</w:t>
+      </w:r>
+      <w:r>
+        <w:rPr>
+          <w:rFonts w:ascii="Courier New" w:eastAsia="Times New Roman" w:hAnsi="Courier New"/>
+          <w:color w:val="auto"/>
+          <w:sz w:val="16"/>
+          <w:szCs w:val="16"/>
+          <w:lang w:val="en-US"/>
+        </w:rPr>
+        <w:br/>
+        <w:t xml:space="preserve">                </w:t>
+      </w:r>
+      <w:proofErr w:type="spellStart"/>
+      <w:r>
+        <w:rPr>
+          <w:rFonts w:ascii="Courier New" w:eastAsia="Times New Roman" w:hAnsi="Courier New"/>
+          <w:color w:val="auto"/>
+          <w:sz w:val="16"/>
+          <w:szCs w:val="16"/>
+          <w:lang w:val="en-US"/>
+        </w:rPr>
+        <w:t>saddle_points</w:t>
+      </w:r>
+      <w:proofErr w:type="spellEnd"/>
+      <w:r>
+        <w:rPr>
+          <w:rFonts w:ascii="Courier New" w:eastAsia="Times New Roman" w:hAnsi="Courier New"/>
+          <w:color w:val="auto"/>
+          <w:sz w:val="16"/>
+          <w:szCs w:val="16"/>
+          <w:lang w:val="en-US"/>
+        </w:rPr>
+        <w:t>=tuple(</w:t>
+      </w:r>
+      <w:proofErr w:type="spellStart"/>
+      <w:r>
+        <w:rPr>
+          <w:rFonts w:ascii="Courier New" w:eastAsia="Times New Roman" w:hAnsi="Courier New"/>
+          <w:color w:val="auto"/>
+          <w:sz w:val="16"/>
+          <w:szCs w:val="16"/>
+          <w:lang w:val="en-US"/>
+        </w:rPr>
+        <w:t>saddle_points</w:t>
+      </w:r>
+      <w:proofErr w:type="spellEnd"/>
+      <w:r>
+        <w:rPr>
+          <w:rFonts w:ascii="Courier New" w:eastAsia="Times New Roman" w:hAnsi="Courier New"/>
+          <w:color w:val="auto"/>
+          <w:sz w:val="16"/>
+          <w:szCs w:val="16"/>
+          <w:lang w:val="en-US"/>
+        </w:rPr>
+        <w:t>),</w:t>
       </w:r>
       <w:r>
         <w:rPr>
@@ -12417,7 +13793,29 @@
           <w:lang w:val="en-US"/>
         </w:rPr>
         <w:br/>
-        <w:t xml:space="preserve">        raise ValueError(</w:t>
+        <w:t xml:space="preserve">        raise </w:t>
+      </w:r>
+      <w:proofErr w:type="spellStart"/>
+      <w:r>
+        <w:rPr>
+          <w:rFonts w:ascii="Courier New" w:eastAsia="Times New Roman" w:hAnsi="Courier New"/>
+          <w:color w:val="auto"/>
+          <w:sz w:val="16"/>
+          <w:szCs w:val="16"/>
+          <w:lang w:val="en-US"/>
+        </w:rPr>
+        <w:t>ValueError</w:t>
+      </w:r>
+      <w:proofErr w:type="spellEnd"/>
+      <w:r>
+        <w:rPr>
+          <w:rFonts w:ascii="Courier New" w:eastAsia="Times New Roman" w:hAnsi="Courier New"/>
+          <w:color w:val="auto"/>
+          <w:sz w:val="16"/>
+          <w:szCs w:val="16"/>
+          <w:lang w:val="en-US"/>
+        </w:rPr>
+        <w:t>(</w:t>
       </w:r>
       <w:r>
         <w:rPr>
@@ -12818,50 +14216,160 @@
           <w:lang w:val="en-US"/>
         </w:rPr>
         <w:br/>
-        <w:t xml:space="preserve">    row_strategy = (p_row1, 1 - p_row1)</w:t>
-      </w:r>
-      <w:r>
-        <w:rPr>
-          <w:rFonts w:ascii="Courier New" w:eastAsia="Times New Roman" w:hAnsi="Courier New"/>
-          <w:color w:val="auto"/>
-          <w:sz w:val="16"/>
-          <w:szCs w:val="16"/>
-          <w:lang w:val="en-US"/>
-        </w:rPr>
-        <w:br/>
-        <w:t xml:space="preserve">    col_strategy = (q_col1, 1 - q_col1)</w:t>
-      </w:r>
-      <w:r>
-        <w:rPr>
-          <w:rFonts w:ascii="Courier New" w:eastAsia="Times New Roman" w:hAnsi="Courier New"/>
-          <w:color w:val="auto"/>
-          <w:sz w:val="16"/>
-          <w:szCs w:val="16"/>
-          <w:lang w:val="en-US"/>
-        </w:rPr>
-        <w:br/>
-      </w:r>
-      <w:r>
-        <w:rPr>
-          <w:rFonts w:ascii="Courier New" w:eastAsia="Times New Roman" w:hAnsi="Courier New"/>
-          <w:color w:val="auto"/>
-          <w:sz w:val="16"/>
-          <w:szCs w:val="16"/>
-          <w:lang w:val="en-US"/>
-        </w:rPr>
-        <w:br/>
-        <w:t xml:space="preserve">    if any(x &lt; 0 or x &gt; 1 for x in row_strategy + col_strategy):</w:t>
-      </w:r>
-      <w:r>
-        <w:rPr>
-          <w:rFonts w:ascii="Courier New" w:eastAsia="Times New Roman" w:hAnsi="Courier New"/>
-          <w:color w:val="auto"/>
-          <w:sz w:val="16"/>
-          <w:szCs w:val="16"/>
-          <w:lang w:val="en-US"/>
-        </w:rPr>
-        <w:br/>
-        <w:t xml:space="preserve">        raise ValueError(</w:t>
+        <w:t xml:space="preserve">    </w:t>
+      </w:r>
+      <w:proofErr w:type="spellStart"/>
+      <w:r>
+        <w:rPr>
+          <w:rFonts w:ascii="Courier New" w:eastAsia="Times New Roman" w:hAnsi="Courier New"/>
+          <w:color w:val="auto"/>
+          <w:sz w:val="16"/>
+          <w:szCs w:val="16"/>
+          <w:lang w:val="en-US"/>
+        </w:rPr>
+        <w:t>row_strategy</w:t>
+      </w:r>
+      <w:proofErr w:type="spellEnd"/>
+      <w:r>
+        <w:rPr>
+          <w:rFonts w:ascii="Courier New" w:eastAsia="Times New Roman" w:hAnsi="Courier New"/>
+          <w:color w:val="auto"/>
+          <w:sz w:val="16"/>
+          <w:szCs w:val="16"/>
+          <w:lang w:val="en-US"/>
+        </w:rPr>
+        <w:t xml:space="preserve"> = (p_row1, 1 - p_row1)</w:t>
+      </w:r>
+      <w:r>
+        <w:rPr>
+          <w:rFonts w:ascii="Courier New" w:eastAsia="Times New Roman" w:hAnsi="Courier New"/>
+          <w:color w:val="auto"/>
+          <w:sz w:val="16"/>
+          <w:szCs w:val="16"/>
+          <w:lang w:val="en-US"/>
+        </w:rPr>
+        <w:br/>
+        <w:t xml:space="preserve">    </w:t>
+      </w:r>
+      <w:proofErr w:type="spellStart"/>
+      <w:r>
+        <w:rPr>
+          <w:rFonts w:ascii="Courier New" w:eastAsia="Times New Roman" w:hAnsi="Courier New"/>
+          <w:color w:val="auto"/>
+          <w:sz w:val="16"/>
+          <w:szCs w:val="16"/>
+          <w:lang w:val="en-US"/>
+        </w:rPr>
+        <w:t>col_strategy</w:t>
+      </w:r>
+      <w:proofErr w:type="spellEnd"/>
+      <w:r>
+        <w:rPr>
+          <w:rFonts w:ascii="Courier New" w:eastAsia="Times New Roman" w:hAnsi="Courier New"/>
+          <w:color w:val="auto"/>
+          <w:sz w:val="16"/>
+          <w:szCs w:val="16"/>
+          <w:lang w:val="en-US"/>
+        </w:rPr>
+        <w:t xml:space="preserve"> = (q_col1, 1 - q_col1)</w:t>
+      </w:r>
+      <w:r>
+        <w:rPr>
+          <w:rFonts w:ascii="Courier New" w:eastAsia="Times New Roman" w:hAnsi="Courier New"/>
+          <w:color w:val="auto"/>
+          <w:sz w:val="16"/>
+          <w:szCs w:val="16"/>
+          <w:lang w:val="en-US"/>
+        </w:rPr>
+        <w:br/>
+      </w:r>
+      <w:r>
+        <w:rPr>
+          <w:rFonts w:ascii="Courier New" w:eastAsia="Times New Roman" w:hAnsi="Courier New"/>
+          <w:color w:val="auto"/>
+          <w:sz w:val="16"/>
+          <w:szCs w:val="16"/>
+          <w:lang w:val="en-US"/>
+        </w:rPr>
+        <w:br/>
+        <w:t xml:space="preserve">    if any(x &lt; 0 or x &gt; 1 for x in </w:t>
+      </w:r>
+      <w:proofErr w:type="spellStart"/>
+      <w:r>
+        <w:rPr>
+          <w:rFonts w:ascii="Courier New" w:eastAsia="Times New Roman" w:hAnsi="Courier New"/>
+          <w:color w:val="auto"/>
+          <w:sz w:val="16"/>
+          <w:szCs w:val="16"/>
+          <w:lang w:val="en-US"/>
+        </w:rPr>
+        <w:t>row_strategy</w:t>
+      </w:r>
+      <w:proofErr w:type="spellEnd"/>
+      <w:r>
+        <w:rPr>
+          <w:rFonts w:ascii="Courier New" w:eastAsia="Times New Roman" w:hAnsi="Courier New"/>
+          <w:color w:val="auto"/>
+          <w:sz w:val="16"/>
+          <w:szCs w:val="16"/>
+          <w:lang w:val="en-US"/>
+        </w:rPr>
+        <w:t xml:space="preserve"> + </w:t>
+      </w:r>
+      <w:proofErr w:type="spellStart"/>
+      <w:r>
+        <w:rPr>
+          <w:rFonts w:ascii="Courier New" w:eastAsia="Times New Roman" w:hAnsi="Courier New"/>
+          <w:color w:val="auto"/>
+          <w:sz w:val="16"/>
+          <w:szCs w:val="16"/>
+          <w:lang w:val="en-US"/>
+        </w:rPr>
+        <w:t>col_strategy</w:t>
+      </w:r>
+      <w:proofErr w:type="spellEnd"/>
+      <w:r>
+        <w:rPr>
+          <w:rFonts w:ascii="Courier New" w:eastAsia="Times New Roman" w:hAnsi="Courier New"/>
+          <w:color w:val="auto"/>
+          <w:sz w:val="16"/>
+          <w:szCs w:val="16"/>
+          <w:lang w:val="en-US"/>
+        </w:rPr>
+        <w:t>):</w:t>
+      </w:r>
+      <w:r>
+        <w:rPr>
+          <w:rFonts w:ascii="Courier New" w:eastAsia="Times New Roman" w:hAnsi="Courier New"/>
+          <w:color w:val="auto"/>
+          <w:sz w:val="16"/>
+          <w:szCs w:val="16"/>
+          <w:lang w:val="en-US"/>
+        </w:rPr>
+        <w:br/>
+        <w:t xml:space="preserve">        raise </w:t>
+      </w:r>
+      <w:proofErr w:type="spellStart"/>
+      <w:r>
+        <w:rPr>
+          <w:rFonts w:ascii="Courier New" w:eastAsia="Times New Roman" w:hAnsi="Courier New"/>
+          <w:color w:val="auto"/>
+          <w:sz w:val="16"/>
+          <w:szCs w:val="16"/>
+          <w:lang w:val="en-US"/>
+        </w:rPr>
+        <w:t>ValueError</w:t>
+      </w:r>
+      <w:proofErr w:type="spellEnd"/>
+      <w:r>
+        <w:rPr>
+          <w:rFonts w:ascii="Courier New" w:eastAsia="Times New Roman" w:hAnsi="Courier New"/>
+          <w:color w:val="auto"/>
+          <w:sz w:val="16"/>
+          <w:szCs w:val="16"/>
+          <w:lang w:val="en-US"/>
+        </w:rPr>
+        <w:t>(</w:t>
       </w:r>
       <w:r>
         <w:rPr>
@@ -13214,51 +14722,249 @@
           <w:lang w:val="en-US"/>
         </w:rPr>
         <w:br/>
-        <w:t xml:space="preserve">        row_strategy=row_strategy,</w:t>
-      </w:r>
-      <w:r>
-        <w:rPr>
-          <w:rFonts w:ascii="Courier New" w:eastAsia="Times New Roman" w:hAnsi="Courier New"/>
-          <w:color w:val="auto"/>
-          <w:sz w:val="16"/>
-          <w:szCs w:val="16"/>
-          <w:lang w:val="en-US"/>
-        </w:rPr>
-        <w:br/>
-        <w:t xml:space="preserve">        col_strategy=col_strategy,</w:t>
-      </w:r>
-      <w:r>
-        <w:rPr>
-          <w:rFonts w:ascii="Courier New" w:eastAsia="Times New Roman" w:hAnsi="Courier New"/>
-          <w:color w:val="auto"/>
-          <w:sz w:val="16"/>
-          <w:szCs w:val="16"/>
-          <w:lang w:val="en-US"/>
-        </w:rPr>
-        <w:br/>
-        <w:t xml:space="preserve">        lower_price=lower_price,</w:t>
-      </w:r>
-      <w:r>
-        <w:rPr>
-          <w:rFonts w:ascii="Courier New" w:eastAsia="Times New Roman" w:hAnsi="Courier New"/>
-          <w:color w:val="auto"/>
-          <w:sz w:val="16"/>
-          <w:szCs w:val="16"/>
-          <w:lang w:val="en-US"/>
-        </w:rPr>
-        <w:br/>
-        <w:t xml:space="preserve">        upper_price=upper_price,</w:t>
-      </w:r>
-      <w:r>
-        <w:rPr>
-          <w:rFonts w:ascii="Courier New" w:eastAsia="Times New Roman" w:hAnsi="Courier New"/>
-          <w:color w:val="auto"/>
-          <w:sz w:val="16"/>
-          <w:szCs w:val="16"/>
-          <w:lang w:val="en-US"/>
-        </w:rPr>
-        <w:br/>
-        <w:t xml:space="preserve">        saddle_points=tuple(),</w:t>
+        <w:t xml:space="preserve">        </w:t>
+      </w:r>
+      <w:proofErr w:type="spellStart"/>
+      <w:r>
+        <w:rPr>
+          <w:rFonts w:ascii="Courier New" w:eastAsia="Times New Roman" w:hAnsi="Courier New"/>
+          <w:color w:val="auto"/>
+          <w:sz w:val="16"/>
+          <w:szCs w:val="16"/>
+          <w:lang w:val="en-US"/>
+        </w:rPr>
+        <w:t>row_strategy</w:t>
+      </w:r>
+      <w:proofErr w:type="spellEnd"/>
+      <w:r>
+        <w:rPr>
+          <w:rFonts w:ascii="Courier New" w:eastAsia="Times New Roman" w:hAnsi="Courier New"/>
+          <w:color w:val="auto"/>
+          <w:sz w:val="16"/>
+          <w:szCs w:val="16"/>
+          <w:lang w:val="en-US"/>
+        </w:rPr>
+        <w:t>=</w:t>
+      </w:r>
+      <w:proofErr w:type="spellStart"/>
+      <w:r>
+        <w:rPr>
+          <w:rFonts w:ascii="Courier New" w:eastAsia="Times New Roman" w:hAnsi="Courier New"/>
+          <w:color w:val="auto"/>
+          <w:sz w:val="16"/>
+          <w:szCs w:val="16"/>
+          <w:lang w:val="en-US"/>
+        </w:rPr>
+        <w:t>row_strategy</w:t>
+      </w:r>
+      <w:proofErr w:type="spellEnd"/>
+      <w:r>
+        <w:rPr>
+          <w:rFonts w:ascii="Courier New" w:eastAsia="Times New Roman" w:hAnsi="Courier New"/>
+          <w:color w:val="auto"/>
+          <w:sz w:val="16"/>
+          <w:szCs w:val="16"/>
+          <w:lang w:val="en-US"/>
+        </w:rPr>
+        <w:t>,</w:t>
+      </w:r>
+      <w:r>
+        <w:rPr>
+          <w:rFonts w:ascii="Courier New" w:eastAsia="Times New Roman" w:hAnsi="Courier New"/>
+          <w:color w:val="auto"/>
+          <w:sz w:val="16"/>
+          <w:szCs w:val="16"/>
+          <w:lang w:val="en-US"/>
+        </w:rPr>
+        <w:br/>
+        <w:t xml:space="preserve">        </w:t>
+      </w:r>
+      <w:proofErr w:type="spellStart"/>
+      <w:r>
+        <w:rPr>
+          <w:rFonts w:ascii="Courier New" w:eastAsia="Times New Roman" w:hAnsi="Courier New"/>
+          <w:color w:val="auto"/>
+          <w:sz w:val="16"/>
+          <w:szCs w:val="16"/>
+          <w:lang w:val="en-US"/>
+        </w:rPr>
+        <w:t>col_strategy</w:t>
+      </w:r>
+      <w:proofErr w:type="spellEnd"/>
+      <w:r>
+        <w:rPr>
+          <w:rFonts w:ascii="Courier New" w:eastAsia="Times New Roman" w:hAnsi="Courier New"/>
+          <w:color w:val="auto"/>
+          <w:sz w:val="16"/>
+          <w:szCs w:val="16"/>
+          <w:lang w:val="en-US"/>
+        </w:rPr>
+        <w:t>=</w:t>
+      </w:r>
+      <w:proofErr w:type="spellStart"/>
+      <w:r>
+        <w:rPr>
+          <w:rFonts w:ascii="Courier New" w:eastAsia="Times New Roman" w:hAnsi="Courier New"/>
+          <w:color w:val="auto"/>
+          <w:sz w:val="16"/>
+          <w:szCs w:val="16"/>
+          <w:lang w:val="en-US"/>
+        </w:rPr>
+        <w:t>col_strategy</w:t>
+      </w:r>
+      <w:proofErr w:type="spellEnd"/>
+      <w:r>
+        <w:rPr>
+          <w:rFonts w:ascii="Courier New" w:eastAsia="Times New Roman" w:hAnsi="Courier New"/>
+          <w:color w:val="auto"/>
+          <w:sz w:val="16"/>
+          <w:szCs w:val="16"/>
+          <w:lang w:val="en-US"/>
+        </w:rPr>
+        <w:t>,</w:t>
+      </w:r>
+      <w:r>
+        <w:rPr>
+          <w:rFonts w:ascii="Courier New" w:eastAsia="Times New Roman" w:hAnsi="Courier New"/>
+          <w:color w:val="auto"/>
+          <w:sz w:val="16"/>
+          <w:szCs w:val="16"/>
+          <w:lang w:val="en-US"/>
+        </w:rPr>
+        <w:br/>
+        <w:t xml:space="preserve">        </w:t>
+      </w:r>
+      <w:proofErr w:type="spellStart"/>
+      <w:r>
+        <w:rPr>
+          <w:rFonts w:ascii="Courier New" w:eastAsia="Times New Roman" w:hAnsi="Courier New"/>
+          <w:color w:val="auto"/>
+          <w:sz w:val="16"/>
+          <w:szCs w:val="16"/>
+          <w:lang w:val="en-US"/>
+        </w:rPr>
+        <w:t>lower_price</w:t>
+      </w:r>
+      <w:proofErr w:type="spellEnd"/>
+      <w:r>
+        <w:rPr>
+          <w:rFonts w:ascii="Courier New" w:eastAsia="Times New Roman" w:hAnsi="Courier New"/>
+          <w:color w:val="auto"/>
+          <w:sz w:val="16"/>
+          <w:szCs w:val="16"/>
+          <w:lang w:val="en-US"/>
+        </w:rPr>
+        <w:t>=</w:t>
+      </w:r>
+      <w:proofErr w:type="spellStart"/>
+      <w:r>
+        <w:rPr>
+          <w:rFonts w:ascii="Courier New" w:eastAsia="Times New Roman" w:hAnsi="Courier New"/>
+          <w:color w:val="auto"/>
+          <w:sz w:val="16"/>
+          <w:szCs w:val="16"/>
+          <w:lang w:val="en-US"/>
+        </w:rPr>
+        <w:t>lower_price</w:t>
+      </w:r>
+      <w:proofErr w:type="spellEnd"/>
+      <w:r>
+        <w:rPr>
+          <w:rFonts w:ascii="Courier New" w:eastAsia="Times New Roman" w:hAnsi="Courier New"/>
+          <w:color w:val="auto"/>
+          <w:sz w:val="16"/>
+          <w:szCs w:val="16"/>
+          <w:lang w:val="en-US"/>
+        </w:rPr>
+        <w:t>,</w:t>
+      </w:r>
+      <w:r>
+        <w:rPr>
+          <w:rFonts w:ascii="Courier New" w:eastAsia="Times New Roman" w:hAnsi="Courier New"/>
+          <w:color w:val="auto"/>
+          <w:sz w:val="16"/>
+          <w:szCs w:val="16"/>
+          <w:lang w:val="en-US"/>
+        </w:rPr>
+        <w:br/>
+        <w:t xml:space="preserve">        </w:t>
+      </w:r>
+      <w:proofErr w:type="spellStart"/>
+      <w:r>
+        <w:rPr>
+          <w:rFonts w:ascii="Courier New" w:eastAsia="Times New Roman" w:hAnsi="Courier New"/>
+          <w:color w:val="auto"/>
+          <w:sz w:val="16"/>
+          <w:szCs w:val="16"/>
+          <w:lang w:val="en-US"/>
+        </w:rPr>
+        <w:t>upper_price</w:t>
+      </w:r>
+      <w:proofErr w:type="spellEnd"/>
+      <w:r>
+        <w:rPr>
+          <w:rFonts w:ascii="Courier New" w:eastAsia="Times New Roman" w:hAnsi="Courier New"/>
+          <w:color w:val="auto"/>
+          <w:sz w:val="16"/>
+          <w:szCs w:val="16"/>
+          <w:lang w:val="en-US"/>
+        </w:rPr>
+        <w:t>=</w:t>
+      </w:r>
+      <w:proofErr w:type="spellStart"/>
+      <w:r>
+        <w:rPr>
+          <w:rFonts w:ascii="Courier New" w:eastAsia="Times New Roman" w:hAnsi="Courier New"/>
+          <w:color w:val="auto"/>
+          <w:sz w:val="16"/>
+          <w:szCs w:val="16"/>
+          <w:lang w:val="en-US"/>
+        </w:rPr>
+        <w:t>upper_price</w:t>
+      </w:r>
+      <w:proofErr w:type="spellEnd"/>
+      <w:r>
+        <w:rPr>
+          <w:rFonts w:ascii="Courier New" w:eastAsia="Times New Roman" w:hAnsi="Courier New"/>
+          <w:color w:val="auto"/>
+          <w:sz w:val="16"/>
+          <w:szCs w:val="16"/>
+          <w:lang w:val="en-US"/>
+        </w:rPr>
+        <w:t>,</w:t>
+      </w:r>
+      <w:r>
+        <w:rPr>
+          <w:rFonts w:ascii="Courier New" w:eastAsia="Times New Roman" w:hAnsi="Courier New"/>
+          <w:color w:val="auto"/>
+          <w:sz w:val="16"/>
+          <w:szCs w:val="16"/>
+          <w:lang w:val="en-US"/>
+        </w:rPr>
+        <w:br/>
+        <w:t xml:space="preserve">        </w:t>
+      </w:r>
+      <w:proofErr w:type="spellStart"/>
+      <w:r>
+        <w:rPr>
+          <w:rFonts w:ascii="Courier New" w:eastAsia="Times New Roman" w:hAnsi="Courier New"/>
+          <w:color w:val="auto"/>
+          <w:sz w:val="16"/>
+          <w:szCs w:val="16"/>
+          <w:lang w:val="en-US"/>
+        </w:rPr>
+        <w:t>saddle_points</w:t>
+      </w:r>
+      <w:proofErr w:type="spellEnd"/>
+      <w:r>
+        <w:rPr>
+          <w:rFonts w:ascii="Courier New" w:eastAsia="Times New Roman" w:hAnsi="Courier New"/>
+          <w:color w:val="auto"/>
+          <w:sz w:val="16"/>
+          <w:szCs w:val="16"/>
+          <w:lang w:val="en-US"/>
+        </w:rPr>
+        <w:t>=tuple(),</w:t>
       </w:r>
       <w:r>
         <w:rPr>
@@ -13339,7 +15045,29 @@
           <w:lang w:val="en-US"/>
         </w:rPr>
         <w:br/>
-        <w:t>def print_matrix_solution(</w:t>
+        <w:t xml:space="preserve">def </w:t>
+      </w:r>
+      <w:proofErr w:type="spellStart"/>
+      <w:r>
+        <w:rPr>
+          <w:rFonts w:ascii="Courier New" w:eastAsia="Times New Roman" w:hAnsi="Courier New"/>
+          <w:color w:val="auto"/>
+          <w:sz w:val="16"/>
+          <w:szCs w:val="16"/>
+          <w:lang w:val="en-US"/>
+        </w:rPr>
+        <w:t>print_matrix_solution</w:t>
+      </w:r>
+      <w:proofErr w:type="spellEnd"/>
+      <w:r>
+        <w:rPr>
+          <w:rFonts w:ascii="Courier New" w:eastAsia="Times New Roman" w:hAnsi="Courier New"/>
+          <w:color w:val="auto"/>
+          <w:sz w:val="16"/>
+          <w:szCs w:val="16"/>
+          <w:lang w:val="en-US"/>
+        </w:rPr>
+        <w:t>(</w:t>
       </w:r>
       <w:r>
         <w:rPr>
@@ -13372,7 +15100,29 @@
           <w:lang w:val="en-US"/>
         </w:rPr>
         <w:br/>
-        <w:t xml:space="preserve">        row_labels: tuple[str, str] = ("</w:t>
+        <w:t xml:space="preserve">        </w:t>
+      </w:r>
+      <w:proofErr w:type="spellStart"/>
+      <w:r>
+        <w:rPr>
+          <w:rFonts w:ascii="Courier New" w:eastAsia="Times New Roman" w:hAnsi="Courier New"/>
+          <w:color w:val="auto"/>
+          <w:sz w:val="16"/>
+          <w:szCs w:val="16"/>
+          <w:lang w:val="en-US"/>
+        </w:rPr>
+        <w:t>row_labels</w:t>
+      </w:r>
+      <w:proofErr w:type="spellEnd"/>
+      <w:r>
+        <w:rPr>
+          <w:rFonts w:ascii="Courier New" w:eastAsia="Times New Roman" w:hAnsi="Courier New"/>
+          <w:color w:val="auto"/>
+          <w:sz w:val="16"/>
+          <w:szCs w:val="16"/>
+          <w:lang w:val="en-US"/>
+        </w:rPr>
+        <w:t>: tuple[str, str] = ("</w:t>
       </w:r>
       <w:r>
         <w:rPr>
@@ -13421,7 +15171,29 @@
           <w:lang w:val="en-US"/>
         </w:rPr>
         <w:br/>
-        <w:t xml:space="preserve">        col_labels: tuple[str, str] = ("</w:t>
+        <w:t xml:space="preserve">        </w:t>
+      </w:r>
+      <w:proofErr w:type="spellStart"/>
+      <w:r>
+        <w:rPr>
+          <w:rFonts w:ascii="Courier New" w:eastAsia="Times New Roman" w:hAnsi="Courier New"/>
+          <w:color w:val="auto"/>
+          <w:sz w:val="16"/>
+          <w:szCs w:val="16"/>
+          <w:lang w:val="en-US"/>
+        </w:rPr>
+        <w:t>col_labels</w:t>
+      </w:r>
+      <w:proofErr w:type="spellEnd"/>
+      <w:r>
+        <w:rPr>
+          <w:rFonts w:ascii="Courier New" w:eastAsia="Times New Roman" w:hAnsi="Courier New"/>
+          <w:color w:val="auto"/>
+          <w:sz w:val="16"/>
+          <w:szCs w:val="16"/>
+          <w:lang w:val="en-US"/>
+        </w:rPr>
+        <w:t>: tuple[str, str] = ("</w:t>
       </w:r>
       <w:r>
         <w:rPr>
@@ -13492,7 +15264,95 @@
           <w:lang w:val="en-US"/>
         </w:rPr>
         <w:br/>
-        <w:t xml:space="preserve">    print_matrix_2x2(matrix, row_labels=row_labels, col_labels=col_labels)</w:t>
+        <w:t xml:space="preserve">    print_matrix_2x2(matrix, </w:t>
+      </w:r>
+      <w:proofErr w:type="spellStart"/>
+      <w:r>
+        <w:rPr>
+          <w:rFonts w:ascii="Courier New" w:eastAsia="Times New Roman" w:hAnsi="Courier New"/>
+          <w:color w:val="auto"/>
+          <w:sz w:val="16"/>
+          <w:szCs w:val="16"/>
+          <w:lang w:val="en-US"/>
+        </w:rPr>
+        <w:t>row_labels</w:t>
+      </w:r>
+      <w:proofErr w:type="spellEnd"/>
+      <w:r>
+        <w:rPr>
+          <w:rFonts w:ascii="Courier New" w:eastAsia="Times New Roman" w:hAnsi="Courier New"/>
+          <w:color w:val="auto"/>
+          <w:sz w:val="16"/>
+          <w:szCs w:val="16"/>
+          <w:lang w:val="en-US"/>
+        </w:rPr>
+        <w:t>=</w:t>
+      </w:r>
+      <w:proofErr w:type="spellStart"/>
+      <w:r>
+        <w:rPr>
+          <w:rFonts w:ascii="Courier New" w:eastAsia="Times New Roman" w:hAnsi="Courier New"/>
+          <w:color w:val="auto"/>
+          <w:sz w:val="16"/>
+          <w:szCs w:val="16"/>
+          <w:lang w:val="en-US"/>
+        </w:rPr>
+        <w:t>row_labels</w:t>
+      </w:r>
+      <w:proofErr w:type="spellEnd"/>
+      <w:r>
+        <w:rPr>
+          <w:rFonts w:ascii="Courier New" w:eastAsia="Times New Roman" w:hAnsi="Courier New"/>
+          <w:color w:val="auto"/>
+          <w:sz w:val="16"/>
+          <w:szCs w:val="16"/>
+          <w:lang w:val="en-US"/>
+        </w:rPr>
+        <w:t xml:space="preserve">, </w:t>
+      </w:r>
+      <w:proofErr w:type="spellStart"/>
+      <w:r>
+        <w:rPr>
+          <w:rFonts w:ascii="Courier New" w:eastAsia="Times New Roman" w:hAnsi="Courier New"/>
+          <w:color w:val="auto"/>
+          <w:sz w:val="16"/>
+          <w:szCs w:val="16"/>
+          <w:lang w:val="en-US"/>
+        </w:rPr>
+        <w:t>col_labels</w:t>
+      </w:r>
+      <w:proofErr w:type="spellEnd"/>
+      <w:r>
+        <w:rPr>
+          <w:rFonts w:ascii="Courier New" w:eastAsia="Times New Roman" w:hAnsi="Courier New"/>
+          <w:color w:val="auto"/>
+          <w:sz w:val="16"/>
+          <w:szCs w:val="16"/>
+          <w:lang w:val="en-US"/>
+        </w:rPr>
+        <w:t>=</w:t>
+      </w:r>
+      <w:proofErr w:type="spellStart"/>
+      <w:r>
+        <w:rPr>
+          <w:rFonts w:ascii="Courier New" w:eastAsia="Times New Roman" w:hAnsi="Courier New"/>
+          <w:color w:val="auto"/>
+          <w:sz w:val="16"/>
+          <w:szCs w:val="16"/>
+          <w:lang w:val="en-US"/>
+        </w:rPr>
+        <w:t>col_labels</w:t>
+      </w:r>
+      <w:proofErr w:type="spellEnd"/>
+      <w:r>
+        <w:rPr>
+          <w:rFonts w:ascii="Courier New" w:eastAsia="Times New Roman" w:hAnsi="Courier New"/>
+          <w:color w:val="auto"/>
+          <w:sz w:val="16"/>
+          <w:szCs w:val="16"/>
+          <w:lang w:val="en-US"/>
+        </w:rPr>
+        <w:t>)</w:t>
       </w:r>
       <w:r>
         <w:rPr>
@@ -13552,7 +15412,29 @@
           <w:szCs w:val="16"/>
           <w:lang w:val="en-US"/>
         </w:rPr>
-        <w:t>: {solution.method}")</w:t>
+        <w:t>: {</w:t>
+      </w:r>
+      <w:proofErr w:type="spellStart"/>
+      <w:r>
+        <w:rPr>
+          <w:rFonts w:ascii="Courier New" w:eastAsia="Times New Roman" w:hAnsi="Courier New"/>
+          <w:color w:val="auto"/>
+          <w:sz w:val="16"/>
+          <w:szCs w:val="16"/>
+          <w:lang w:val="en-US"/>
+        </w:rPr>
+        <w:t>solution.method</w:t>
+      </w:r>
+      <w:proofErr w:type="spellEnd"/>
+      <w:r>
+        <w:rPr>
+          <w:rFonts w:ascii="Courier New" w:eastAsia="Times New Roman" w:hAnsi="Courier New"/>
+          <w:color w:val="auto"/>
+          <w:sz w:val="16"/>
+          <w:szCs w:val="16"/>
+          <w:lang w:val="en-US"/>
+        </w:rPr>
+        <w:t>}")</w:t>
       </w:r>
       <w:r>
         <w:rPr>
@@ -13620,7 +15502,51 @@
           <w:szCs w:val="16"/>
           <w:lang w:val="en-US"/>
         </w:rPr>
-        <w:t>: {fmt_frac(solution.lower_price)}")</w:t>
+        <w:t>: {</w:t>
+      </w:r>
+      <w:proofErr w:type="spellStart"/>
+      <w:r>
+        <w:rPr>
+          <w:rFonts w:ascii="Courier New" w:eastAsia="Times New Roman" w:hAnsi="Courier New"/>
+          <w:color w:val="auto"/>
+          <w:sz w:val="16"/>
+          <w:szCs w:val="16"/>
+          <w:lang w:val="en-US"/>
+        </w:rPr>
+        <w:t>fmt_frac</w:t>
+      </w:r>
+      <w:proofErr w:type="spellEnd"/>
+      <w:r>
+        <w:rPr>
+          <w:rFonts w:ascii="Courier New" w:eastAsia="Times New Roman" w:hAnsi="Courier New"/>
+          <w:color w:val="auto"/>
+          <w:sz w:val="16"/>
+          <w:szCs w:val="16"/>
+          <w:lang w:val="en-US"/>
+        </w:rPr>
+        <w:t>(</w:t>
+      </w:r>
+      <w:proofErr w:type="spellStart"/>
+      <w:r>
+        <w:rPr>
+          <w:rFonts w:ascii="Courier New" w:eastAsia="Times New Roman" w:hAnsi="Courier New"/>
+          <w:color w:val="auto"/>
+          <w:sz w:val="16"/>
+          <w:szCs w:val="16"/>
+          <w:lang w:val="en-US"/>
+        </w:rPr>
+        <w:t>solution.lower_price</w:t>
+      </w:r>
+      <w:proofErr w:type="spellEnd"/>
+      <w:r>
+        <w:rPr>
+          <w:rFonts w:ascii="Courier New" w:eastAsia="Times New Roman" w:hAnsi="Courier New"/>
+          <w:color w:val="auto"/>
+          <w:sz w:val="16"/>
+          <w:szCs w:val="16"/>
+          <w:lang w:val="en-US"/>
+        </w:rPr>
+        <w:t>)}")</w:t>
       </w:r>
       <w:r>
         <w:rPr>
@@ -13688,7 +15614,51 @@
           <w:szCs w:val="16"/>
           <w:lang w:val="en-US"/>
         </w:rPr>
-        <w:t>: {fmt_frac(solution.upper_price)}")</w:t>
+        <w:t>: {</w:t>
+      </w:r>
+      <w:proofErr w:type="spellStart"/>
+      <w:r>
+        <w:rPr>
+          <w:rFonts w:ascii="Courier New" w:eastAsia="Times New Roman" w:hAnsi="Courier New"/>
+          <w:color w:val="auto"/>
+          <w:sz w:val="16"/>
+          <w:szCs w:val="16"/>
+          <w:lang w:val="en-US"/>
+        </w:rPr>
+        <w:t>fmt_frac</w:t>
+      </w:r>
+      <w:proofErr w:type="spellEnd"/>
+      <w:r>
+        <w:rPr>
+          <w:rFonts w:ascii="Courier New" w:eastAsia="Times New Roman" w:hAnsi="Courier New"/>
+          <w:color w:val="auto"/>
+          <w:sz w:val="16"/>
+          <w:szCs w:val="16"/>
+          <w:lang w:val="en-US"/>
+        </w:rPr>
+        <w:t>(</w:t>
+      </w:r>
+      <w:proofErr w:type="spellStart"/>
+      <w:r>
+        <w:rPr>
+          <w:rFonts w:ascii="Courier New" w:eastAsia="Times New Roman" w:hAnsi="Courier New"/>
+          <w:color w:val="auto"/>
+          <w:sz w:val="16"/>
+          <w:szCs w:val="16"/>
+          <w:lang w:val="en-US"/>
+        </w:rPr>
+        <w:t>solution.upper_price</w:t>
+      </w:r>
+      <w:proofErr w:type="spellEnd"/>
+      <w:r>
+        <w:rPr>
+          <w:rFonts w:ascii="Courier New" w:eastAsia="Times New Roman" w:hAnsi="Courier New"/>
+          <w:color w:val="auto"/>
+          <w:sz w:val="16"/>
+          <w:szCs w:val="16"/>
+          <w:lang w:val="en-US"/>
+        </w:rPr>
+        <w:t>)}")</w:t>
       </w:r>
       <w:r>
         <w:rPr>
@@ -13737,7 +15707,51 @@
           <w:szCs w:val="16"/>
           <w:lang w:val="en-US"/>
         </w:rPr>
-        <w:t>: {fmt_frac(solution.value)}")</w:t>
+        <w:t>: {</w:t>
+      </w:r>
+      <w:proofErr w:type="spellStart"/>
+      <w:r>
+        <w:rPr>
+          <w:rFonts w:ascii="Courier New" w:eastAsia="Times New Roman" w:hAnsi="Courier New"/>
+          <w:color w:val="auto"/>
+          <w:sz w:val="16"/>
+          <w:szCs w:val="16"/>
+          <w:lang w:val="en-US"/>
+        </w:rPr>
+        <w:t>fmt_frac</w:t>
+      </w:r>
+      <w:proofErr w:type="spellEnd"/>
+      <w:r>
+        <w:rPr>
+          <w:rFonts w:ascii="Courier New" w:eastAsia="Times New Roman" w:hAnsi="Courier New"/>
+          <w:color w:val="auto"/>
+          <w:sz w:val="16"/>
+          <w:szCs w:val="16"/>
+          <w:lang w:val="en-US"/>
+        </w:rPr>
+        <w:t>(</w:t>
+      </w:r>
+      <w:proofErr w:type="spellStart"/>
+      <w:r>
+        <w:rPr>
+          <w:rFonts w:ascii="Courier New" w:eastAsia="Times New Roman" w:hAnsi="Courier New"/>
+          <w:color w:val="auto"/>
+          <w:sz w:val="16"/>
+          <w:szCs w:val="16"/>
+          <w:lang w:val="en-US"/>
+        </w:rPr>
+        <w:t>solution.value</w:t>
+      </w:r>
+      <w:proofErr w:type="spellEnd"/>
+      <w:r>
+        <w:rPr>
+          <w:rFonts w:ascii="Courier New" w:eastAsia="Times New Roman" w:hAnsi="Courier New"/>
+          <w:color w:val="auto"/>
+          <w:sz w:val="16"/>
+          <w:szCs w:val="16"/>
+          <w:lang w:val="en-US"/>
+        </w:rPr>
+        <w:t>)}")</w:t>
       </w:r>
       <w:r>
         <w:rPr>
@@ -13824,7 +15838,73 @@
           <w:szCs w:val="16"/>
           <w:lang w:val="en-US"/>
         </w:rPr>
-        <w:t>: {fmt_strategy(solution.row_strategy, row_labels)}")</w:t>
+        <w:t>: {</w:t>
+      </w:r>
+      <w:proofErr w:type="spellStart"/>
+      <w:r>
+        <w:rPr>
+          <w:rFonts w:ascii="Courier New" w:eastAsia="Times New Roman" w:hAnsi="Courier New"/>
+          <w:color w:val="auto"/>
+          <w:sz w:val="16"/>
+          <w:szCs w:val="16"/>
+          <w:lang w:val="en-US"/>
+        </w:rPr>
+        <w:t>fmt_strategy</w:t>
+      </w:r>
+      <w:proofErr w:type="spellEnd"/>
+      <w:r>
+        <w:rPr>
+          <w:rFonts w:ascii="Courier New" w:eastAsia="Times New Roman" w:hAnsi="Courier New"/>
+          <w:color w:val="auto"/>
+          <w:sz w:val="16"/>
+          <w:szCs w:val="16"/>
+          <w:lang w:val="en-US"/>
+        </w:rPr>
+        <w:t>(</w:t>
+      </w:r>
+      <w:proofErr w:type="spellStart"/>
+      <w:r>
+        <w:rPr>
+          <w:rFonts w:ascii="Courier New" w:eastAsia="Times New Roman" w:hAnsi="Courier New"/>
+          <w:color w:val="auto"/>
+          <w:sz w:val="16"/>
+          <w:szCs w:val="16"/>
+          <w:lang w:val="en-US"/>
+        </w:rPr>
+        <w:t>solution.row_strategy</w:t>
+      </w:r>
+      <w:proofErr w:type="spellEnd"/>
+      <w:r>
+        <w:rPr>
+          <w:rFonts w:ascii="Courier New" w:eastAsia="Times New Roman" w:hAnsi="Courier New"/>
+          <w:color w:val="auto"/>
+          <w:sz w:val="16"/>
+          <w:szCs w:val="16"/>
+          <w:lang w:val="en-US"/>
+        </w:rPr>
+        <w:t xml:space="preserve">, </w:t>
+      </w:r>
+      <w:proofErr w:type="spellStart"/>
+      <w:r>
+        <w:rPr>
+          <w:rFonts w:ascii="Courier New" w:eastAsia="Times New Roman" w:hAnsi="Courier New"/>
+          <w:color w:val="auto"/>
+          <w:sz w:val="16"/>
+          <w:szCs w:val="16"/>
+          <w:lang w:val="en-US"/>
+        </w:rPr>
+        <w:t>row_labels</w:t>
+      </w:r>
+      <w:proofErr w:type="spellEnd"/>
+      <w:r>
+        <w:rPr>
+          <w:rFonts w:ascii="Courier New" w:eastAsia="Times New Roman" w:hAnsi="Courier New"/>
+          <w:color w:val="auto"/>
+          <w:sz w:val="16"/>
+          <w:szCs w:val="16"/>
+          <w:lang w:val="en-US"/>
+        </w:rPr>
+        <w:t>)}")</w:t>
       </w:r>
       <w:r>
         <w:rPr>
@@ -13911,29 +15991,139 @@
           <w:szCs w:val="16"/>
           <w:lang w:val="en-US"/>
         </w:rPr>
-        <w:t>: {fmt_strategy(solution.col_strategy, col_labels)}")</w:t>
-      </w:r>
-      <w:r>
-        <w:rPr>
-          <w:rFonts w:ascii="Courier New" w:eastAsia="Times New Roman" w:hAnsi="Courier New"/>
-          <w:color w:val="auto"/>
-          <w:sz w:val="16"/>
-          <w:szCs w:val="16"/>
-          <w:lang w:val="en-US"/>
-        </w:rPr>
-        <w:br/>
-        <w:t xml:space="preserve">    if solution.saddle_points:</w:t>
-      </w:r>
-      <w:r>
-        <w:rPr>
-          <w:rFonts w:ascii="Courier New" w:eastAsia="Times New Roman" w:hAnsi="Courier New"/>
-          <w:color w:val="auto"/>
-          <w:sz w:val="16"/>
-          <w:szCs w:val="16"/>
-          <w:lang w:val="en-US"/>
-        </w:rPr>
-        <w:br/>
-        <w:t xml:space="preserve">        points = ", ".join(f"({i + 1}, {j + 1})" for i, j in solution.saddle_points)</w:t>
+        <w:t>: {</w:t>
+      </w:r>
+      <w:proofErr w:type="spellStart"/>
+      <w:r>
+        <w:rPr>
+          <w:rFonts w:ascii="Courier New" w:eastAsia="Times New Roman" w:hAnsi="Courier New"/>
+          <w:color w:val="auto"/>
+          <w:sz w:val="16"/>
+          <w:szCs w:val="16"/>
+          <w:lang w:val="en-US"/>
+        </w:rPr>
+        <w:t>fmt_strategy</w:t>
+      </w:r>
+      <w:proofErr w:type="spellEnd"/>
+      <w:r>
+        <w:rPr>
+          <w:rFonts w:ascii="Courier New" w:eastAsia="Times New Roman" w:hAnsi="Courier New"/>
+          <w:color w:val="auto"/>
+          <w:sz w:val="16"/>
+          <w:szCs w:val="16"/>
+          <w:lang w:val="en-US"/>
+        </w:rPr>
+        <w:t>(</w:t>
+      </w:r>
+      <w:proofErr w:type="spellStart"/>
+      <w:r>
+        <w:rPr>
+          <w:rFonts w:ascii="Courier New" w:eastAsia="Times New Roman" w:hAnsi="Courier New"/>
+          <w:color w:val="auto"/>
+          <w:sz w:val="16"/>
+          <w:szCs w:val="16"/>
+          <w:lang w:val="en-US"/>
+        </w:rPr>
+        <w:t>solution.col_strategy</w:t>
+      </w:r>
+      <w:proofErr w:type="spellEnd"/>
+      <w:r>
+        <w:rPr>
+          <w:rFonts w:ascii="Courier New" w:eastAsia="Times New Roman" w:hAnsi="Courier New"/>
+          <w:color w:val="auto"/>
+          <w:sz w:val="16"/>
+          <w:szCs w:val="16"/>
+          <w:lang w:val="en-US"/>
+        </w:rPr>
+        <w:t xml:space="preserve">, </w:t>
+      </w:r>
+      <w:proofErr w:type="spellStart"/>
+      <w:r>
+        <w:rPr>
+          <w:rFonts w:ascii="Courier New" w:eastAsia="Times New Roman" w:hAnsi="Courier New"/>
+          <w:color w:val="auto"/>
+          <w:sz w:val="16"/>
+          <w:szCs w:val="16"/>
+          <w:lang w:val="en-US"/>
+        </w:rPr>
+        <w:t>col_labels</w:t>
+      </w:r>
+      <w:proofErr w:type="spellEnd"/>
+      <w:r>
+        <w:rPr>
+          <w:rFonts w:ascii="Courier New" w:eastAsia="Times New Roman" w:hAnsi="Courier New"/>
+          <w:color w:val="auto"/>
+          <w:sz w:val="16"/>
+          <w:szCs w:val="16"/>
+          <w:lang w:val="en-US"/>
+        </w:rPr>
+        <w:t>)}")</w:t>
+      </w:r>
+      <w:r>
+        <w:rPr>
+          <w:rFonts w:ascii="Courier New" w:eastAsia="Times New Roman" w:hAnsi="Courier New"/>
+          <w:color w:val="auto"/>
+          <w:sz w:val="16"/>
+          <w:szCs w:val="16"/>
+          <w:lang w:val="en-US"/>
+        </w:rPr>
+        <w:br/>
+        <w:t xml:space="preserve">    if </w:t>
+      </w:r>
+      <w:proofErr w:type="spellStart"/>
+      <w:r>
+        <w:rPr>
+          <w:rFonts w:ascii="Courier New" w:eastAsia="Times New Roman" w:hAnsi="Courier New"/>
+          <w:color w:val="auto"/>
+          <w:sz w:val="16"/>
+          <w:szCs w:val="16"/>
+          <w:lang w:val="en-US"/>
+        </w:rPr>
+        <w:t>solution.saddle_points</w:t>
+      </w:r>
+      <w:proofErr w:type="spellEnd"/>
+      <w:r>
+        <w:rPr>
+          <w:rFonts w:ascii="Courier New" w:eastAsia="Times New Roman" w:hAnsi="Courier New"/>
+          <w:color w:val="auto"/>
+          <w:sz w:val="16"/>
+          <w:szCs w:val="16"/>
+          <w:lang w:val="en-US"/>
+        </w:rPr>
+        <w:t>:</w:t>
+      </w:r>
+      <w:r>
+        <w:rPr>
+          <w:rFonts w:ascii="Courier New" w:eastAsia="Times New Roman" w:hAnsi="Courier New"/>
+          <w:color w:val="auto"/>
+          <w:sz w:val="16"/>
+          <w:szCs w:val="16"/>
+          <w:lang w:val="en-US"/>
+        </w:rPr>
+        <w:br/>
+        <w:t xml:space="preserve">        points = ", ".join(f"({i + 1}, {j + 1})" for i, j in </w:t>
+      </w:r>
+      <w:proofErr w:type="spellStart"/>
+      <w:r>
+        <w:rPr>
+          <w:rFonts w:ascii="Courier New" w:eastAsia="Times New Roman" w:hAnsi="Courier New"/>
+          <w:color w:val="auto"/>
+          <w:sz w:val="16"/>
+          <w:szCs w:val="16"/>
+          <w:lang w:val="en-US"/>
+        </w:rPr>
+        <w:t>solution.saddle_points</w:t>
+      </w:r>
+      <w:proofErr w:type="spellEnd"/>
+      <w:r>
+        <w:rPr>
+          <w:rFonts w:ascii="Courier New" w:eastAsia="Times New Roman" w:hAnsi="Courier New"/>
+          <w:color w:val="auto"/>
+          <w:sz w:val="16"/>
+          <w:szCs w:val="16"/>
+          <w:lang w:val="en-US"/>
+        </w:rPr>
+        <w:t>)</w:t>
       </w:r>
       <w:r>
         <w:rPr>
@@ -14014,7 +16204,29 @@
           <w:lang w:val="en-US"/>
         </w:rPr>
         <w:br/>
-        <w:t>def inspection_value_recursive(N: int) -&gt; Fraction:</w:t>
+        <w:t xml:space="preserve">def </w:t>
+      </w:r>
+      <w:proofErr w:type="spellStart"/>
+      <w:r>
+        <w:rPr>
+          <w:rFonts w:ascii="Courier New" w:eastAsia="Times New Roman" w:hAnsi="Courier New"/>
+          <w:color w:val="auto"/>
+          <w:sz w:val="16"/>
+          <w:szCs w:val="16"/>
+          <w:lang w:val="en-US"/>
+        </w:rPr>
+        <w:t>inspection_value_recursive</w:t>
+      </w:r>
+      <w:proofErr w:type="spellEnd"/>
+      <w:r>
+        <w:rPr>
+          <w:rFonts w:ascii="Courier New" w:eastAsia="Times New Roman" w:hAnsi="Courier New"/>
+          <w:color w:val="auto"/>
+          <w:sz w:val="16"/>
+          <w:szCs w:val="16"/>
+          <w:lang w:val="en-US"/>
+        </w:rPr>
+        <w:t>(N: int) -&gt; Fraction:</w:t>
       </w:r>
       <w:r>
         <w:rPr>
@@ -14036,7 +16248,29 @@
           <w:lang w:val="en-US"/>
         </w:rPr>
         <w:br/>
-        <w:t xml:space="preserve">        raise ValueError("N </w:t>
+        <w:t xml:space="preserve">        raise </w:t>
+      </w:r>
+      <w:proofErr w:type="spellStart"/>
+      <w:r>
+        <w:rPr>
+          <w:rFonts w:ascii="Courier New" w:eastAsia="Times New Roman" w:hAnsi="Courier New"/>
+          <w:color w:val="auto"/>
+          <w:sz w:val="16"/>
+          <w:szCs w:val="16"/>
+          <w:lang w:val="en-US"/>
+        </w:rPr>
+        <w:t>ValueError</w:t>
+      </w:r>
+      <w:proofErr w:type="spellEnd"/>
+      <w:r>
+        <w:rPr>
+          <w:rFonts w:ascii="Courier New" w:eastAsia="Times New Roman" w:hAnsi="Courier New"/>
+          <w:color w:val="auto"/>
+          <w:sz w:val="16"/>
+          <w:szCs w:val="16"/>
+          <w:lang w:val="en-US"/>
+        </w:rPr>
+        <w:t xml:space="preserve">("N </w:t>
       </w:r>
       <w:r>
         <w:rPr>
@@ -14177,7 +16411,29 @@
           <w:lang w:val="en-US"/>
         </w:rPr>
         <w:br/>
-        <w:t>def inspection_value_closed(N: int) -&gt; Fraction:</w:t>
+        <w:t xml:space="preserve">def </w:t>
+      </w:r>
+      <w:proofErr w:type="spellStart"/>
+      <w:r>
+        <w:rPr>
+          <w:rFonts w:ascii="Courier New" w:eastAsia="Times New Roman" w:hAnsi="Courier New"/>
+          <w:color w:val="auto"/>
+          <w:sz w:val="16"/>
+          <w:szCs w:val="16"/>
+          <w:lang w:val="en-US"/>
+        </w:rPr>
+        <w:t>inspection_value_closed</w:t>
+      </w:r>
+      <w:proofErr w:type="spellEnd"/>
+      <w:r>
+        <w:rPr>
+          <w:rFonts w:ascii="Courier New" w:eastAsia="Times New Roman" w:hAnsi="Courier New"/>
+          <w:color w:val="auto"/>
+          <w:sz w:val="16"/>
+          <w:szCs w:val="16"/>
+          <w:lang w:val="en-US"/>
+        </w:rPr>
+        <w:t>(N: int) -&gt; Fraction:</w:t>
       </w:r>
       <w:r>
         <w:rPr>
@@ -14209,7 +16465,29 @@
           <w:lang w:val="en-US"/>
         </w:rPr>
         <w:br/>
-        <w:t xml:space="preserve">        raise ValueError("N </w:t>
+        <w:t xml:space="preserve">        raise </w:t>
+      </w:r>
+      <w:proofErr w:type="spellStart"/>
+      <w:r>
+        <w:rPr>
+          <w:rFonts w:ascii="Courier New" w:eastAsia="Times New Roman" w:hAnsi="Courier New"/>
+          <w:color w:val="auto"/>
+          <w:sz w:val="16"/>
+          <w:szCs w:val="16"/>
+          <w:lang w:val="en-US"/>
+        </w:rPr>
+        <w:t>ValueError</w:t>
+      </w:r>
+      <w:proofErr w:type="spellEnd"/>
+      <w:r>
+        <w:rPr>
+          <w:rFonts w:ascii="Courier New" w:eastAsia="Times New Roman" w:hAnsi="Courier New"/>
+          <w:color w:val="auto"/>
+          <w:sz w:val="16"/>
+          <w:szCs w:val="16"/>
+          <w:lang w:val="en-US"/>
+        </w:rPr>
+        <w:t xml:space="preserve">("N </w:t>
       </w:r>
       <w:r>
         <w:rPr>
@@ -14317,7 +16595,29 @@
           <w:lang w:val="en-US"/>
         </w:rPr>
         <w:br/>
-        <w:t>def inspection_matrix(N: int) -&gt; tuple[tuple[Fraction, Fraction], tuple[Fraction, Fraction]]:</w:t>
+        <w:t xml:space="preserve">def </w:t>
+      </w:r>
+      <w:proofErr w:type="spellStart"/>
+      <w:r>
+        <w:rPr>
+          <w:rFonts w:ascii="Courier New" w:eastAsia="Times New Roman" w:hAnsi="Courier New"/>
+          <w:color w:val="auto"/>
+          <w:sz w:val="16"/>
+          <w:szCs w:val="16"/>
+          <w:lang w:val="en-US"/>
+        </w:rPr>
+        <w:t>inspection_matrix</w:t>
+      </w:r>
+      <w:proofErr w:type="spellEnd"/>
+      <w:r>
+        <w:rPr>
+          <w:rFonts w:ascii="Courier New" w:eastAsia="Times New Roman" w:hAnsi="Courier New"/>
+          <w:color w:val="auto"/>
+          <w:sz w:val="16"/>
+          <w:szCs w:val="16"/>
+          <w:lang w:val="en-US"/>
+        </w:rPr>
+        <w:t>(N: int) -&gt; tuple[tuple[Fraction, Fraction], tuple[Fraction, Fraction]]:</w:t>
       </w:r>
       <w:r>
         <w:rPr>
@@ -14339,7 +16639,29 @@
           <w:lang w:val="en-US"/>
         </w:rPr>
         <w:br/>
-        <w:t xml:space="preserve">        raise ValueError("</w:t>
+        <w:t xml:space="preserve">        raise </w:t>
+      </w:r>
+      <w:proofErr w:type="spellStart"/>
+      <w:r>
+        <w:rPr>
+          <w:rFonts w:ascii="Courier New" w:eastAsia="Times New Roman" w:hAnsi="Courier New"/>
+          <w:color w:val="auto"/>
+          <w:sz w:val="16"/>
+          <w:szCs w:val="16"/>
+          <w:lang w:val="en-US"/>
+        </w:rPr>
+        <w:t>ValueError</w:t>
+      </w:r>
+      <w:proofErr w:type="spellEnd"/>
+      <w:r>
+        <w:rPr>
+          <w:rFonts w:ascii="Courier New" w:eastAsia="Times New Roman" w:hAnsi="Courier New"/>
+          <w:color w:val="auto"/>
+          <w:sz w:val="16"/>
+          <w:szCs w:val="16"/>
+          <w:lang w:val="en-US"/>
+        </w:rPr>
+        <w:t>("</w:t>
       </w:r>
       <w:r>
         <w:rPr>
@@ -14464,7 +16786,29 @@
           <w:lang w:val="en-US"/>
         </w:rPr>
         <w:br/>
-        <w:t xml:space="preserve">    previous = inspection_value_recursive(N - 1)</w:t>
+        <w:t xml:space="preserve">    previous = </w:t>
+      </w:r>
+      <w:proofErr w:type="spellStart"/>
+      <w:r>
+        <w:rPr>
+          <w:rFonts w:ascii="Courier New" w:eastAsia="Times New Roman" w:hAnsi="Courier New"/>
+          <w:color w:val="auto"/>
+          <w:sz w:val="16"/>
+          <w:szCs w:val="16"/>
+          <w:lang w:val="en-US"/>
+        </w:rPr>
+        <w:t>inspection_value_recursive</w:t>
+      </w:r>
+      <w:proofErr w:type="spellEnd"/>
+      <w:r>
+        <w:rPr>
+          <w:rFonts w:ascii="Courier New" w:eastAsia="Times New Roman" w:hAnsi="Courier New"/>
+          <w:color w:val="auto"/>
+          <w:sz w:val="16"/>
+          <w:szCs w:val="16"/>
+          <w:lang w:val="en-US"/>
+        </w:rPr>
+        <w:t>(N - 1)</w:t>
       </w:r>
       <w:r>
         <w:rPr>
@@ -14506,7 +16850,29 @@
           <w:lang w:val="en-US"/>
         </w:rPr>
         <w:br/>
-        <w:t>def inspection_optimal_strategy(N: int) -&gt; tuple[Fraction, Fraction]:</w:t>
+        <w:t xml:space="preserve">def </w:t>
+      </w:r>
+      <w:proofErr w:type="spellStart"/>
+      <w:r>
+        <w:rPr>
+          <w:rFonts w:ascii="Courier New" w:eastAsia="Times New Roman" w:hAnsi="Courier New"/>
+          <w:color w:val="auto"/>
+          <w:sz w:val="16"/>
+          <w:szCs w:val="16"/>
+          <w:lang w:val="en-US"/>
+        </w:rPr>
+        <w:t>inspection_optimal_strategy</w:t>
+      </w:r>
+      <w:proofErr w:type="spellEnd"/>
+      <w:r>
+        <w:rPr>
+          <w:rFonts w:ascii="Courier New" w:eastAsia="Times New Roman" w:hAnsi="Courier New"/>
+          <w:color w:val="auto"/>
+          <w:sz w:val="16"/>
+          <w:szCs w:val="16"/>
+          <w:lang w:val="en-US"/>
+        </w:rPr>
+        <w:t>(N: int) -&gt; tuple[Fraction, Fraction]:</w:t>
       </w:r>
       <w:r>
         <w:rPr>
@@ -14528,7 +16894,29 @@
           <w:lang w:val="en-US"/>
         </w:rPr>
         <w:br/>
-        <w:t xml:space="preserve">        raise ValueError("</w:t>
+        <w:t xml:space="preserve">        raise </w:t>
+      </w:r>
+      <w:proofErr w:type="spellStart"/>
+      <w:r>
+        <w:rPr>
+          <w:rFonts w:ascii="Courier New" w:eastAsia="Times New Roman" w:hAnsi="Courier New"/>
+          <w:color w:val="auto"/>
+          <w:sz w:val="16"/>
+          <w:szCs w:val="16"/>
+          <w:lang w:val="en-US"/>
+        </w:rPr>
+        <w:t>ValueError</w:t>
+      </w:r>
+      <w:proofErr w:type="spellEnd"/>
+      <w:r>
+        <w:rPr>
+          <w:rFonts w:ascii="Courier New" w:eastAsia="Times New Roman" w:hAnsi="Courier New"/>
+          <w:color w:val="auto"/>
+          <w:sz w:val="16"/>
+          <w:szCs w:val="16"/>
+          <w:lang w:val="en-US"/>
+        </w:rPr>
+        <w:t>("</w:t>
       </w:r>
       <w:r>
         <w:rPr>
@@ -14703,7 +17091,51 @@
           <w:lang w:val="en-US"/>
         </w:rPr>
         <w:br/>
-        <w:t>def print_inspection_lecture_check(max_N: int = 8) -&gt; None:</w:t>
+        <w:t xml:space="preserve">def </w:t>
+      </w:r>
+      <w:proofErr w:type="spellStart"/>
+      <w:r>
+        <w:rPr>
+          <w:rFonts w:ascii="Courier New" w:eastAsia="Times New Roman" w:hAnsi="Courier New"/>
+          <w:color w:val="auto"/>
+          <w:sz w:val="16"/>
+          <w:szCs w:val="16"/>
+          <w:lang w:val="en-US"/>
+        </w:rPr>
+        <w:t>print_inspection_lecture_check</w:t>
+      </w:r>
+      <w:proofErr w:type="spellEnd"/>
+      <w:r>
+        <w:rPr>
+          <w:rFonts w:ascii="Courier New" w:eastAsia="Times New Roman" w:hAnsi="Courier New"/>
+          <w:color w:val="auto"/>
+          <w:sz w:val="16"/>
+          <w:szCs w:val="16"/>
+          <w:lang w:val="en-US"/>
+        </w:rPr>
+        <w:t>(</w:t>
+      </w:r>
+      <w:proofErr w:type="spellStart"/>
+      <w:r>
+        <w:rPr>
+          <w:rFonts w:ascii="Courier New" w:eastAsia="Times New Roman" w:hAnsi="Courier New"/>
+          <w:color w:val="auto"/>
+          <w:sz w:val="16"/>
+          <w:szCs w:val="16"/>
+          <w:lang w:val="en-US"/>
+        </w:rPr>
+        <w:t>max_N</w:t>
+      </w:r>
+      <w:proofErr w:type="spellEnd"/>
+      <w:r>
+        <w:rPr>
+          <w:rFonts w:ascii="Courier New" w:eastAsia="Times New Roman" w:hAnsi="Courier New"/>
+          <w:color w:val="auto"/>
+          <w:sz w:val="16"/>
+          <w:szCs w:val="16"/>
+          <w:lang w:val="en-US"/>
+        </w:rPr>
+        <w:t>: int = 8) -&gt; None:</w:t>
       </w:r>
       <w:r>
         <w:rPr>
@@ -14842,7 +17274,29 @@
           <w:szCs w:val="16"/>
           <w:lang w:val="en-US"/>
         </w:rPr>
-        <w:t>: v_1 = 0,  v_N = (v_{N-1}+1)/(-v_{N-1}+3)")</w:t>
+        <w:t xml:space="preserve">: v_1 = 0,  </w:t>
+      </w:r>
+      <w:proofErr w:type="spellStart"/>
+      <w:r>
+        <w:rPr>
+          <w:rFonts w:ascii="Courier New" w:eastAsia="Times New Roman" w:hAnsi="Courier New"/>
+          <w:color w:val="auto"/>
+          <w:sz w:val="16"/>
+          <w:szCs w:val="16"/>
+          <w:lang w:val="en-US"/>
+        </w:rPr>
+        <w:t>v_N</w:t>
+      </w:r>
+      <w:proofErr w:type="spellEnd"/>
+      <w:r>
+        <w:rPr>
+          <w:rFonts w:ascii="Courier New" w:eastAsia="Times New Roman" w:hAnsi="Courier New"/>
+          <w:color w:val="auto"/>
+          <w:sz w:val="16"/>
+          <w:szCs w:val="16"/>
+          <w:lang w:val="en-US"/>
+        </w:rPr>
+        <w:t xml:space="preserve"> = (v_{N-1}+1)/(-v_{N-1}+3)")</w:t>
       </w:r>
       <w:r>
         <w:rPr>
@@ -14891,7 +17345,29 @@
           <w:szCs w:val="16"/>
           <w:lang w:val="en-US"/>
         </w:rPr>
-        <w:t>: v_N = (N-1)/(N+1)")</w:t>
+        <w:t xml:space="preserve">: </w:t>
+      </w:r>
+      <w:proofErr w:type="spellStart"/>
+      <w:r>
+        <w:rPr>
+          <w:rFonts w:ascii="Courier New" w:eastAsia="Times New Roman" w:hAnsi="Courier New"/>
+          <w:color w:val="auto"/>
+          <w:sz w:val="16"/>
+          <w:szCs w:val="16"/>
+          <w:lang w:val="en-US"/>
+        </w:rPr>
+        <w:t>v_N</w:t>
+      </w:r>
+      <w:proofErr w:type="spellEnd"/>
+      <w:r>
+        <w:rPr>
+          <w:rFonts w:ascii="Courier New" w:eastAsia="Times New Roman" w:hAnsi="Courier New"/>
+          <w:color w:val="auto"/>
+          <w:sz w:val="16"/>
+          <w:szCs w:val="16"/>
+          <w:lang w:val="en-US"/>
+        </w:rPr>
+        <w:t xml:space="preserve"> = (N-1)/(N+1)")</w:t>
       </w:r>
       <w:r>
         <w:rPr>
@@ -15029,7 +17505,29 @@
           <w:lang w:val="en-US"/>
         </w:rPr>
         <w:br/>
-        <w:t xml:space="preserve">    print(f"{'N':&gt;3} {'v_N </w:t>
+        <w:t xml:space="preserve">    print(f"{'N':&gt;3} {'</w:t>
+      </w:r>
+      <w:proofErr w:type="spellStart"/>
+      <w:r>
+        <w:rPr>
+          <w:rFonts w:ascii="Courier New" w:eastAsia="Times New Roman" w:hAnsi="Courier New"/>
+          <w:color w:val="auto"/>
+          <w:sz w:val="16"/>
+          <w:szCs w:val="16"/>
+          <w:lang w:val="en-US"/>
+        </w:rPr>
+        <w:t>v_N</w:t>
+      </w:r>
+      <w:proofErr w:type="spellEnd"/>
+      <w:r>
+        <w:rPr>
+          <w:rFonts w:ascii="Courier New" w:eastAsia="Times New Roman" w:hAnsi="Courier New"/>
+          <w:color w:val="auto"/>
+          <w:sz w:val="16"/>
+          <w:szCs w:val="16"/>
+          <w:lang w:val="en-US"/>
+        </w:rPr>
+        <w:t xml:space="preserve"> </w:t>
       </w:r>
       <w:r>
         <w:rPr>
@@ -15048,7 +17546,29 @@
           <w:szCs w:val="16"/>
           <w:lang w:val="en-US"/>
         </w:rPr>
-        <w:t xml:space="preserve">':&gt;22} {'v_N </w:t>
+        <w:t>':&gt;22} {'</w:t>
+      </w:r>
+      <w:proofErr w:type="spellStart"/>
+      <w:r>
+        <w:rPr>
+          <w:rFonts w:ascii="Courier New" w:eastAsia="Times New Roman" w:hAnsi="Courier New"/>
+          <w:color w:val="auto"/>
+          <w:sz w:val="16"/>
+          <w:szCs w:val="16"/>
+          <w:lang w:val="en-US"/>
+        </w:rPr>
+        <w:t>v_N</w:t>
+      </w:r>
+      <w:proofErr w:type="spellEnd"/>
+      <w:r>
+        <w:rPr>
+          <w:rFonts w:ascii="Courier New" w:eastAsia="Times New Roman" w:hAnsi="Courier New"/>
+          <w:color w:val="auto"/>
+          <w:sz w:val="16"/>
+          <w:szCs w:val="16"/>
+          <w:lang w:val="en-US"/>
+        </w:rPr>
+        <w:t xml:space="preserve"> </w:t>
       </w:r>
       <w:r>
         <w:rPr>
@@ -15135,29 +17655,139 @@
           <w:lang w:val="en-US"/>
         </w:rPr>
         <w:br/>
-        <w:t xml:space="preserve">    for N in range(1, max_N + 1):</w:t>
-      </w:r>
-      <w:r>
-        <w:rPr>
-          <w:rFonts w:ascii="Courier New" w:eastAsia="Times New Roman" w:hAnsi="Courier New"/>
-          <w:color w:val="auto"/>
-          <w:sz w:val="16"/>
-          <w:szCs w:val="16"/>
-          <w:lang w:val="en-US"/>
-        </w:rPr>
-        <w:br/>
-        <w:t xml:space="preserve">        v_rec = inspection_value_recursive(N)</w:t>
-      </w:r>
-      <w:r>
-        <w:rPr>
-          <w:rFonts w:ascii="Courier New" w:eastAsia="Times New Roman" w:hAnsi="Courier New"/>
-          <w:color w:val="auto"/>
-          <w:sz w:val="16"/>
-          <w:szCs w:val="16"/>
-          <w:lang w:val="en-US"/>
-        </w:rPr>
-        <w:br/>
-        <w:t xml:space="preserve">        v_closed = inspection_value_closed(N)</w:t>
+        <w:t xml:space="preserve">    for N in range(1, </w:t>
+      </w:r>
+      <w:proofErr w:type="spellStart"/>
+      <w:r>
+        <w:rPr>
+          <w:rFonts w:ascii="Courier New" w:eastAsia="Times New Roman" w:hAnsi="Courier New"/>
+          <w:color w:val="auto"/>
+          <w:sz w:val="16"/>
+          <w:szCs w:val="16"/>
+          <w:lang w:val="en-US"/>
+        </w:rPr>
+        <w:t>max_N</w:t>
+      </w:r>
+      <w:proofErr w:type="spellEnd"/>
+      <w:r>
+        <w:rPr>
+          <w:rFonts w:ascii="Courier New" w:eastAsia="Times New Roman" w:hAnsi="Courier New"/>
+          <w:color w:val="auto"/>
+          <w:sz w:val="16"/>
+          <w:szCs w:val="16"/>
+          <w:lang w:val="en-US"/>
+        </w:rPr>
+        <w:t xml:space="preserve"> + 1):</w:t>
+      </w:r>
+      <w:r>
+        <w:rPr>
+          <w:rFonts w:ascii="Courier New" w:eastAsia="Times New Roman" w:hAnsi="Courier New"/>
+          <w:color w:val="auto"/>
+          <w:sz w:val="16"/>
+          <w:szCs w:val="16"/>
+          <w:lang w:val="en-US"/>
+        </w:rPr>
+        <w:br/>
+        <w:t xml:space="preserve">        </w:t>
+      </w:r>
+      <w:proofErr w:type="spellStart"/>
+      <w:r>
+        <w:rPr>
+          <w:rFonts w:ascii="Courier New" w:eastAsia="Times New Roman" w:hAnsi="Courier New"/>
+          <w:color w:val="auto"/>
+          <w:sz w:val="16"/>
+          <w:szCs w:val="16"/>
+          <w:lang w:val="en-US"/>
+        </w:rPr>
+        <w:t>v_rec</w:t>
+      </w:r>
+      <w:proofErr w:type="spellEnd"/>
+      <w:r>
+        <w:rPr>
+          <w:rFonts w:ascii="Courier New" w:eastAsia="Times New Roman" w:hAnsi="Courier New"/>
+          <w:color w:val="auto"/>
+          <w:sz w:val="16"/>
+          <w:szCs w:val="16"/>
+          <w:lang w:val="en-US"/>
+        </w:rPr>
+        <w:t xml:space="preserve"> = </w:t>
+      </w:r>
+      <w:proofErr w:type="spellStart"/>
+      <w:r>
+        <w:rPr>
+          <w:rFonts w:ascii="Courier New" w:eastAsia="Times New Roman" w:hAnsi="Courier New"/>
+          <w:color w:val="auto"/>
+          <w:sz w:val="16"/>
+          <w:szCs w:val="16"/>
+          <w:lang w:val="en-US"/>
+        </w:rPr>
+        <w:t>inspection_value_recursive</w:t>
+      </w:r>
+      <w:proofErr w:type="spellEnd"/>
+      <w:r>
+        <w:rPr>
+          <w:rFonts w:ascii="Courier New" w:eastAsia="Times New Roman" w:hAnsi="Courier New"/>
+          <w:color w:val="auto"/>
+          <w:sz w:val="16"/>
+          <w:szCs w:val="16"/>
+          <w:lang w:val="en-US"/>
+        </w:rPr>
+        <w:t>(N)</w:t>
+      </w:r>
+      <w:r>
+        <w:rPr>
+          <w:rFonts w:ascii="Courier New" w:eastAsia="Times New Roman" w:hAnsi="Courier New"/>
+          <w:color w:val="auto"/>
+          <w:sz w:val="16"/>
+          <w:szCs w:val="16"/>
+          <w:lang w:val="en-US"/>
+        </w:rPr>
+        <w:br/>
+        <w:t xml:space="preserve">        </w:t>
+      </w:r>
+      <w:proofErr w:type="spellStart"/>
+      <w:r>
+        <w:rPr>
+          <w:rFonts w:ascii="Courier New" w:eastAsia="Times New Roman" w:hAnsi="Courier New"/>
+          <w:color w:val="auto"/>
+          <w:sz w:val="16"/>
+          <w:szCs w:val="16"/>
+          <w:lang w:val="en-US"/>
+        </w:rPr>
+        <w:t>v_closed</w:t>
+      </w:r>
+      <w:proofErr w:type="spellEnd"/>
+      <w:r>
+        <w:rPr>
+          <w:rFonts w:ascii="Courier New" w:eastAsia="Times New Roman" w:hAnsi="Courier New"/>
+          <w:color w:val="auto"/>
+          <w:sz w:val="16"/>
+          <w:szCs w:val="16"/>
+          <w:lang w:val="en-US"/>
+        </w:rPr>
+        <w:t xml:space="preserve"> = </w:t>
+      </w:r>
+      <w:proofErr w:type="spellStart"/>
+      <w:r>
+        <w:rPr>
+          <w:rFonts w:ascii="Courier New" w:eastAsia="Times New Roman" w:hAnsi="Courier New"/>
+          <w:color w:val="auto"/>
+          <w:sz w:val="16"/>
+          <w:szCs w:val="16"/>
+          <w:lang w:val="en-US"/>
+        </w:rPr>
+        <w:t>inspection_value_closed</w:t>
+      </w:r>
+      <w:proofErr w:type="spellEnd"/>
+      <w:r>
+        <w:rPr>
+          <w:rFonts w:ascii="Courier New" w:eastAsia="Times New Roman" w:hAnsi="Courier New"/>
+          <w:color w:val="auto"/>
+          <w:sz w:val="16"/>
+          <w:szCs w:val="16"/>
+          <w:lang w:val="en-US"/>
+        </w:rPr>
+        <w:t>(N)</w:t>
       </w:r>
       <w:r>
         <w:rPr>
@@ -15179,7 +17809,29 @@
           <w:lang w:val="en-US"/>
         </w:rPr>
         <w:br/>
-        <w:t xml:space="preserve">            matrix_value = "–"</w:t>
+        <w:t xml:space="preserve">            </w:t>
+      </w:r>
+      <w:proofErr w:type="spellStart"/>
+      <w:r>
+        <w:rPr>
+          <w:rFonts w:ascii="Courier New" w:eastAsia="Times New Roman" w:hAnsi="Courier New"/>
+          <w:color w:val="auto"/>
+          <w:sz w:val="16"/>
+          <w:szCs w:val="16"/>
+          <w:lang w:val="en-US"/>
+        </w:rPr>
+        <w:t>matrix_value</w:t>
+      </w:r>
+      <w:proofErr w:type="spellEnd"/>
+      <w:r>
+        <w:rPr>
+          <w:rFonts w:ascii="Courier New" w:eastAsia="Times New Roman" w:hAnsi="Courier New"/>
+          <w:color w:val="auto"/>
+          <w:sz w:val="16"/>
+          <w:szCs w:val="16"/>
+          <w:lang w:val="en-US"/>
+        </w:rPr>
+        <w:t xml:space="preserve"> = "–"</w:t>
       </w:r>
       <w:r>
         <w:rPr>
@@ -15212,29 +17864,205 @@
           <w:lang w:val="en-US"/>
         </w:rPr>
         <w:br/>
-        <w:t xml:space="preserve">            solution = solve_zero_sum_2x2(inspection_matrix(N))</w:t>
-      </w:r>
-      <w:r>
-        <w:rPr>
-          <w:rFonts w:ascii="Courier New" w:eastAsia="Times New Roman" w:hAnsi="Courier New"/>
-          <w:color w:val="auto"/>
-          <w:sz w:val="16"/>
-          <w:szCs w:val="16"/>
-          <w:lang w:val="en-US"/>
-        </w:rPr>
-        <w:br/>
-        <w:t xml:space="preserve">            matrix_value = fmt_frac(solution.value)</w:t>
-      </w:r>
-      <w:r>
-        <w:rPr>
-          <w:rFonts w:ascii="Courier New" w:eastAsia="Times New Roman" w:hAnsi="Courier New"/>
-          <w:color w:val="auto"/>
-          <w:sz w:val="16"/>
-          <w:szCs w:val="16"/>
-          <w:lang w:val="en-US"/>
-        </w:rPr>
-        <w:br/>
-        <w:t xml:space="preserve">            strategy = f"({fmt_frac(solution.row_strategy[0], False)}, {fmt_frac(solution.row_strategy[1], False)})"</w:t>
+        <w:t xml:space="preserve">            solution = solve_zero_sum_2x2(</w:t>
+      </w:r>
+      <w:proofErr w:type="spellStart"/>
+      <w:r>
+        <w:rPr>
+          <w:rFonts w:ascii="Courier New" w:eastAsia="Times New Roman" w:hAnsi="Courier New"/>
+          <w:color w:val="auto"/>
+          <w:sz w:val="16"/>
+          <w:szCs w:val="16"/>
+          <w:lang w:val="en-US"/>
+        </w:rPr>
+        <w:t>inspection_matrix</w:t>
+      </w:r>
+      <w:proofErr w:type="spellEnd"/>
+      <w:r>
+        <w:rPr>
+          <w:rFonts w:ascii="Courier New" w:eastAsia="Times New Roman" w:hAnsi="Courier New"/>
+          <w:color w:val="auto"/>
+          <w:sz w:val="16"/>
+          <w:szCs w:val="16"/>
+          <w:lang w:val="en-US"/>
+        </w:rPr>
+        <w:t>(N))</w:t>
+      </w:r>
+      <w:r>
+        <w:rPr>
+          <w:rFonts w:ascii="Courier New" w:eastAsia="Times New Roman" w:hAnsi="Courier New"/>
+          <w:color w:val="auto"/>
+          <w:sz w:val="16"/>
+          <w:szCs w:val="16"/>
+          <w:lang w:val="en-US"/>
+        </w:rPr>
+        <w:br/>
+        <w:t xml:space="preserve">            </w:t>
+      </w:r>
+      <w:proofErr w:type="spellStart"/>
+      <w:r>
+        <w:rPr>
+          <w:rFonts w:ascii="Courier New" w:eastAsia="Times New Roman" w:hAnsi="Courier New"/>
+          <w:color w:val="auto"/>
+          <w:sz w:val="16"/>
+          <w:szCs w:val="16"/>
+          <w:lang w:val="en-US"/>
+        </w:rPr>
+        <w:t>matrix_value</w:t>
+      </w:r>
+      <w:proofErr w:type="spellEnd"/>
+      <w:r>
+        <w:rPr>
+          <w:rFonts w:ascii="Courier New" w:eastAsia="Times New Roman" w:hAnsi="Courier New"/>
+          <w:color w:val="auto"/>
+          <w:sz w:val="16"/>
+          <w:szCs w:val="16"/>
+          <w:lang w:val="en-US"/>
+        </w:rPr>
+        <w:t xml:space="preserve"> = </w:t>
+      </w:r>
+      <w:proofErr w:type="spellStart"/>
+      <w:r>
+        <w:rPr>
+          <w:rFonts w:ascii="Courier New" w:eastAsia="Times New Roman" w:hAnsi="Courier New"/>
+          <w:color w:val="auto"/>
+          <w:sz w:val="16"/>
+          <w:szCs w:val="16"/>
+          <w:lang w:val="en-US"/>
+        </w:rPr>
+        <w:t>fmt_frac</w:t>
+      </w:r>
+      <w:proofErr w:type="spellEnd"/>
+      <w:r>
+        <w:rPr>
+          <w:rFonts w:ascii="Courier New" w:eastAsia="Times New Roman" w:hAnsi="Courier New"/>
+          <w:color w:val="auto"/>
+          <w:sz w:val="16"/>
+          <w:szCs w:val="16"/>
+          <w:lang w:val="en-US"/>
+        </w:rPr>
+        <w:t>(</w:t>
+      </w:r>
+      <w:proofErr w:type="spellStart"/>
+      <w:r>
+        <w:rPr>
+          <w:rFonts w:ascii="Courier New" w:eastAsia="Times New Roman" w:hAnsi="Courier New"/>
+          <w:color w:val="auto"/>
+          <w:sz w:val="16"/>
+          <w:szCs w:val="16"/>
+          <w:lang w:val="en-US"/>
+        </w:rPr>
+        <w:t>solution.value</w:t>
+      </w:r>
+      <w:proofErr w:type="spellEnd"/>
+      <w:r>
+        <w:rPr>
+          <w:rFonts w:ascii="Courier New" w:eastAsia="Times New Roman" w:hAnsi="Courier New"/>
+          <w:color w:val="auto"/>
+          <w:sz w:val="16"/>
+          <w:szCs w:val="16"/>
+          <w:lang w:val="en-US"/>
+        </w:rPr>
+        <w:t>)</w:t>
+      </w:r>
+      <w:r>
+        <w:rPr>
+          <w:rFonts w:ascii="Courier New" w:eastAsia="Times New Roman" w:hAnsi="Courier New"/>
+          <w:color w:val="auto"/>
+          <w:sz w:val="16"/>
+          <w:szCs w:val="16"/>
+          <w:lang w:val="en-US"/>
+        </w:rPr>
+        <w:br/>
+        <w:t xml:space="preserve">            strategy = f"({</w:t>
+      </w:r>
+      <w:proofErr w:type="spellStart"/>
+      <w:r>
+        <w:rPr>
+          <w:rFonts w:ascii="Courier New" w:eastAsia="Times New Roman" w:hAnsi="Courier New"/>
+          <w:color w:val="auto"/>
+          <w:sz w:val="16"/>
+          <w:szCs w:val="16"/>
+          <w:lang w:val="en-US"/>
+        </w:rPr>
+        <w:t>fmt_frac</w:t>
+      </w:r>
+      <w:proofErr w:type="spellEnd"/>
+      <w:r>
+        <w:rPr>
+          <w:rFonts w:ascii="Courier New" w:eastAsia="Times New Roman" w:hAnsi="Courier New"/>
+          <w:color w:val="auto"/>
+          <w:sz w:val="16"/>
+          <w:szCs w:val="16"/>
+          <w:lang w:val="en-US"/>
+        </w:rPr>
+        <w:t>(</w:t>
+      </w:r>
+      <w:proofErr w:type="spellStart"/>
+      <w:r>
+        <w:rPr>
+          <w:rFonts w:ascii="Courier New" w:eastAsia="Times New Roman" w:hAnsi="Courier New"/>
+          <w:color w:val="auto"/>
+          <w:sz w:val="16"/>
+          <w:szCs w:val="16"/>
+          <w:lang w:val="en-US"/>
+        </w:rPr>
+        <w:t>solution.row_strategy</w:t>
+      </w:r>
+      <w:proofErr w:type="spellEnd"/>
+      <w:r>
+        <w:rPr>
+          <w:rFonts w:ascii="Courier New" w:eastAsia="Times New Roman" w:hAnsi="Courier New"/>
+          <w:color w:val="auto"/>
+          <w:sz w:val="16"/>
+          <w:szCs w:val="16"/>
+          <w:lang w:val="en-US"/>
+        </w:rPr>
+        <w:t>[0], False)}, {</w:t>
+      </w:r>
+      <w:proofErr w:type="spellStart"/>
+      <w:r>
+        <w:rPr>
+          <w:rFonts w:ascii="Courier New" w:eastAsia="Times New Roman" w:hAnsi="Courier New"/>
+          <w:color w:val="auto"/>
+          <w:sz w:val="16"/>
+          <w:szCs w:val="16"/>
+          <w:lang w:val="en-US"/>
+        </w:rPr>
+        <w:t>fmt_frac</w:t>
+      </w:r>
+      <w:proofErr w:type="spellEnd"/>
+      <w:r>
+        <w:rPr>
+          <w:rFonts w:ascii="Courier New" w:eastAsia="Times New Roman" w:hAnsi="Courier New"/>
+          <w:color w:val="auto"/>
+          <w:sz w:val="16"/>
+          <w:szCs w:val="16"/>
+          <w:lang w:val="en-US"/>
+        </w:rPr>
+        <w:t>(</w:t>
+      </w:r>
+      <w:proofErr w:type="spellStart"/>
+      <w:r>
+        <w:rPr>
+          <w:rFonts w:ascii="Courier New" w:eastAsia="Times New Roman" w:hAnsi="Courier New"/>
+          <w:color w:val="auto"/>
+          <w:sz w:val="16"/>
+          <w:szCs w:val="16"/>
+          <w:lang w:val="en-US"/>
+        </w:rPr>
+        <w:t>solution.row_strategy</w:t>
+      </w:r>
+      <w:proofErr w:type="spellEnd"/>
+      <w:r>
+        <w:rPr>
+          <w:rFonts w:ascii="Courier New" w:eastAsia="Times New Roman" w:hAnsi="Courier New"/>
+          <w:color w:val="auto"/>
+          <w:sz w:val="16"/>
+          <w:szCs w:val="16"/>
+          <w:lang w:val="en-US"/>
+        </w:rPr>
+        <w:t>[1], False)})"</w:t>
       </w:r>
       <w:r>
         <w:rPr>
@@ -15256,18 +18084,128 @@
           <w:lang w:val="en-US"/>
         </w:rPr>
         <w:br/>
-        <w:t xml:space="preserve">            f"{N:&gt;3} {fmt_frac(v_rec):&gt;22} {fmt_frac(v_closed):&gt;22} "</w:t>
-      </w:r>
-      <w:r>
-        <w:rPr>
-          <w:rFonts w:ascii="Courier New" w:eastAsia="Times New Roman" w:hAnsi="Courier New"/>
-          <w:color w:val="auto"/>
-          <w:sz w:val="16"/>
-          <w:szCs w:val="16"/>
-          <w:lang w:val="en-US"/>
-        </w:rPr>
-        <w:br/>
-        <w:t xml:space="preserve">            f"{matrix_value:&gt;22} {strategy:&gt;32}"</w:t>
+        <w:t xml:space="preserve">            f"{N:&gt;3} {</w:t>
+      </w:r>
+      <w:proofErr w:type="spellStart"/>
+      <w:r>
+        <w:rPr>
+          <w:rFonts w:ascii="Courier New" w:eastAsia="Times New Roman" w:hAnsi="Courier New"/>
+          <w:color w:val="auto"/>
+          <w:sz w:val="16"/>
+          <w:szCs w:val="16"/>
+          <w:lang w:val="en-US"/>
+        </w:rPr>
+        <w:t>fmt_frac</w:t>
+      </w:r>
+      <w:proofErr w:type="spellEnd"/>
+      <w:r>
+        <w:rPr>
+          <w:rFonts w:ascii="Courier New" w:eastAsia="Times New Roman" w:hAnsi="Courier New"/>
+          <w:color w:val="auto"/>
+          <w:sz w:val="16"/>
+          <w:szCs w:val="16"/>
+          <w:lang w:val="en-US"/>
+        </w:rPr>
+        <w:t>(</w:t>
+      </w:r>
+      <w:proofErr w:type="spellStart"/>
+      <w:r>
+        <w:rPr>
+          <w:rFonts w:ascii="Courier New" w:eastAsia="Times New Roman" w:hAnsi="Courier New"/>
+          <w:color w:val="auto"/>
+          <w:sz w:val="16"/>
+          <w:szCs w:val="16"/>
+          <w:lang w:val="en-US"/>
+        </w:rPr>
+        <w:t>v_rec</w:t>
+      </w:r>
+      <w:proofErr w:type="spellEnd"/>
+      <w:r>
+        <w:rPr>
+          <w:rFonts w:ascii="Courier New" w:eastAsia="Times New Roman" w:hAnsi="Courier New"/>
+          <w:color w:val="auto"/>
+          <w:sz w:val="16"/>
+          <w:szCs w:val="16"/>
+          <w:lang w:val="en-US"/>
+        </w:rPr>
+        <w:t>):&gt;22} {</w:t>
+      </w:r>
+      <w:proofErr w:type="spellStart"/>
+      <w:r>
+        <w:rPr>
+          <w:rFonts w:ascii="Courier New" w:eastAsia="Times New Roman" w:hAnsi="Courier New"/>
+          <w:color w:val="auto"/>
+          <w:sz w:val="16"/>
+          <w:szCs w:val="16"/>
+          <w:lang w:val="en-US"/>
+        </w:rPr>
+        <w:t>fmt_frac</w:t>
+      </w:r>
+      <w:proofErr w:type="spellEnd"/>
+      <w:r>
+        <w:rPr>
+          <w:rFonts w:ascii="Courier New" w:eastAsia="Times New Roman" w:hAnsi="Courier New"/>
+          <w:color w:val="auto"/>
+          <w:sz w:val="16"/>
+          <w:szCs w:val="16"/>
+          <w:lang w:val="en-US"/>
+        </w:rPr>
+        <w:t>(</w:t>
+      </w:r>
+      <w:proofErr w:type="spellStart"/>
+      <w:r>
+        <w:rPr>
+          <w:rFonts w:ascii="Courier New" w:eastAsia="Times New Roman" w:hAnsi="Courier New"/>
+          <w:color w:val="auto"/>
+          <w:sz w:val="16"/>
+          <w:szCs w:val="16"/>
+          <w:lang w:val="en-US"/>
+        </w:rPr>
+        <w:t>v_closed</w:t>
+      </w:r>
+      <w:proofErr w:type="spellEnd"/>
+      <w:r>
+        <w:rPr>
+          <w:rFonts w:ascii="Courier New" w:eastAsia="Times New Roman" w:hAnsi="Courier New"/>
+          <w:color w:val="auto"/>
+          <w:sz w:val="16"/>
+          <w:szCs w:val="16"/>
+          <w:lang w:val="en-US"/>
+        </w:rPr>
+        <w:t>):&gt;22} "</w:t>
+      </w:r>
+      <w:r>
+        <w:rPr>
+          <w:rFonts w:ascii="Courier New" w:eastAsia="Times New Roman" w:hAnsi="Courier New"/>
+          <w:color w:val="auto"/>
+          <w:sz w:val="16"/>
+          <w:szCs w:val="16"/>
+          <w:lang w:val="en-US"/>
+        </w:rPr>
+        <w:br/>
+        <w:t xml:space="preserve">            f"{</w:t>
+      </w:r>
+      <w:proofErr w:type="spellStart"/>
+      <w:r>
+        <w:rPr>
+          <w:rFonts w:ascii="Courier New" w:eastAsia="Times New Roman" w:hAnsi="Courier New"/>
+          <w:color w:val="auto"/>
+          <w:sz w:val="16"/>
+          <w:szCs w:val="16"/>
+          <w:lang w:val="en-US"/>
+        </w:rPr>
+        <w:t>matrix_value</w:t>
+      </w:r>
+      <w:proofErr w:type="spellEnd"/>
+      <w:r>
+        <w:rPr>
+          <w:rFonts w:ascii="Courier New" w:eastAsia="Times New Roman" w:hAnsi="Courier New"/>
+          <w:color w:val="auto"/>
+          <w:sz w:val="16"/>
+          <w:szCs w:val="16"/>
+          <w:lang w:val="en-US"/>
+        </w:rPr>
+        <w:t>:&gt;22} {strategy:&gt;32}"</w:t>
       </w:r>
       <w:r>
         <w:rPr>
@@ -15299,7 +18237,29 @@
           <w:lang w:val="en-US"/>
         </w:rPr>
         <w:br/>
-        <w:t>RUIN_RECURSIVE_VARIANTS: dict[int, tuple[tuple[int | str, int | str], tuple[int | str, int | str]]] = {</w:t>
+        <w:t xml:space="preserve">RUIN_RECURSIVE_VARIANTS: </w:t>
+      </w:r>
+      <w:proofErr w:type="spellStart"/>
+      <w:r>
+        <w:rPr>
+          <w:rFonts w:ascii="Courier New" w:eastAsia="Times New Roman" w:hAnsi="Courier New"/>
+          <w:color w:val="auto"/>
+          <w:sz w:val="16"/>
+          <w:szCs w:val="16"/>
+          <w:lang w:val="en-US"/>
+        </w:rPr>
+        <w:t>dict</w:t>
+      </w:r>
+      <w:proofErr w:type="spellEnd"/>
+      <w:r>
+        <w:rPr>
+          <w:rFonts w:ascii="Courier New" w:eastAsia="Times New Roman" w:hAnsi="Courier New"/>
+          <w:color w:val="auto"/>
+          <w:sz w:val="16"/>
+          <w:szCs w:val="16"/>
+          <w:lang w:val="en-US"/>
+        </w:rPr>
+        <w:t>[int, tuple[tuple[int | str, int | str], tuple[int | str, int | str]]] = {</w:t>
       </w:r>
       <w:r>
         <w:rPr>
@@ -15419,29 +18379,117 @@
           <w:lang w:val="en-US"/>
         </w:rPr>
         <w:br/>
-        <w:t>def recursive_variant_number(student_variant: int) -&gt; int:</w:t>
-      </w:r>
-      <w:r>
-        <w:rPr>
-          <w:rFonts w:ascii="Courier New" w:eastAsia="Times New Roman" w:hAnsi="Courier New"/>
-          <w:color w:val="auto"/>
-          <w:sz w:val="16"/>
-          <w:szCs w:val="16"/>
-          <w:lang w:val="en-US"/>
-        </w:rPr>
-        <w:br/>
-        <w:t xml:space="preserve">    if student_variant &lt; 1:</w:t>
-      </w:r>
-      <w:r>
-        <w:rPr>
-          <w:rFonts w:ascii="Courier New" w:eastAsia="Times New Roman" w:hAnsi="Courier New"/>
-          <w:color w:val="auto"/>
-          <w:sz w:val="16"/>
-          <w:szCs w:val="16"/>
-          <w:lang w:val="en-US"/>
-        </w:rPr>
-        <w:br/>
-        <w:t xml:space="preserve">        raise ValueError("</w:t>
+        <w:t xml:space="preserve">def </w:t>
+      </w:r>
+      <w:proofErr w:type="spellStart"/>
+      <w:r>
+        <w:rPr>
+          <w:rFonts w:ascii="Courier New" w:eastAsia="Times New Roman" w:hAnsi="Courier New"/>
+          <w:color w:val="auto"/>
+          <w:sz w:val="16"/>
+          <w:szCs w:val="16"/>
+          <w:lang w:val="en-US"/>
+        </w:rPr>
+        <w:t>recursive_variant_number</w:t>
+      </w:r>
+      <w:proofErr w:type="spellEnd"/>
+      <w:r>
+        <w:rPr>
+          <w:rFonts w:ascii="Courier New" w:eastAsia="Times New Roman" w:hAnsi="Courier New"/>
+          <w:color w:val="auto"/>
+          <w:sz w:val="16"/>
+          <w:szCs w:val="16"/>
+          <w:lang w:val="en-US"/>
+        </w:rPr>
+        <w:t>(</w:t>
+      </w:r>
+      <w:proofErr w:type="spellStart"/>
+      <w:r>
+        <w:rPr>
+          <w:rFonts w:ascii="Courier New" w:eastAsia="Times New Roman" w:hAnsi="Courier New"/>
+          <w:color w:val="auto"/>
+          <w:sz w:val="16"/>
+          <w:szCs w:val="16"/>
+          <w:lang w:val="en-US"/>
+        </w:rPr>
+        <w:t>student_variant</w:t>
+      </w:r>
+      <w:proofErr w:type="spellEnd"/>
+      <w:r>
+        <w:rPr>
+          <w:rFonts w:ascii="Courier New" w:eastAsia="Times New Roman" w:hAnsi="Courier New"/>
+          <w:color w:val="auto"/>
+          <w:sz w:val="16"/>
+          <w:szCs w:val="16"/>
+          <w:lang w:val="en-US"/>
+        </w:rPr>
+        <w:t>: int) -&gt; int:</w:t>
+      </w:r>
+      <w:r>
+        <w:rPr>
+          <w:rFonts w:ascii="Courier New" w:eastAsia="Times New Roman" w:hAnsi="Courier New"/>
+          <w:color w:val="auto"/>
+          <w:sz w:val="16"/>
+          <w:szCs w:val="16"/>
+          <w:lang w:val="en-US"/>
+        </w:rPr>
+        <w:br/>
+        <w:t xml:space="preserve">    if </w:t>
+      </w:r>
+      <w:proofErr w:type="spellStart"/>
+      <w:r>
+        <w:rPr>
+          <w:rFonts w:ascii="Courier New" w:eastAsia="Times New Roman" w:hAnsi="Courier New"/>
+          <w:color w:val="auto"/>
+          <w:sz w:val="16"/>
+          <w:szCs w:val="16"/>
+          <w:lang w:val="en-US"/>
+        </w:rPr>
+        <w:t>student_variant</w:t>
+      </w:r>
+      <w:proofErr w:type="spellEnd"/>
+      <w:r>
+        <w:rPr>
+          <w:rFonts w:ascii="Courier New" w:eastAsia="Times New Roman" w:hAnsi="Courier New"/>
+          <w:color w:val="auto"/>
+          <w:sz w:val="16"/>
+          <w:szCs w:val="16"/>
+          <w:lang w:val="en-US"/>
+        </w:rPr>
+        <w:t xml:space="preserve"> &lt; 1:</w:t>
+      </w:r>
+      <w:r>
+        <w:rPr>
+          <w:rFonts w:ascii="Courier New" w:eastAsia="Times New Roman" w:hAnsi="Courier New"/>
+          <w:color w:val="auto"/>
+          <w:sz w:val="16"/>
+          <w:szCs w:val="16"/>
+          <w:lang w:val="en-US"/>
+        </w:rPr>
+        <w:br/>
+        <w:t xml:space="preserve">        raise </w:t>
+      </w:r>
+      <w:proofErr w:type="spellStart"/>
+      <w:r>
+        <w:rPr>
+          <w:rFonts w:ascii="Courier New" w:eastAsia="Times New Roman" w:hAnsi="Courier New"/>
+          <w:color w:val="auto"/>
+          <w:sz w:val="16"/>
+          <w:szCs w:val="16"/>
+          <w:lang w:val="en-US"/>
+        </w:rPr>
+        <w:t>ValueError</w:t>
+      </w:r>
+      <w:proofErr w:type="spellEnd"/>
+      <w:r>
+        <w:rPr>
+          <w:rFonts w:ascii="Courier New" w:eastAsia="Times New Roman" w:hAnsi="Courier New"/>
+          <w:color w:val="auto"/>
+          <w:sz w:val="16"/>
+          <w:szCs w:val="16"/>
+          <w:lang w:val="en-US"/>
+        </w:rPr>
+        <w:t>("</w:t>
       </w:r>
       <w:r>
         <w:rPr>
@@ -15547,50 +18595,138 @@
           <w:lang w:val="en-US"/>
         </w:rPr>
         <w:br/>
-        <w:t xml:space="preserve">    return ((student_variant - 1) % 8) + 1</w:t>
-      </w:r>
-      <w:r>
-        <w:rPr>
-          <w:rFonts w:ascii="Courier New" w:eastAsia="Times New Roman" w:hAnsi="Courier New"/>
-          <w:color w:val="auto"/>
-          <w:sz w:val="16"/>
-          <w:szCs w:val="16"/>
-          <w:lang w:val="en-US"/>
-        </w:rPr>
-        <w:br/>
-      </w:r>
-      <w:r>
-        <w:rPr>
-          <w:rFonts w:ascii="Courier New" w:eastAsia="Times New Roman" w:hAnsi="Courier New"/>
-          <w:color w:val="auto"/>
-          <w:sz w:val="16"/>
-          <w:szCs w:val="16"/>
-          <w:lang w:val="en-US"/>
-        </w:rPr>
-        <w:br/>
-        <w:t>def build_recursive_variant_matrix(</w:t>
-      </w:r>
-      <w:r>
-        <w:rPr>
-          <w:rFonts w:ascii="Courier New" w:eastAsia="Times New Roman" w:hAnsi="Courier New"/>
-          <w:color w:val="auto"/>
-          <w:sz w:val="16"/>
-          <w:szCs w:val="16"/>
-          <w:lang w:val="en-US"/>
-        </w:rPr>
-        <w:br/>
-        <w:t xml:space="preserve">        variant_number: int,</w:t>
-      </w:r>
-      <w:r>
-        <w:rPr>
-          <w:rFonts w:ascii="Courier New" w:eastAsia="Times New Roman" w:hAnsi="Courier New"/>
-          <w:color w:val="auto"/>
-          <w:sz w:val="16"/>
-          <w:szCs w:val="16"/>
-          <w:lang w:val="en-US"/>
-        </w:rPr>
-        <w:br/>
-        <w:t xml:space="preserve">        previous_value: Fraction,</w:t>
+        <w:t xml:space="preserve">    return ((</w:t>
+      </w:r>
+      <w:proofErr w:type="spellStart"/>
+      <w:r>
+        <w:rPr>
+          <w:rFonts w:ascii="Courier New" w:eastAsia="Times New Roman" w:hAnsi="Courier New"/>
+          <w:color w:val="auto"/>
+          <w:sz w:val="16"/>
+          <w:szCs w:val="16"/>
+          <w:lang w:val="en-US"/>
+        </w:rPr>
+        <w:t>student_variant</w:t>
+      </w:r>
+      <w:proofErr w:type="spellEnd"/>
+      <w:r>
+        <w:rPr>
+          <w:rFonts w:ascii="Courier New" w:eastAsia="Times New Roman" w:hAnsi="Courier New"/>
+          <w:color w:val="auto"/>
+          <w:sz w:val="16"/>
+          <w:szCs w:val="16"/>
+          <w:lang w:val="en-US"/>
+        </w:rPr>
+        <w:t xml:space="preserve"> - 1) % 8) + 1</w:t>
+      </w:r>
+      <w:r>
+        <w:rPr>
+          <w:rFonts w:ascii="Courier New" w:eastAsia="Times New Roman" w:hAnsi="Courier New"/>
+          <w:color w:val="auto"/>
+          <w:sz w:val="16"/>
+          <w:szCs w:val="16"/>
+          <w:lang w:val="en-US"/>
+        </w:rPr>
+        <w:br/>
+      </w:r>
+      <w:r>
+        <w:rPr>
+          <w:rFonts w:ascii="Courier New" w:eastAsia="Times New Roman" w:hAnsi="Courier New"/>
+          <w:color w:val="auto"/>
+          <w:sz w:val="16"/>
+          <w:szCs w:val="16"/>
+          <w:lang w:val="en-US"/>
+        </w:rPr>
+        <w:br/>
+        <w:t xml:space="preserve">def </w:t>
+      </w:r>
+      <w:proofErr w:type="spellStart"/>
+      <w:r>
+        <w:rPr>
+          <w:rFonts w:ascii="Courier New" w:eastAsia="Times New Roman" w:hAnsi="Courier New"/>
+          <w:color w:val="auto"/>
+          <w:sz w:val="16"/>
+          <w:szCs w:val="16"/>
+          <w:lang w:val="en-US"/>
+        </w:rPr>
+        <w:t>build_recursive_variant_matrix</w:t>
+      </w:r>
+      <w:proofErr w:type="spellEnd"/>
+      <w:r>
+        <w:rPr>
+          <w:rFonts w:ascii="Courier New" w:eastAsia="Times New Roman" w:hAnsi="Courier New"/>
+          <w:color w:val="auto"/>
+          <w:sz w:val="16"/>
+          <w:szCs w:val="16"/>
+          <w:lang w:val="en-US"/>
+        </w:rPr>
+        <w:t>(</w:t>
+      </w:r>
+      <w:r>
+        <w:rPr>
+          <w:rFonts w:ascii="Courier New" w:eastAsia="Times New Roman" w:hAnsi="Courier New"/>
+          <w:color w:val="auto"/>
+          <w:sz w:val="16"/>
+          <w:szCs w:val="16"/>
+          <w:lang w:val="en-US"/>
+        </w:rPr>
+        <w:br/>
+        <w:t xml:space="preserve">        </w:t>
+      </w:r>
+      <w:proofErr w:type="spellStart"/>
+      <w:r>
+        <w:rPr>
+          <w:rFonts w:ascii="Courier New" w:eastAsia="Times New Roman" w:hAnsi="Courier New"/>
+          <w:color w:val="auto"/>
+          <w:sz w:val="16"/>
+          <w:szCs w:val="16"/>
+          <w:lang w:val="en-US"/>
+        </w:rPr>
+        <w:t>variant_number</w:t>
+      </w:r>
+      <w:proofErr w:type="spellEnd"/>
+      <w:r>
+        <w:rPr>
+          <w:rFonts w:ascii="Courier New" w:eastAsia="Times New Roman" w:hAnsi="Courier New"/>
+          <w:color w:val="auto"/>
+          <w:sz w:val="16"/>
+          <w:szCs w:val="16"/>
+          <w:lang w:val="en-US"/>
+        </w:rPr>
+        <w:t>: int,</w:t>
+      </w:r>
+      <w:r>
+        <w:rPr>
+          <w:rFonts w:ascii="Courier New" w:eastAsia="Times New Roman" w:hAnsi="Courier New"/>
+          <w:color w:val="auto"/>
+          <w:sz w:val="16"/>
+          <w:szCs w:val="16"/>
+          <w:lang w:val="en-US"/>
+        </w:rPr>
+        <w:br/>
+        <w:t xml:space="preserve">        </w:t>
+      </w:r>
+      <w:proofErr w:type="spellStart"/>
+      <w:r>
+        <w:rPr>
+          <w:rFonts w:ascii="Courier New" w:eastAsia="Times New Roman" w:hAnsi="Courier New"/>
+          <w:color w:val="auto"/>
+          <w:sz w:val="16"/>
+          <w:szCs w:val="16"/>
+          <w:lang w:val="en-US"/>
+        </w:rPr>
+        <w:t>previous_value</w:t>
+      </w:r>
+      <w:proofErr w:type="spellEnd"/>
+      <w:r>
+        <w:rPr>
+          <w:rFonts w:ascii="Courier New" w:eastAsia="Times New Roman" w:hAnsi="Courier New"/>
+          <w:color w:val="auto"/>
+          <w:sz w:val="16"/>
+          <w:szCs w:val="16"/>
+          <w:lang w:val="en-US"/>
+        </w:rPr>
+        <w:t>: Fraction,</w:t>
       </w:r>
       <w:r>
         <w:rPr>
@@ -15612,18 +18748,84 @@
           <w:lang w:val="en-US"/>
         </w:rPr>
         <w:br/>
-        <w:t xml:space="preserve">    if variant_number not in RUIN_RECURSIVE_VARIANTS:</w:t>
-      </w:r>
-      <w:r>
-        <w:rPr>
-          <w:rFonts w:ascii="Courier New" w:eastAsia="Times New Roman" w:hAnsi="Courier New"/>
-          <w:color w:val="auto"/>
-          <w:sz w:val="16"/>
-          <w:szCs w:val="16"/>
-          <w:lang w:val="en-US"/>
-        </w:rPr>
-        <w:br/>
-        <w:t xml:space="preserve">        raise ValueError("variant_number </w:t>
+        <w:t xml:space="preserve">    if </w:t>
+      </w:r>
+      <w:proofErr w:type="spellStart"/>
+      <w:r>
+        <w:rPr>
+          <w:rFonts w:ascii="Courier New" w:eastAsia="Times New Roman" w:hAnsi="Courier New"/>
+          <w:color w:val="auto"/>
+          <w:sz w:val="16"/>
+          <w:szCs w:val="16"/>
+          <w:lang w:val="en-US"/>
+        </w:rPr>
+        <w:t>variant_number</w:t>
+      </w:r>
+      <w:proofErr w:type="spellEnd"/>
+      <w:r>
+        <w:rPr>
+          <w:rFonts w:ascii="Courier New" w:eastAsia="Times New Roman" w:hAnsi="Courier New"/>
+          <w:color w:val="auto"/>
+          <w:sz w:val="16"/>
+          <w:szCs w:val="16"/>
+          <w:lang w:val="en-US"/>
+        </w:rPr>
+        <w:t xml:space="preserve"> not in RUIN_RECURSIVE_VARIANTS:</w:t>
+      </w:r>
+      <w:r>
+        <w:rPr>
+          <w:rFonts w:ascii="Courier New" w:eastAsia="Times New Roman" w:hAnsi="Courier New"/>
+          <w:color w:val="auto"/>
+          <w:sz w:val="16"/>
+          <w:szCs w:val="16"/>
+          <w:lang w:val="en-US"/>
+        </w:rPr>
+        <w:br/>
+        <w:t xml:space="preserve">        raise </w:t>
+      </w:r>
+      <w:proofErr w:type="spellStart"/>
+      <w:r>
+        <w:rPr>
+          <w:rFonts w:ascii="Courier New" w:eastAsia="Times New Roman" w:hAnsi="Courier New"/>
+          <w:color w:val="auto"/>
+          <w:sz w:val="16"/>
+          <w:szCs w:val="16"/>
+          <w:lang w:val="en-US"/>
+        </w:rPr>
+        <w:t>ValueError</w:t>
+      </w:r>
+      <w:proofErr w:type="spellEnd"/>
+      <w:r>
+        <w:rPr>
+          <w:rFonts w:ascii="Courier New" w:eastAsia="Times New Roman" w:hAnsi="Courier New"/>
+          <w:color w:val="auto"/>
+          <w:sz w:val="16"/>
+          <w:szCs w:val="16"/>
+          <w:lang w:val="en-US"/>
+        </w:rPr>
+        <w:t>("</w:t>
+      </w:r>
+      <w:proofErr w:type="spellStart"/>
+      <w:r>
+        <w:rPr>
+          <w:rFonts w:ascii="Courier New" w:eastAsia="Times New Roman" w:hAnsi="Courier New"/>
+          <w:color w:val="auto"/>
+          <w:sz w:val="16"/>
+          <w:szCs w:val="16"/>
+          <w:lang w:val="en-US"/>
+        </w:rPr>
+        <w:t>variant_number</w:t>
+      </w:r>
+      <w:proofErr w:type="spellEnd"/>
+      <w:r>
+        <w:rPr>
+          <w:rFonts w:ascii="Courier New" w:eastAsia="Times New Roman" w:hAnsi="Courier New"/>
+          <w:color w:val="auto"/>
+          <w:sz w:val="16"/>
+          <w:szCs w:val="16"/>
+          <w:lang w:val="en-US"/>
+        </w:rPr>
+        <w:t xml:space="preserve"> </w:t>
       </w:r>
       <w:r>
         <w:rPr>
@@ -15720,7 +18922,29 @@
           <w:lang w:val="en-US"/>
         </w:rPr>
         <w:br/>
-        <w:t xml:space="preserve">    template = RUIN_RECURSIVE_VARIANTS[variant_number]</w:t>
+        <w:t xml:space="preserve">    template = RUIN_RECURSIVE_VARIANTS[</w:t>
+      </w:r>
+      <w:proofErr w:type="spellStart"/>
+      <w:r>
+        <w:rPr>
+          <w:rFonts w:ascii="Courier New" w:eastAsia="Times New Roman" w:hAnsi="Courier New"/>
+          <w:color w:val="auto"/>
+          <w:sz w:val="16"/>
+          <w:szCs w:val="16"/>
+          <w:lang w:val="en-US"/>
+        </w:rPr>
+        <w:t>variant_number</w:t>
+      </w:r>
+      <w:proofErr w:type="spellEnd"/>
+      <w:r>
+        <w:rPr>
+          <w:rFonts w:ascii="Courier New" w:eastAsia="Times New Roman" w:hAnsi="Courier New"/>
+          <w:color w:val="auto"/>
+          <w:sz w:val="16"/>
+          <w:szCs w:val="16"/>
+          <w:lang w:val="en-US"/>
+        </w:rPr>
+        <w:t>]</w:t>
       </w:r>
       <w:r>
         <w:rPr>
@@ -15753,7 +18977,29 @@
           <w:lang w:val="en-US"/>
         </w:rPr>
         <w:br/>
-        <w:t xml:space="preserve">        new_row: list[Fraction] = []</w:t>
+        <w:t xml:space="preserve">        </w:t>
+      </w:r>
+      <w:proofErr w:type="spellStart"/>
+      <w:r>
+        <w:rPr>
+          <w:rFonts w:ascii="Courier New" w:eastAsia="Times New Roman" w:hAnsi="Courier New"/>
+          <w:color w:val="auto"/>
+          <w:sz w:val="16"/>
+          <w:szCs w:val="16"/>
+          <w:lang w:val="en-US"/>
+        </w:rPr>
+        <w:t>new_row</w:t>
+      </w:r>
+      <w:proofErr w:type="spellEnd"/>
+      <w:r>
+        <w:rPr>
+          <w:rFonts w:ascii="Courier New" w:eastAsia="Times New Roman" w:hAnsi="Courier New"/>
+          <w:color w:val="auto"/>
+          <w:sz w:val="16"/>
+          <w:szCs w:val="16"/>
+          <w:lang w:val="en-US"/>
+        </w:rPr>
+        <w:t>: list[Fraction] = []</w:t>
       </w:r>
       <w:r>
         <w:rPr>
@@ -15786,7 +19032,51 @@
           <w:lang w:val="en-US"/>
         </w:rPr>
         <w:br/>
-        <w:t xml:space="preserve">                new_row.append(previous_value)</w:t>
+        <w:t xml:space="preserve">                </w:t>
+      </w:r>
+      <w:proofErr w:type="spellStart"/>
+      <w:r>
+        <w:rPr>
+          <w:rFonts w:ascii="Courier New" w:eastAsia="Times New Roman" w:hAnsi="Courier New"/>
+          <w:color w:val="auto"/>
+          <w:sz w:val="16"/>
+          <w:szCs w:val="16"/>
+          <w:lang w:val="en-US"/>
+        </w:rPr>
+        <w:t>new_row.append</w:t>
+      </w:r>
+      <w:proofErr w:type="spellEnd"/>
+      <w:r>
+        <w:rPr>
+          <w:rFonts w:ascii="Courier New" w:eastAsia="Times New Roman" w:hAnsi="Courier New"/>
+          <w:color w:val="auto"/>
+          <w:sz w:val="16"/>
+          <w:szCs w:val="16"/>
+          <w:lang w:val="en-US"/>
+        </w:rPr>
+        <w:t>(</w:t>
+      </w:r>
+      <w:proofErr w:type="spellStart"/>
+      <w:r>
+        <w:rPr>
+          <w:rFonts w:ascii="Courier New" w:eastAsia="Times New Roman" w:hAnsi="Courier New"/>
+          <w:color w:val="auto"/>
+          <w:sz w:val="16"/>
+          <w:szCs w:val="16"/>
+          <w:lang w:val="en-US"/>
+        </w:rPr>
+        <w:t>previous_value</w:t>
+      </w:r>
+      <w:proofErr w:type="spellEnd"/>
+      <w:r>
+        <w:rPr>
+          <w:rFonts w:ascii="Courier New" w:eastAsia="Times New Roman" w:hAnsi="Courier New"/>
+          <w:color w:val="auto"/>
+          <w:sz w:val="16"/>
+          <w:szCs w:val="16"/>
+          <w:lang w:val="en-US"/>
+        </w:rPr>
+        <w:t>)</w:t>
       </w:r>
       <w:r>
         <w:rPr>
@@ -15808,18 +19098,106 @@
           <w:lang w:val="en-US"/>
         </w:rPr>
         <w:br/>
-        <w:t xml:space="preserve">                new_row.append(F(item))</w:t>
-      </w:r>
-      <w:r>
-        <w:rPr>
-          <w:rFonts w:ascii="Courier New" w:eastAsia="Times New Roman" w:hAnsi="Courier New"/>
-          <w:color w:val="auto"/>
-          <w:sz w:val="16"/>
-          <w:szCs w:val="16"/>
-          <w:lang w:val="en-US"/>
-        </w:rPr>
-        <w:br/>
-        <w:t xml:space="preserve">        matrix.append(tuple(new_row))  # type: ignore[arg-type]</w:t>
+        <w:t xml:space="preserve">                </w:t>
+      </w:r>
+      <w:proofErr w:type="spellStart"/>
+      <w:r>
+        <w:rPr>
+          <w:rFonts w:ascii="Courier New" w:eastAsia="Times New Roman" w:hAnsi="Courier New"/>
+          <w:color w:val="auto"/>
+          <w:sz w:val="16"/>
+          <w:szCs w:val="16"/>
+          <w:lang w:val="en-US"/>
+        </w:rPr>
+        <w:t>new_row.append</w:t>
+      </w:r>
+      <w:proofErr w:type="spellEnd"/>
+      <w:r>
+        <w:rPr>
+          <w:rFonts w:ascii="Courier New" w:eastAsia="Times New Roman" w:hAnsi="Courier New"/>
+          <w:color w:val="auto"/>
+          <w:sz w:val="16"/>
+          <w:szCs w:val="16"/>
+          <w:lang w:val="en-US"/>
+        </w:rPr>
+        <w:t>(F(item))</w:t>
+      </w:r>
+      <w:r>
+        <w:rPr>
+          <w:rFonts w:ascii="Courier New" w:eastAsia="Times New Roman" w:hAnsi="Courier New"/>
+          <w:color w:val="auto"/>
+          <w:sz w:val="16"/>
+          <w:szCs w:val="16"/>
+          <w:lang w:val="en-US"/>
+        </w:rPr>
+        <w:br/>
+        <w:t xml:space="preserve">        </w:t>
+      </w:r>
+      <w:proofErr w:type="spellStart"/>
+      <w:r>
+        <w:rPr>
+          <w:rFonts w:ascii="Courier New" w:eastAsia="Times New Roman" w:hAnsi="Courier New"/>
+          <w:color w:val="auto"/>
+          <w:sz w:val="16"/>
+          <w:szCs w:val="16"/>
+          <w:lang w:val="en-US"/>
+        </w:rPr>
+        <w:t>matrix.append</w:t>
+      </w:r>
+      <w:proofErr w:type="spellEnd"/>
+      <w:r>
+        <w:rPr>
+          <w:rFonts w:ascii="Courier New" w:eastAsia="Times New Roman" w:hAnsi="Courier New"/>
+          <w:color w:val="auto"/>
+          <w:sz w:val="16"/>
+          <w:szCs w:val="16"/>
+          <w:lang w:val="en-US"/>
+        </w:rPr>
+        <w:t>(tuple(</w:t>
+      </w:r>
+      <w:proofErr w:type="spellStart"/>
+      <w:r>
+        <w:rPr>
+          <w:rFonts w:ascii="Courier New" w:eastAsia="Times New Roman" w:hAnsi="Courier New"/>
+          <w:color w:val="auto"/>
+          <w:sz w:val="16"/>
+          <w:szCs w:val="16"/>
+          <w:lang w:val="en-US"/>
+        </w:rPr>
+        <w:t>new_row</w:t>
+      </w:r>
+      <w:proofErr w:type="spellEnd"/>
+      <w:r>
+        <w:rPr>
+          <w:rFonts w:ascii="Courier New" w:eastAsia="Times New Roman" w:hAnsi="Courier New"/>
+          <w:color w:val="auto"/>
+          <w:sz w:val="16"/>
+          <w:szCs w:val="16"/>
+          <w:lang w:val="en-US"/>
+        </w:rPr>
+        <w:t>))  # type: ignore[</w:t>
+      </w:r>
+      <w:proofErr w:type="spellStart"/>
+      <w:r>
+        <w:rPr>
+          <w:rFonts w:ascii="Courier New" w:eastAsia="Times New Roman" w:hAnsi="Courier New"/>
+          <w:color w:val="auto"/>
+          <w:sz w:val="16"/>
+          <w:szCs w:val="16"/>
+          <w:lang w:val="en-US"/>
+        </w:rPr>
+        <w:t>arg</w:t>
+      </w:r>
+      <w:proofErr w:type="spellEnd"/>
+      <w:r>
+        <w:rPr>
+          <w:rFonts w:ascii="Courier New" w:eastAsia="Times New Roman" w:hAnsi="Courier New"/>
+          <w:color w:val="auto"/>
+          <w:sz w:val="16"/>
+          <w:szCs w:val="16"/>
+          <w:lang w:val="en-US"/>
+        </w:rPr>
+        <w:t>-type]</w:t>
       </w:r>
       <w:r>
         <w:rPr>
@@ -15871,18 +19249,62 @@
           <w:lang w:val="en-US"/>
         </w:rPr>
         <w:br/>
-        <w:t>def recursive_variant_value(</w:t>
-      </w:r>
-      <w:r>
-        <w:rPr>
-          <w:rFonts w:ascii="Courier New" w:eastAsia="Times New Roman" w:hAnsi="Courier New"/>
-          <w:color w:val="auto"/>
-          <w:sz w:val="16"/>
-          <w:szCs w:val="16"/>
-          <w:lang w:val="en-US"/>
-        </w:rPr>
-        <w:br/>
-        <w:t xml:space="preserve">        variant_number: int,</w:t>
+        <w:t xml:space="preserve">def </w:t>
+      </w:r>
+      <w:proofErr w:type="spellStart"/>
+      <w:r>
+        <w:rPr>
+          <w:rFonts w:ascii="Courier New" w:eastAsia="Times New Roman" w:hAnsi="Courier New"/>
+          <w:color w:val="auto"/>
+          <w:sz w:val="16"/>
+          <w:szCs w:val="16"/>
+          <w:lang w:val="en-US"/>
+        </w:rPr>
+        <w:t>recursive_variant_value</w:t>
+      </w:r>
+      <w:proofErr w:type="spellEnd"/>
+      <w:r>
+        <w:rPr>
+          <w:rFonts w:ascii="Courier New" w:eastAsia="Times New Roman" w:hAnsi="Courier New"/>
+          <w:color w:val="auto"/>
+          <w:sz w:val="16"/>
+          <w:szCs w:val="16"/>
+          <w:lang w:val="en-US"/>
+        </w:rPr>
+        <w:t>(</w:t>
+      </w:r>
+      <w:r>
+        <w:rPr>
+          <w:rFonts w:ascii="Courier New" w:eastAsia="Times New Roman" w:hAnsi="Courier New"/>
+          <w:color w:val="auto"/>
+          <w:sz w:val="16"/>
+          <w:szCs w:val="16"/>
+          <w:lang w:val="en-US"/>
+        </w:rPr>
+        <w:br/>
+        <w:t xml:space="preserve">        </w:t>
+      </w:r>
+      <w:proofErr w:type="spellStart"/>
+      <w:r>
+        <w:rPr>
+          <w:rFonts w:ascii="Courier New" w:eastAsia="Times New Roman" w:hAnsi="Courier New"/>
+          <w:color w:val="auto"/>
+          <w:sz w:val="16"/>
+          <w:szCs w:val="16"/>
+          <w:lang w:val="en-US"/>
+        </w:rPr>
+        <w:t>variant_number</w:t>
+      </w:r>
+      <w:proofErr w:type="spellEnd"/>
+      <w:r>
+        <w:rPr>
+          <w:rFonts w:ascii="Courier New" w:eastAsia="Times New Roman" w:hAnsi="Courier New"/>
+          <w:color w:val="auto"/>
+          <w:sz w:val="16"/>
+          <w:szCs w:val="16"/>
+          <w:lang w:val="en-US"/>
+        </w:rPr>
+        <w:t>: int,</w:t>
       </w:r>
       <w:r>
         <w:rPr>
@@ -15904,7 +19326,29 @@
           <w:lang w:val="en-US"/>
         </w:rPr>
         <w:br/>
-        <w:t xml:space="preserve">        initial_value: Fraction = Fraction(0),</w:t>
+        <w:t xml:space="preserve">        </w:t>
+      </w:r>
+      <w:proofErr w:type="spellStart"/>
+      <w:r>
+        <w:rPr>
+          <w:rFonts w:ascii="Courier New" w:eastAsia="Times New Roman" w:hAnsi="Courier New"/>
+          <w:color w:val="auto"/>
+          <w:sz w:val="16"/>
+          <w:szCs w:val="16"/>
+          <w:lang w:val="en-US"/>
+        </w:rPr>
+        <w:t>initial_value</w:t>
+      </w:r>
+      <w:proofErr w:type="spellEnd"/>
+      <w:r>
+        <w:rPr>
+          <w:rFonts w:ascii="Courier New" w:eastAsia="Times New Roman" w:hAnsi="Courier New"/>
+          <w:color w:val="auto"/>
+          <w:sz w:val="16"/>
+          <w:szCs w:val="16"/>
+          <w:lang w:val="en-US"/>
+        </w:rPr>
+        <w:t>: Fraction = Fraction(0),</w:t>
       </w:r>
       <w:r>
         <w:rPr>
@@ -15937,7 +19381,29 @@
           <w:lang w:val="en-US"/>
         </w:rPr>
         <w:br/>
-        <w:t xml:space="preserve">        raise ValueError("N </w:t>
+        <w:t xml:space="preserve">        raise </w:t>
+      </w:r>
+      <w:proofErr w:type="spellStart"/>
+      <w:r>
+        <w:rPr>
+          <w:rFonts w:ascii="Courier New" w:eastAsia="Times New Roman" w:hAnsi="Courier New"/>
+          <w:color w:val="auto"/>
+          <w:sz w:val="16"/>
+          <w:szCs w:val="16"/>
+          <w:lang w:val="en-US"/>
+        </w:rPr>
+        <w:t>ValueError</w:t>
+      </w:r>
+      <w:proofErr w:type="spellEnd"/>
+      <w:r>
+        <w:rPr>
+          <w:rFonts w:ascii="Courier New" w:eastAsia="Times New Roman" w:hAnsi="Courier New"/>
+          <w:color w:val="auto"/>
+          <w:sz w:val="16"/>
+          <w:szCs w:val="16"/>
+          <w:lang w:val="en-US"/>
+        </w:rPr>
+        <w:t xml:space="preserve">("N </w:t>
       </w:r>
       <w:r>
         <w:rPr>
@@ -16034,8 +19500,20 @@
           <w:lang w:val="en-US"/>
         </w:rPr>
         <w:br/>
-        <w:t xml:space="preserve">    value = initial_value</w:t>
-      </w:r>
+        <w:t xml:space="preserve">    value = </w:t>
+      </w:r>
+      <w:proofErr w:type="spellStart"/>
+      <w:r>
+        <w:rPr>
+          <w:rFonts w:ascii="Courier New" w:eastAsia="Times New Roman" w:hAnsi="Courier New"/>
+          <w:color w:val="auto"/>
+          <w:sz w:val="16"/>
+          <w:szCs w:val="16"/>
+          <w:lang w:val="en-US"/>
+        </w:rPr>
+        <w:t>initial_value</w:t>
+      </w:r>
+      <w:proofErr w:type="spellEnd"/>
       <w:r>
         <w:rPr>
           <w:rFonts w:ascii="Courier New" w:eastAsia="Times New Roman" w:hAnsi="Courier New"/>
@@ -16056,7 +19534,51 @@
           <w:lang w:val="en-US"/>
         </w:rPr>
         <w:br/>
-        <w:t xml:space="preserve">        matrix = build_recursive_variant_matrix(variant_number, value)</w:t>
+        <w:t xml:space="preserve">        matrix = </w:t>
+      </w:r>
+      <w:proofErr w:type="spellStart"/>
+      <w:r>
+        <w:rPr>
+          <w:rFonts w:ascii="Courier New" w:eastAsia="Times New Roman" w:hAnsi="Courier New"/>
+          <w:color w:val="auto"/>
+          <w:sz w:val="16"/>
+          <w:szCs w:val="16"/>
+          <w:lang w:val="en-US"/>
+        </w:rPr>
+        <w:t>build_recursive_variant_matrix</w:t>
+      </w:r>
+      <w:proofErr w:type="spellEnd"/>
+      <w:r>
+        <w:rPr>
+          <w:rFonts w:ascii="Courier New" w:eastAsia="Times New Roman" w:hAnsi="Courier New"/>
+          <w:color w:val="auto"/>
+          <w:sz w:val="16"/>
+          <w:szCs w:val="16"/>
+          <w:lang w:val="en-US"/>
+        </w:rPr>
+        <w:t>(</w:t>
+      </w:r>
+      <w:proofErr w:type="spellStart"/>
+      <w:r>
+        <w:rPr>
+          <w:rFonts w:ascii="Courier New" w:eastAsia="Times New Roman" w:hAnsi="Courier New"/>
+          <w:color w:val="auto"/>
+          <w:sz w:val="16"/>
+          <w:szCs w:val="16"/>
+          <w:lang w:val="en-US"/>
+        </w:rPr>
+        <w:t>variant_number</w:t>
+      </w:r>
+      <w:proofErr w:type="spellEnd"/>
+      <w:r>
+        <w:rPr>
+          <w:rFonts w:ascii="Courier New" w:eastAsia="Times New Roman" w:hAnsi="Courier New"/>
+          <w:color w:val="auto"/>
+          <w:sz w:val="16"/>
+          <w:szCs w:val="16"/>
+          <w:lang w:val="en-US"/>
+        </w:rPr>
+        <w:t>, value)</w:t>
       </w:r>
       <w:r>
         <w:rPr>
@@ -16078,8 +19600,20 @@
           <w:lang w:val="en-US"/>
         </w:rPr>
         <w:br/>
-        <w:t xml:space="preserve">        value = solution.value</w:t>
-      </w:r>
+        <w:t xml:space="preserve">        value = </w:t>
+      </w:r>
+      <w:proofErr w:type="spellStart"/>
+      <w:r>
+        <w:rPr>
+          <w:rFonts w:ascii="Courier New" w:eastAsia="Times New Roman" w:hAnsi="Courier New"/>
+          <w:color w:val="auto"/>
+          <w:sz w:val="16"/>
+          <w:szCs w:val="16"/>
+          <w:lang w:val="en-US"/>
+        </w:rPr>
+        <w:t>solution.value</w:t>
+      </w:r>
+      <w:proofErr w:type="spellEnd"/>
       <w:r>
         <w:rPr>
           <w:rFonts w:ascii="Courier New" w:eastAsia="Times New Roman" w:hAnsi="Courier New"/>
@@ -16110,18 +19644,62 @@
           <w:lang w:val="en-US"/>
         </w:rPr>
         <w:br/>
-        <w:t>def print_recursive_ruin_variant(</w:t>
-      </w:r>
-      <w:r>
-        <w:rPr>
-          <w:rFonts w:ascii="Courier New" w:eastAsia="Times New Roman" w:hAnsi="Courier New"/>
-          <w:color w:val="auto"/>
-          <w:sz w:val="16"/>
-          <w:szCs w:val="16"/>
-          <w:lang w:val="en-US"/>
-        </w:rPr>
-        <w:br/>
-        <w:t xml:space="preserve">        student_variant: int,</w:t>
+        <w:t xml:space="preserve">def </w:t>
+      </w:r>
+      <w:proofErr w:type="spellStart"/>
+      <w:r>
+        <w:rPr>
+          <w:rFonts w:ascii="Courier New" w:eastAsia="Times New Roman" w:hAnsi="Courier New"/>
+          <w:color w:val="auto"/>
+          <w:sz w:val="16"/>
+          <w:szCs w:val="16"/>
+          <w:lang w:val="en-US"/>
+        </w:rPr>
+        <w:t>print_recursive_ruin_variant</w:t>
+      </w:r>
+      <w:proofErr w:type="spellEnd"/>
+      <w:r>
+        <w:rPr>
+          <w:rFonts w:ascii="Courier New" w:eastAsia="Times New Roman" w:hAnsi="Courier New"/>
+          <w:color w:val="auto"/>
+          <w:sz w:val="16"/>
+          <w:szCs w:val="16"/>
+          <w:lang w:val="en-US"/>
+        </w:rPr>
+        <w:t>(</w:t>
+      </w:r>
+      <w:r>
+        <w:rPr>
+          <w:rFonts w:ascii="Courier New" w:eastAsia="Times New Roman" w:hAnsi="Courier New"/>
+          <w:color w:val="auto"/>
+          <w:sz w:val="16"/>
+          <w:szCs w:val="16"/>
+          <w:lang w:val="en-US"/>
+        </w:rPr>
+        <w:br/>
+        <w:t xml:space="preserve">        </w:t>
+      </w:r>
+      <w:proofErr w:type="spellStart"/>
+      <w:r>
+        <w:rPr>
+          <w:rFonts w:ascii="Courier New" w:eastAsia="Times New Roman" w:hAnsi="Courier New"/>
+          <w:color w:val="auto"/>
+          <w:sz w:val="16"/>
+          <w:szCs w:val="16"/>
+          <w:lang w:val="en-US"/>
+        </w:rPr>
+        <w:t>student_variant</w:t>
+      </w:r>
+      <w:proofErr w:type="spellEnd"/>
+      <w:r>
+        <w:rPr>
+          <w:rFonts w:ascii="Courier New" w:eastAsia="Times New Roman" w:hAnsi="Courier New"/>
+          <w:color w:val="auto"/>
+          <w:sz w:val="16"/>
+          <w:szCs w:val="16"/>
+          <w:lang w:val="en-US"/>
+        </w:rPr>
+        <w:t>: int,</w:t>
       </w:r>
       <w:r>
         <w:rPr>
@@ -16143,7 +19721,29 @@
           <w:lang w:val="en-US"/>
         </w:rPr>
         <w:br/>
-        <w:t xml:space="preserve">        initial_value: Fraction = Fraction(0),</w:t>
+        <w:t xml:space="preserve">        </w:t>
+      </w:r>
+      <w:proofErr w:type="spellStart"/>
+      <w:r>
+        <w:rPr>
+          <w:rFonts w:ascii="Courier New" w:eastAsia="Times New Roman" w:hAnsi="Courier New"/>
+          <w:color w:val="auto"/>
+          <w:sz w:val="16"/>
+          <w:szCs w:val="16"/>
+          <w:lang w:val="en-US"/>
+        </w:rPr>
+        <w:t>initial_value</w:t>
+      </w:r>
+      <w:proofErr w:type="spellEnd"/>
+      <w:r>
+        <w:rPr>
+          <w:rFonts w:ascii="Courier New" w:eastAsia="Times New Roman" w:hAnsi="Courier New"/>
+          <w:color w:val="auto"/>
+          <w:sz w:val="16"/>
+          <w:szCs w:val="16"/>
+          <w:lang w:val="en-US"/>
+        </w:rPr>
+        <w:t>: Fraction = Fraction(0),</w:t>
       </w:r>
       <w:r>
         <w:rPr>
@@ -16165,7 +19765,73 @@
           <w:lang w:val="en-US"/>
         </w:rPr>
         <w:br/>
-        <w:t xml:space="preserve">    variant_number = recursive_variant_number(student_variant)</w:t>
+        <w:t xml:space="preserve">    </w:t>
+      </w:r>
+      <w:proofErr w:type="spellStart"/>
+      <w:r>
+        <w:rPr>
+          <w:rFonts w:ascii="Courier New" w:eastAsia="Times New Roman" w:hAnsi="Courier New"/>
+          <w:color w:val="auto"/>
+          <w:sz w:val="16"/>
+          <w:szCs w:val="16"/>
+          <w:lang w:val="en-US"/>
+        </w:rPr>
+        <w:t>variant_number</w:t>
+      </w:r>
+      <w:proofErr w:type="spellEnd"/>
+      <w:r>
+        <w:rPr>
+          <w:rFonts w:ascii="Courier New" w:eastAsia="Times New Roman" w:hAnsi="Courier New"/>
+          <w:color w:val="auto"/>
+          <w:sz w:val="16"/>
+          <w:szCs w:val="16"/>
+          <w:lang w:val="en-US"/>
+        </w:rPr>
+        <w:t xml:space="preserve"> = </w:t>
+      </w:r>
+      <w:proofErr w:type="spellStart"/>
+      <w:r>
+        <w:rPr>
+          <w:rFonts w:ascii="Courier New" w:eastAsia="Times New Roman" w:hAnsi="Courier New"/>
+          <w:color w:val="auto"/>
+          <w:sz w:val="16"/>
+          <w:szCs w:val="16"/>
+          <w:lang w:val="en-US"/>
+        </w:rPr>
+        <w:t>recursive_variant_number</w:t>
+      </w:r>
+      <w:proofErr w:type="spellEnd"/>
+      <w:r>
+        <w:rPr>
+          <w:rFonts w:ascii="Courier New" w:eastAsia="Times New Roman" w:hAnsi="Courier New"/>
+          <w:color w:val="auto"/>
+          <w:sz w:val="16"/>
+          <w:szCs w:val="16"/>
+          <w:lang w:val="en-US"/>
+        </w:rPr>
+        <w:t>(</w:t>
+      </w:r>
+      <w:proofErr w:type="spellStart"/>
+      <w:r>
+        <w:rPr>
+          <w:rFonts w:ascii="Courier New" w:eastAsia="Times New Roman" w:hAnsi="Courier New"/>
+          <w:color w:val="auto"/>
+          <w:sz w:val="16"/>
+          <w:szCs w:val="16"/>
+          <w:lang w:val="en-US"/>
+        </w:rPr>
+        <w:t>student_variant</w:t>
+      </w:r>
+      <w:proofErr w:type="spellEnd"/>
+      <w:r>
+        <w:rPr>
+          <w:rFonts w:ascii="Courier New" w:eastAsia="Times New Roman" w:hAnsi="Courier New"/>
+          <w:color w:val="auto"/>
+          <w:sz w:val="16"/>
+          <w:szCs w:val="16"/>
+          <w:lang w:val="en-US"/>
+        </w:rPr>
+        <w:t>)</w:t>
       </w:r>
       <w:r>
         <w:rPr>
@@ -16371,7 +20037,29 @@
           <w:szCs w:val="16"/>
           <w:lang w:val="en-US"/>
         </w:rPr>
-        <w:t>: {student_variant}")</w:t>
+        <w:t>: {</w:t>
+      </w:r>
+      <w:proofErr w:type="spellStart"/>
+      <w:r>
+        <w:rPr>
+          <w:rFonts w:ascii="Courier New" w:eastAsia="Times New Roman" w:hAnsi="Courier New"/>
+          <w:color w:val="auto"/>
+          <w:sz w:val="16"/>
+          <w:szCs w:val="16"/>
+          <w:lang w:val="en-US"/>
+        </w:rPr>
+        <w:t>student_variant</w:t>
+      </w:r>
+      <w:proofErr w:type="spellEnd"/>
+      <w:r>
+        <w:rPr>
+          <w:rFonts w:ascii="Courier New" w:eastAsia="Times New Roman" w:hAnsi="Courier New"/>
+          <w:color w:val="auto"/>
+          <w:sz w:val="16"/>
+          <w:szCs w:val="16"/>
+          <w:lang w:val="en-US"/>
+        </w:rPr>
+        <w:t>}")</w:t>
       </w:r>
       <w:r>
         <w:rPr>
@@ -16458,7 +20146,51 @@
           <w:szCs w:val="16"/>
           <w:lang w:val="en-US"/>
         </w:rPr>
-        <w:t>: (({student_variant}-1) mod 8)+1 = {variant_number}")</w:t>
+        <w:t>: (({</w:t>
+      </w:r>
+      <w:proofErr w:type="spellStart"/>
+      <w:r>
+        <w:rPr>
+          <w:rFonts w:ascii="Courier New" w:eastAsia="Times New Roman" w:hAnsi="Courier New"/>
+          <w:color w:val="auto"/>
+          <w:sz w:val="16"/>
+          <w:szCs w:val="16"/>
+          <w:lang w:val="en-US"/>
+        </w:rPr>
+        <w:t>student_variant</w:t>
+      </w:r>
+      <w:proofErr w:type="spellEnd"/>
+      <w:r>
+        <w:rPr>
+          <w:rFonts w:ascii="Courier New" w:eastAsia="Times New Roman" w:hAnsi="Courier New"/>
+          <w:color w:val="auto"/>
+          <w:sz w:val="16"/>
+          <w:szCs w:val="16"/>
+          <w:lang w:val="en-US"/>
+        </w:rPr>
+        <w:t>}-1) mod 8)+1 = {</w:t>
+      </w:r>
+      <w:proofErr w:type="spellStart"/>
+      <w:r>
+        <w:rPr>
+          <w:rFonts w:ascii="Courier New" w:eastAsia="Times New Roman" w:hAnsi="Courier New"/>
+          <w:color w:val="auto"/>
+          <w:sz w:val="16"/>
+          <w:szCs w:val="16"/>
+          <w:lang w:val="en-US"/>
+        </w:rPr>
+        <w:t>variant_number</w:t>
+      </w:r>
+      <w:proofErr w:type="spellEnd"/>
+      <w:r>
+        <w:rPr>
+          <w:rFonts w:ascii="Courier New" w:eastAsia="Times New Roman" w:hAnsi="Courier New"/>
+          <w:color w:val="auto"/>
+          <w:sz w:val="16"/>
+          <w:szCs w:val="16"/>
+          <w:lang w:val="en-US"/>
+        </w:rPr>
+        <w:t>}")</w:t>
       </w:r>
       <w:r>
         <w:rPr>
@@ -16575,7 +20307,51 @@
           <w:szCs w:val="16"/>
           <w:lang w:val="en-US"/>
         </w:rPr>
-        <w:t>: v_1 = {fmt_frac(initial_value)}")</w:t>
+        <w:t>: v_1 = {</w:t>
+      </w:r>
+      <w:proofErr w:type="spellStart"/>
+      <w:r>
+        <w:rPr>
+          <w:rFonts w:ascii="Courier New" w:eastAsia="Times New Roman" w:hAnsi="Courier New"/>
+          <w:color w:val="auto"/>
+          <w:sz w:val="16"/>
+          <w:szCs w:val="16"/>
+          <w:lang w:val="en-US"/>
+        </w:rPr>
+        <w:t>fmt_frac</w:t>
+      </w:r>
+      <w:proofErr w:type="spellEnd"/>
+      <w:r>
+        <w:rPr>
+          <w:rFonts w:ascii="Courier New" w:eastAsia="Times New Roman" w:hAnsi="Courier New"/>
+          <w:color w:val="auto"/>
+          <w:sz w:val="16"/>
+          <w:szCs w:val="16"/>
+          <w:lang w:val="en-US"/>
+        </w:rPr>
+        <w:t>(</w:t>
+      </w:r>
+      <w:proofErr w:type="spellStart"/>
+      <w:r>
+        <w:rPr>
+          <w:rFonts w:ascii="Courier New" w:eastAsia="Times New Roman" w:hAnsi="Courier New"/>
+          <w:color w:val="auto"/>
+          <w:sz w:val="16"/>
+          <w:szCs w:val="16"/>
+          <w:lang w:val="en-US"/>
+        </w:rPr>
+        <w:t>initial_value</w:t>
+      </w:r>
+      <w:proofErr w:type="spellEnd"/>
+      <w:r>
+        <w:rPr>
+          <w:rFonts w:ascii="Courier New" w:eastAsia="Times New Roman" w:hAnsi="Courier New"/>
+          <w:color w:val="auto"/>
+          <w:sz w:val="16"/>
+          <w:szCs w:val="16"/>
+          <w:lang w:val="en-US"/>
+        </w:rPr>
+        <w:t>)}")</w:t>
       </w:r>
       <w:r>
         <w:rPr>
@@ -16643,60 +20419,160 @@
           <w:szCs w:val="16"/>
           <w:lang w:val="en-US"/>
         </w:rPr>
-        <w:t xml:space="preserve"> {variant_number}: {RUIN_RECURSIVE_VARIANTS[variant_number]}")</w:t>
-      </w:r>
-      <w:r>
-        <w:rPr>
-          <w:rFonts w:ascii="Courier New" w:eastAsia="Times New Roman" w:hAnsi="Courier New"/>
-          <w:color w:val="auto"/>
-          <w:sz w:val="16"/>
-          <w:szCs w:val="16"/>
-          <w:lang w:val="en-US"/>
-        </w:rPr>
-        <w:br/>
-      </w:r>
-      <w:r>
-        <w:rPr>
-          <w:rFonts w:ascii="Courier New" w:eastAsia="Times New Roman" w:hAnsi="Courier New"/>
-          <w:color w:val="auto"/>
-          <w:sz w:val="16"/>
-          <w:szCs w:val="16"/>
-          <w:lang w:val="en-US"/>
-        </w:rPr>
-        <w:br/>
-        <w:t xml:space="preserve">    value = initial_value</w:t>
-      </w:r>
-      <w:r>
-        <w:rPr>
-          <w:rFonts w:ascii="Courier New" w:eastAsia="Times New Roman" w:hAnsi="Courier New"/>
-          <w:color w:val="auto"/>
-          <w:sz w:val="16"/>
-          <w:szCs w:val="16"/>
-          <w:lang w:val="en-US"/>
-        </w:rPr>
-        <w:br/>
-        <w:t xml:space="preserve">    print(f"\nv_1 = {fmt_frac(value)}")</w:t>
-      </w:r>
-      <w:r>
-        <w:rPr>
-          <w:rFonts w:ascii="Courier New" w:eastAsia="Times New Roman" w:hAnsi="Courier New"/>
-          <w:color w:val="auto"/>
-          <w:sz w:val="16"/>
-          <w:szCs w:val="16"/>
-          <w:lang w:val="en-US"/>
-        </w:rPr>
-        <w:br/>
-      </w:r>
-      <w:r>
-        <w:rPr>
-          <w:rFonts w:ascii="Courier New" w:eastAsia="Times New Roman" w:hAnsi="Courier New"/>
-          <w:color w:val="auto"/>
-          <w:sz w:val="16"/>
-          <w:szCs w:val="16"/>
-          <w:lang w:val="en-US"/>
-        </w:rPr>
-        <w:br/>
-        <w:t xml:space="preserve">    final_solution: Matrix2x2Solution | None = None</w:t>
+        <w:t xml:space="preserve"> {</w:t>
+      </w:r>
+      <w:proofErr w:type="spellStart"/>
+      <w:r>
+        <w:rPr>
+          <w:rFonts w:ascii="Courier New" w:eastAsia="Times New Roman" w:hAnsi="Courier New"/>
+          <w:color w:val="auto"/>
+          <w:sz w:val="16"/>
+          <w:szCs w:val="16"/>
+          <w:lang w:val="en-US"/>
+        </w:rPr>
+        <w:t>variant_number</w:t>
+      </w:r>
+      <w:proofErr w:type="spellEnd"/>
+      <w:r>
+        <w:rPr>
+          <w:rFonts w:ascii="Courier New" w:eastAsia="Times New Roman" w:hAnsi="Courier New"/>
+          <w:color w:val="auto"/>
+          <w:sz w:val="16"/>
+          <w:szCs w:val="16"/>
+          <w:lang w:val="en-US"/>
+        </w:rPr>
+        <w:t>}: {RUIN_RECURSIVE_VARIANTS[</w:t>
+      </w:r>
+      <w:proofErr w:type="spellStart"/>
+      <w:r>
+        <w:rPr>
+          <w:rFonts w:ascii="Courier New" w:eastAsia="Times New Roman" w:hAnsi="Courier New"/>
+          <w:color w:val="auto"/>
+          <w:sz w:val="16"/>
+          <w:szCs w:val="16"/>
+          <w:lang w:val="en-US"/>
+        </w:rPr>
+        <w:t>variant_number</w:t>
+      </w:r>
+      <w:proofErr w:type="spellEnd"/>
+      <w:r>
+        <w:rPr>
+          <w:rFonts w:ascii="Courier New" w:eastAsia="Times New Roman" w:hAnsi="Courier New"/>
+          <w:color w:val="auto"/>
+          <w:sz w:val="16"/>
+          <w:szCs w:val="16"/>
+          <w:lang w:val="en-US"/>
+        </w:rPr>
+        <w:t>]}")</w:t>
+      </w:r>
+      <w:r>
+        <w:rPr>
+          <w:rFonts w:ascii="Courier New" w:eastAsia="Times New Roman" w:hAnsi="Courier New"/>
+          <w:color w:val="auto"/>
+          <w:sz w:val="16"/>
+          <w:szCs w:val="16"/>
+          <w:lang w:val="en-US"/>
+        </w:rPr>
+        <w:br/>
+      </w:r>
+      <w:r>
+        <w:rPr>
+          <w:rFonts w:ascii="Courier New" w:eastAsia="Times New Roman" w:hAnsi="Courier New"/>
+          <w:color w:val="auto"/>
+          <w:sz w:val="16"/>
+          <w:szCs w:val="16"/>
+          <w:lang w:val="en-US"/>
+        </w:rPr>
+        <w:br/>
+        <w:t xml:space="preserve">    value = </w:t>
+      </w:r>
+      <w:proofErr w:type="spellStart"/>
+      <w:r>
+        <w:rPr>
+          <w:rFonts w:ascii="Courier New" w:eastAsia="Times New Roman" w:hAnsi="Courier New"/>
+          <w:color w:val="auto"/>
+          <w:sz w:val="16"/>
+          <w:szCs w:val="16"/>
+          <w:lang w:val="en-US"/>
+        </w:rPr>
+        <w:t>initial_value</w:t>
+      </w:r>
+      <w:proofErr w:type="spellEnd"/>
+      <w:r>
+        <w:rPr>
+          <w:rFonts w:ascii="Courier New" w:eastAsia="Times New Roman" w:hAnsi="Courier New"/>
+          <w:color w:val="auto"/>
+          <w:sz w:val="16"/>
+          <w:szCs w:val="16"/>
+          <w:lang w:val="en-US"/>
+        </w:rPr>
+        <w:br/>
+        <w:t xml:space="preserve">    print(f"\nv_1 = {</w:t>
+      </w:r>
+      <w:proofErr w:type="spellStart"/>
+      <w:r>
+        <w:rPr>
+          <w:rFonts w:ascii="Courier New" w:eastAsia="Times New Roman" w:hAnsi="Courier New"/>
+          <w:color w:val="auto"/>
+          <w:sz w:val="16"/>
+          <w:szCs w:val="16"/>
+          <w:lang w:val="en-US"/>
+        </w:rPr>
+        <w:t>fmt_frac</w:t>
+      </w:r>
+      <w:proofErr w:type="spellEnd"/>
+      <w:r>
+        <w:rPr>
+          <w:rFonts w:ascii="Courier New" w:eastAsia="Times New Roman" w:hAnsi="Courier New"/>
+          <w:color w:val="auto"/>
+          <w:sz w:val="16"/>
+          <w:szCs w:val="16"/>
+          <w:lang w:val="en-US"/>
+        </w:rPr>
+        <w:t>(value)}")</w:t>
+      </w:r>
+      <w:r>
+        <w:rPr>
+          <w:rFonts w:ascii="Courier New" w:eastAsia="Times New Roman" w:hAnsi="Courier New"/>
+          <w:color w:val="auto"/>
+          <w:sz w:val="16"/>
+          <w:szCs w:val="16"/>
+          <w:lang w:val="en-US"/>
+        </w:rPr>
+        <w:br/>
+      </w:r>
+      <w:r>
+        <w:rPr>
+          <w:rFonts w:ascii="Courier New" w:eastAsia="Times New Roman" w:hAnsi="Courier New"/>
+          <w:color w:val="auto"/>
+          <w:sz w:val="16"/>
+          <w:szCs w:val="16"/>
+          <w:lang w:val="en-US"/>
+        </w:rPr>
+        <w:br/>
+        <w:t xml:space="preserve">    </w:t>
+      </w:r>
+      <w:proofErr w:type="spellStart"/>
+      <w:r>
+        <w:rPr>
+          <w:rFonts w:ascii="Courier New" w:eastAsia="Times New Roman" w:hAnsi="Courier New"/>
+          <w:color w:val="auto"/>
+          <w:sz w:val="16"/>
+          <w:szCs w:val="16"/>
+          <w:lang w:val="en-US"/>
+        </w:rPr>
+        <w:t>final_solution</w:t>
+      </w:r>
+      <w:proofErr w:type="spellEnd"/>
+      <w:r>
+        <w:rPr>
+          <w:rFonts w:ascii="Courier New" w:eastAsia="Times New Roman" w:hAnsi="Courier New"/>
+          <w:color w:val="auto"/>
+          <w:sz w:val="16"/>
+          <w:szCs w:val="16"/>
+          <w:lang w:val="en-US"/>
+        </w:rPr>
+        <w:t>: Matrix2x2Solution | None = None</w:t>
       </w:r>
       <w:r>
         <w:rPr>
@@ -16728,7 +20604,51 @@
           <w:lang w:val="en-US"/>
         </w:rPr>
         <w:br/>
-        <w:t xml:space="preserve">        matrix = build_recursive_variant_matrix(variant_number, value)</w:t>
+        <w:t xml:space="preserve">        matrix = </w:t>
+      </w:r>
+      <w:proofErr w:type="spellStart"/>
+      <w:r>
+        <w:rPr>
+          <w:rFonts w:ascii="Courier New" w:eastAsia="Times New Roman" w:hAnsi="Courier New"/>
+          <w:color w:val="auto"/>
+          <w:sz w:val="16"/>
+          <w:szCs w:val="16"/>
+          <w:lang w:val="en-US"/>
+        </w:rPr>
+        <w:t>build_recursive_variant_matrix</w:t>
+      </w:r>
+      <w:proofErr w:type="spellEnd"/>
+      <w:r>
+        <w:rPr>
+          <w:rFonts w:ascii="Courier New" w:eastAsia="Times New Roman" w:hAnsi="Courier New"/>
+          <w:color w:val="auto"/>
+          <w:sz w:val="16"/>
+          <w:szCs w:val="16"/>
+          <w:lang w:val="en-US"/>
+        </w:rPr>
+        <w:t>(</w:t>
+      </w:r>
+      <w:proofErr w:type="spellStart"/>
+      <w:r>
+        <w:rPr>
+          <w:rFonts w:ascii="Courier New" w:eastAsia="Times New Roman" w:hAnsi="Courier New"/>
+          <w:color w:val="auto"/>
+          <w:sz w:val="16"/>
+          <w:szCs w:val="16"/>
+          <w:lang w:val="en-US"/>
+        </w:rPr>
+        <w:t>variant_number</w:t>
+      </w:r>
+      <w:proofErr w:type="spellEnd"/>
+      <w:r>
+        <w:rPr>
+          <w:rFonts w:ascii="Courier New" w:eastAsia="Times New Roman" w:hAnsi="Courier New"/>
+          <w:color w:val="auto"/>
+          <w:sz w:val="16"/>
+          <w:szCs w:val="16"/>
+          <w:lang w:val="en-US"/>
+        </w:rPr>
+        <w:t>, value)</w:t>
       </w:r>
       <w:r>
         <w:rPr>
@@ -16809,7 +20729,29 @@
           <w:szCs w:val="16"/>
           <w:lang w:val="en-US"/>
         </w:rPr>
-        <w:t xml:space="preserve"> v_{k - 1} = {fmt_frac(value)} </w:t>
+        <w:t xml:space="preserve"> v_{k - 1} = {</w:t>
+      </w:r>
+      <w:proofErr w:type="spellStart"/>
+      <w:r>
+        <w:rPr>
+          <w:rFonts w:ascii="Courier New" w:eastAsia="Times New Roman" w:hAnsi="Courier New"/>
+          <w:color w:val="auto"/>
+          <w:sz w:val="16"/>
+          <w:szCs w:val="16"/>
+          <w:lang w:val="en-US"/>
+        </w:rPr>
+        <w:t>fmt_frac</w:t>
+      </w:r>
+      <w:proofErr w:type="spellEnd"/>
+      <w:r>
+        <w:rPr>
+          <w:rFonts w:ascii="Courier New" w:eastAsia="Times New Roman" w:hAnsi="Courier New"/>
+          <w:color w:val="auto"/>
+          <w:sz w:val="16"/>
+          <w:szCs w:val="16"/>
+          <w:lang w:val="en-US"/>
+        </w:rPr>
+        <w:t xml:space="preserve">(value)} </w:t>
       </w:r>
       <w:r>
         <w:rPr>
@@ -16877,7 +20819,51 @@
           <w:lang w:val="en-US"/>
         </w:rPr>
         <w:br/>
-        <w:t xml:space="preserve">        print_matrix_2x2(matrix, row_labels=("I", "II"), col_labels=("I", "II"))</w:t>
+        <w:t xml:space="preserve">        print_matrix_2x2(matrix, </w:t>
+      </w:r>
+      <w:proofErr w:type="spellStart"/>
+      <w:r>
+        <w:rPr>
+          <w:rFonts w:ascii="Courier New" w:eastAsia="Times New Roman" w:hAnsi="Courier New"/>
+          <w:color w:val="auto"/>
+          <w:sz w:val="16"/>
+          <w:szCs w:val="16"/>
+          <w:lang w:val="en-US"/>
+        </w:rPr>
+        <w:t>row_labels</w:t>
+      </w:r>
+      <w:proofErr w:type="spellEnd"/>
+      <w:r>
+        <w:rPr>
+          <w:rFonts w:ascii="Courier New" w:eastAsia="Times New Roman" w:hAnsi="Courier New"/>
+          <w:color w:val="auto"/>
+          <w:sz w:val="16"/>
+          <w:szCs w:val="16"/>
+          <w:lang w:val="en-US"/>
+        </w:rPr>
+        <w:t xml:space="preserve">=("I", "II"), </w:t>
+      </w:r>
+      <w:proofErr w:type="spellStart"/>
+      <w:r>
+        <w:rPr>
+          <w:rFonts w:ascii="Courier New" w:eastAsia="Times New Roman" w:hAnsi="Courier New"/>
+          <w:color w:val="auto"/>
+          <w:sz w:val="16"/>
+          <w:szCs w:val="16"/>
+          <w:lang w:val="en-US"/>
+        </w:rPr>
+        <w:t>col_labels</w:t>
+      </w:r>
+      <w:proofErr w:type="spellEnd"/>
+      <w:r>
+        <w:rPr>
+          <w:rFonts w:ascii="Courier New" w:eastAsia="Times New Roman" w:hAnsi="Courier New"/>
+          <w:color w:val="auto"/>
+          <w:sz w:val="16"/>
+          <w:szCs w:val="16"/>
+          <w:lang w:val="en-US"/>
+        </w:rPr>
+        <w:t>=("I", "II"))</w:t>
       </w:r>
       <w:r>
         <w:rPr>
@@ -16909,7 +20895,29 @@
           <w:lang w:val="en-US"/>
         </w:rPr>
         <w:br/>
-        <w:t xml:space="preserve">        final_solution = solution</w:t>
+        <w:t xml:space="preserve">        </w:t>
+      </w:r>
+      <w:proofErr w:type="spellStart"/>
+      <w:r>
+        <w:rPr>
+          <w:rFonts w:ascii="Courier New" w:eastAsia="Times New Roman" w:hAnsi="Courier New"/>
+          <w:color w:val="auto"/>
+          <w:sz w:val="16"/>
+          <w:szCs w:val="16"/>
+          <w:lang w:val="en-US"/>
+        </w:rPr>
+        <w:t>final_solution</w:t>
+      </w:r>
+      <w:proofErr w:type="spellEnd"/>
+      <w:r>
+        <w:rPr>
+          <w:rFonts w:ascii="Courier New" w:eastAsia="Times New Roman" w:hAnsi="Courier New"/>
+          <w:color w:val="auto"/>
+          <w:sz w:val="16"/>
+          <w:szCs w:val="16"/>
+          <w:lang w:val="en-US"/>
+        </w:rPr>
+        <w:t xml:space="preserve"> = solution</w:t>
       </w:r>
       <w:r>
         <w:rPr>
@@ -16968,7 +20976,29 @@
           <w:szCs w:val="16"/>
           <w:lang w:val="en-US"/>
         </w:rPr>
-        <w:t>: {solution.method}")</w:t>
+        <w:t>: {</w:t>
+      </w:r>
+      <w:proofErr w:type="spellStart"/>
+      <w:r>
+        <w:rPr>
+          <w:rFonts w:ascii="Courier New" w:eastAsia="Times New Roman" w:hAnsi="Courier New"/>
+          <w:color w:val="auto"/>
+          <w:sz w:val="16"/>
+          <w:szCs w:val="16"/>
+          <w:lang w:val="en-US"/>
+        </w:rPr>
+        <w:t>solution.method</w:t>
+      </w:r>
+      <w:proofErr w:type="spellEnd"/>
+      <w:r>
+        <w:rPr>
+          <w:rFonts w:ascii="Courier New" w:eastAsia="Times New Roman" w:hAnsi="Courier New"/>
+          <w:color w:val="auto"/>
+          <w:sz w:val="16"/>
+          <w:szCs w:val="16"/>
+          <w:lang w:val="en-US"/>
+        </w:rPr>
+        <w:t>}")</w:t>
       </w:r>
       <w:r>
         <w:rPr>
@@ -17036,7 +21066,51 @@
           <w:szCs w:val="16"/>
           <w:lang w:val="en-US"/>
         </w:rPr>
-        <w:t>: {fmt_frac(solution.lower_price)}")</w:t>
+        <w:t>: {</w:t>
+      </w:r>
+      <w:proofErr w:type="spellStart"/>
+      <w:r>
+        <w:rPr>
+          <w:rFonts w:ascii="Courier New" w:eastAsia="Times New Roman" w:hAnsi="Courier New"/>
+          <w:color w:val="auto"/>
+          <w:sz w:val="16"/>
+          <w:szCs w:val="16"/>
+          <w:lang w:val="en-US"/>
+        </w:rPr>
+        <w:t>fmt_frac</w:t>
+      </w:r>
+      <w:proofErr w:type="spellEnd"/>
+      <w:r>
+        <w:rPr>
+          <w:rFonts w:ascii="Courier New" w:eastAsia="Times New Roman" w:hAnsi="Courier New"/>
+          <w:color w:val="auto"/>
+          <w:sz w:val="16"/>
+          <w:szCs w:val="16"/>
+          <w:lang w:val="en-US"/>
+        </w:rPr>
+        <w:t>(</w:t>
+      </w:r>
+      <w:proofErr w:type="spellStart"/>
+      <w:r>
+        <w:rPr>
+          <w:rFonts w:ascii="Courier New" w:eastAsia="Times New Roman" w:hAnsi="Courier New"/>
+          <w:color w:val="auto"/>
+          <w:sz w:val="16"/>
+          <w:szCs w:val="16"/>
+          <w:lang w:val="en-US"/>
+        </w:rPr>
+        <w:t>solution.lower_price</w:t>
+      </w:r>
+      <w:proofErr w:type="spellEnd"/>
+      <w:r>
+        <w:rPr>
+          <w:rFonts w:ascii="Courier New" w:eastAsia="Times New Roman" w:hAnsi="Courier New"/>
+          <w:color w:val="auto"/>
+          <w:sz w:val="16"/>
+          <w:szCs w:val="16"/>
+          <w:lang w:val="en-US"/>
+        </w:rPr>
+        <w:t>)}")</w:t>
       </w:r>
       <w:r>
         <w:rPr>
@@ -17104,7 +21178,51 @@
           <w:szCs w:val="16"/>
           <w:lang w:val="en-US"/>
         </w:rPr>
-        <w:t>: {fmt_frac(solution.upper_price)}")</w:t>
+        <w:t>: {</w:t>
+      </w:r>
+      <w:proofErr w:type="spellStart"/>
+      <w:r>
+        <w:rPr>
+          <w:rFonts w:ascii="Courier New" w:eastAsia="Times New Roman" w:hAnsi="Courier New"/>
+          <w:color w:val="auto"/>
+          <w:sz w:val="16"/>
+          <w:szCs w:val="16"/>
+          <w:lang w:val="en-US"/>
+        </w:rPr>
+        <w:t>fmt_frac</w:t>
+      </w:r>
+      <w:proofErr w:type="spellEnd"/>
+      <w:r>
+        <w:rPr>
+          <w:rFonts w:ascii="Courier New" w:eastAsia="Times New Roman" w:hAnsi="Courier New"/>
+          <w:color w:val="auto"/>
+          <w:sz w:val="16"/>
+          <w:szCs w:val="16"/>
+          <w:lang w:val="en-US"/>
+        </w:rPr>
+        <w:t>(</w:t>
+      </w:r>
+      <w:proofErr w:type="spellStart"/>
+      <w:r>
+        <w:rPr>
+          <w:rFonts w:ascii="Courier New" w:eastAsia="Times New Roman" w:hAnsi="Courier New"/>
+          <w:color w:val="auto"/>
+          <w:sz w:val="16"/>
+          <w:szCs w:val="16"/>
+          <w:lang w:val="en-US"/>
+        </w:rPr>
+        <w:t>solution.upper_price</w:t>
+      </w:r>
+      <w:proofErr w:type="spellEnd"/>
+      <w:r>
+        <w:rPr>
+          <w:rFonts w:ascii="Courier New" w:eastAsia="Times New Roman" w:hAnsi="Courier New"/>
+          <w:color w:val="auto"/>
+          <w:sz w:val="16"/>
+          <w:szCs w:val="16"/>
+          <w:lang w:val="en-US"/>
+        </w:rPr>
+        <w:t>)}")</w:t>
       </w:r>
       <w:r>
         <w:rPr>
@@ -17153,7 +21271,51 @@
           <w:szCs w:val="16"/>
           <w:lang w:val="en-US"/>
         </w:rPr>
-        <w:t>: v_{k} = {fmt_frac(solution.value)}")</w:t>
+        <w:t>: v_{k} = {</w:t>
+      </w:r>
+      <w:proofErr w:type="spellStart"/>
+      <w:r>
+        <w:rPr>
+          <w:rFonts w:ascii="Courier New" w:eastAsia="Times New Roman" w:hAnsi="Courier New"/>
+          <w:color w:val="auto"/>
+          <w:sz w:val="16"/>
+          <w:szCs w:val="16"/>
+          <w:lang w:val="en-US"/>
+        </w:rPr>
+        <w:t>fmt_frac</w:t>
+      </w:r>
+      <w:proofErr w:type="spellEnd"/>
+      <w:r>
+        <w:rPr>
+          <w:rFonts w:ascii="Courier New" w:eastAsia="Times New Roman" w:hAnsi="Courier New"/>
+          <w:color w:val="auto"/>
+          <w:sz w:val="16"/>
+          <w:szCs w:val="16"/>
+          <w:lang w:val="en-US"/>
+        </w:rPr>
+        <w:t>(</w:t>
+      </w:r>
+      <w:proofErr w:type="spellStart"/>
+      <w:r>
+        <w:rPr>
+          <w:rFonts w:ascii="Courier New" w:eastAsia="Times New Roman" w:hAnsi="Courier New"/>
+          <w:color w:val="auto"/>
+          <w:sz w:val="16"/>
+          <w:szCs w:val="16"/>
+          <w:lang w:val="en-US"/>
+        </w:rPr>
+        <w:t>solution.value</w:t>
+      </w:r>
+      <w:proofErr w:type="spellEnd"/>
+      <w:r>
+        <w:rPr>
+          <w:rFonts w:ascii="Courier New" w:eastAsia="Times New Roman" w:hAnsi="Courier New"/>
+          <w:color w:val="auto"/>
+          <w:sz w:val="16"/>
+          <w:szCs w:val="16"/>
+          <w:lang w:val="en-US"/>
+        </w:rPr>
+        <w:t>)}")</w:t>
       </w:r>
       <w:r>
         <w:rPr>
@@ -17240,7 +21402,51 @@
           <w:szCs w:val="16"/>
           <w:lang w:val="en-US"/>
         </w:rPr>
-        <w:t>: {fmt_strategy(solution.row_strategy, ('I', 'II'))}")</w:t>
+        <w:t>: {</w:t>
+      </w:r>
+      <w:proofErr w:type="spellStart"/>
+      <w:r>
+        <w:rPr>
+          <w:rFonts w:ascii="Courier New" w:eastAsia="Times New Roman" w:hAnsi="Courier New"/>
+          <w:color w:val="auto"/>
+          <w:sz w:val="16"/>
+          <w:szCs w:val="16"/>
+          <w:lang w:val="en-US"/>
+        </w:rPr>
+        <w:t>fmt_strategy</w:t>
+      </w:r>
+      <w:proofErr w:type="spellEnd"/>
+      <w:r>
+        <w:rPr>
+          <w:rFonts w:ascii="Courier New" w:eastAsia="Times New Roman" w:hAnsi="Courier New"/>
+          <w:color w:val="auto"/>
+          <w:sz w:val="16"/>
+          <w:szCs w:val="16"/>
+          <w:lang w:val="en-US"/>
+        </w:rPr>
+        <w:t>(</w:t>
+      </w:r>
+      <w:proofErr w:type="spellStart"/>
+      <w:r>
+        <w:rPr>
+          <w:rFonts w:ascii="Courier New" w:eastAsia="Times New Roman" w:hAnsi="Courier New"/>
+          <w:color w:val="auto"/>
+          <w:sz w:val="16"/>
+          <w:szCs w:val="16"/>
+          <w:lang w:val="en-US"/>
+        </w:rPr>
+        <w:t>solution.row_strategy</w:t>
+      </w:r>
+      <w:proofErr w:type="spellEnd"/>
+      <w:r>
+        <w:rPr>
+          <w:rFonts w:ascii="Courier New" w:eastAsia="Times New Roman" w:hAnsi="Courier New"/>
+          <w:color w:val="auto"/>
+          <w:sz w:val="16"/>
+          <w:szCs w:val="16"/>
+          <w:lang w:val="en-US"/>
+        </w:rPr>
+        <w:t>, ('I', 'II'))}")</w:t>
       </w:r>
       <w:r>
         <w:rPr>
@@ -17327,29 +21533,85 @@
           <w:szCs w:val="16"/>
           <w:lang w:val="en-US"/>
         </w:rPr>
-        <w:t>: {fmt_strategy(solution.col_strategy, ('I', 'II'))}")</w:t>
-      </w:r>
-      <w:r>
-        <w:rPr>
-          <w:rFonts w:ascii="Courier New" w:eastAsia="Times New Roman" w:hAnsi="Courier New"/>
-          <w:color w:val="auto"/>
-          <w:sz w:val="16"/>
-          <w:szCs w:val="16"/>
-          <w:lang w:val="en-US"/>
-        </w:rPr>
-        <w:br/>
-      </w:r>
-      <w:r>
-        <w:rPr>
-          <w:rFonts w:ascii="Courier New" w:eastAsia="Times New Roman" w:hAnsi="Courier New"/>
-          <w:color w:val="auto"/>
-          <w:sz w:val="16"/>
-          <w:szCs w:val="16"/>
-          <w:lang w:val="en-US"/>
-        </w:rPr>
-        <w:br/>
-        <w:t xml:space="preserve">        value = solution.value</w:t>
-      </w:r>
+        <w:t>: {</w:t>
+      </w:r>
+      <w:proofErr w:type="spellStart"/>
+      <w:r>
+        <w:rPr>
+          <w:rFonts w:ascii="Courier New" w:eastAsia="Times New Roman" w:hAnsi="Courier New"/>
+          <w:color w:val="auto"/>
+          <w:sz w:val="16"/>
+          <w:szCs w:val="16"/>
+          <w:lang w:val="en-US"/>
+        </w:rPr>
+        <w:t>fmt_strategy</w:t>
+      </w:r>
+      <w:proofErr w:type="spellEnd"/>
+      <w:r>
+        <w:rPr>
+          <w:rFonts w:ascii="Courier New" w:eastAsia="Times New Roman" w:hAnsi="Courier New"/>
+          <w:color w:val="auto"/>
+          <w:sz w:val="16"/>
+          <w:szCs w:val="16"/>
+          <w:lang w:val="en-US"/>
+        </w:rPr>
+        <w:t>(</w:t>
+      </w:r>
+      <w:proofErr w:type="spellStart"/>
+      <w:r>
+        <w:rPr>
+          <w:rFonts w:ascii="Courier New" w:eastAsia="Times New Roman" w:hAnsi="Courier New"/>
+          <w:color w:val="auto"/>
+          <w:sz w:val="16"/>
+          <w:szCs w:val="16"/>
+          <w:lang w:val="en-US"/>
+        </w:rPr>
+        <w:t>solution.col_strategy</w:t>
+      </w:r>
+      <w:proofErr w:type="spellEnd"/>
+      <w:r>
+        <w:rPr>
+          <w:rFonts w:ascii="Courier New" w:eastAsia="Times New Roman" w:hAnsi="Courier New"/>
+          <w:color w:val="auto"/>
+          <w:sz w:val="16"/>
+          <w:szCs w:val="16"/>
+          <w:lang w:val="en-US"/>
+        </w:rPr>
+        <w:t>, ('I', 'II'))}")</w:t>
+      </w:r>
+      <w:r>
+        <w:rPr>
+          <w:rFonts w:ascii="Courier New" w:eastAsia="Times New Roman" w:hAnsi="Courier New"/>
+          <w:color w:val="auto"/>
+          <w:sz w:val="16"/>
+          <w:szCs w:val="16"/>
+          <w:lang w:val="en-US"/>
+        </w:rPr>
+        <w:br/>
+      </w:r>
+      <w:r>
+        <w:rPr>
+          <w:rFonts w:ascii="Courier New" w:eastAsia="Times New Roman" w:hAnsi="Courier New"/>
+          <w:color w:val="auto"/>
+          <w:sz w:val="16"/>
+          <w:szCs w:val="16"/>
+          <w:lang w:val="en-US"/>
+        </w:rPr>
+        <w:br/>
+        <w:t xml:space="preserve">        value = </w:t>
+      </w:r>
+      <w:proofErr w:type="spellStart"/>
+      <w:r>
+        <w:rPr>
+          <w:rFonts w:ascii="Courier New" w:eastAsia="Times New Roman" w:hAnsi="Courier New"/>
+          <w:color w:val="auto"/>
+          <w:sz w:val="16"/>
+          <w:szCs w:val="16"/>
+          <w:lang w:val="en-US"/>
+        </w:rPr>
+        <w:t>solution.value</w:t>
+      </w:r>
+      <w:proofErr w:type="spellEnd"/>
       <w:r>
         <w:rPr>
           <w:rFonts w:ascii="Courier New" w:eastAsia="Times New Roman" w:hAnsi="Courier New"/>
@@ -17562,7 +21824,29 @@
           <w:szCs w:val="16"/>
           <w:lang w:val="en-US"/>
         </w:rPr>
-        <w:t>: {variant_number}")</w:t>
+        <w:t>: {</w:t>
+      </w:r>
+      <w:proofErr w:type="spellStart"/>
+      <w:r>
+        <w:rPr>
+          <w:rFonts w:ascii="Courier New" w:eastAsia="Times New Roman" w:hAnsi="Courier New"/>
+          <w:color w:val="auto"/>
+          <w:sz w:val="16"/>
+          <w:szCs w:val="16"/>
+          <w:lang w:val="en-US"/>
+        </w:rPr>
+        <w:t>variant_number</w:t>
+      </w:r>
+      <w:proofErr w:type="spellEnd"/>
+      <w:r>
+        <w:rPr>
+          <w:rFonts w:ascii="Courier New" w:eastAsia="Times New Roman" w:hAnsi="Courier New"/>
+          <w:color w:val="auto"/>
+          <w:sz w:val="16"/>
+          <w:szCs w:val="16"/>
+          <w:lang w:val="en-US"/>
+        </w:rPr>
+        <w:t>}")</w:t>
       </w:r>
       <w:r>
         <w:rPr>
@@ -17584,18 +21868,62 @@
           <w:lang w:val="en-US"/>
         </w:rPr>
         <w:br/>
-        <w:t xml:space="preserve">    print(f"  v_{N} = {fmt_frac(value)}")</w:t>
-      </w:r>
-      <w:r>
-        <w:rPr>
-          <w:rFonts w:ascii="Courier New" w:eastAsia="Times New Roman" w:hAnsi="Courier New"/>
-          <w:color w:val="auto"/>
-          <w:sz w:val="16"/>
-          <w:szCs w:val="16"/>
-          <w:lang w:val="en-US"/>
-        </w:rPr>
-        <w:br/>
-        <w:t xml:space="preserve">    if final_solution is not None:</w:t>
+        <w:t xml:space="preserve">    print(f"  v_{N} = {</w:t>
+      </w:r>
+      <w:proofErr w:type="spellStart"/>
+      <w:r>
+        <w:rPr>
+          <w:rFonts w:ascii="Courier New" w:eastAsia="Times New Roman" w:hAnsi="Courier New"/>
+          <w:color w:val="auto"/>
+          <w:sz w:val="16"/>
+          <w:szCs w:val="16"/>
+          <w:lang w:val="en-US"/>
+        </w:rPr>
+        <w:t>fmt_frac</w:t>
+      </w:r>
+      <w:proofErr w:type="spellEnd"/>
+      <w:r>
+        <w:rPr>
+          <w:rFonts w:ascii="Courier New" w:eastAsia="Times New Roman" w:hAnsi="Courier New"/>
+          <w:color w:val="auto"/>
+          <w:sz w:val="16"/>
+          <w:szCs w:val="16"/>
+          <w:lang w:val="en-US"/>
+        </w:rPr>
+        <w:t>(value)}")</w:t>
+      </w:r>
+      <w:r>
+        <w:rPr>
+          <w:rFonts w:ascii="Courier New" w:eastAsia="Times New Roman" w:hAnsi="Courier New"/>
+          <w:color w:val="auto"/>
+          <w:sz w:val="16"/>
+          <w:szCs w:val="16"/>
+          <w:lang w:val="en-US"/>
+        </w:rPr>
+        <w:br/>
+        <w:t xml:space="preserve">    if </w:t>
+      </w:r>
+      <w:proofErr w:type="spellStart"/>
+      <w:r>
+        <w:rPr>
+          <w:rFonts w:ascii="Courier New" w:eastAsia="Times New Roman" w:hAnsi="Courier New"/>
+          <w:color w:val="auto"/>
+          <w:sz w:val="16"/>
+          <w:szCs w:val="16"/>
+          <w:lang w:val="en-US"/>
+        </w:rPr>
+        <w:t>final_solution</w:t>
+      </w:r>
+      <w:proofErr w:type="spellEnd"/>
+      <w:r>
+        <w:rPr>
+          <w:rFonts w:ascii="Courier New" w:eastAsia="Times New Roman" w:hAnsi="Courier New"/>
+          <w:color w:val="auto"/>
+          <w:sz w:val="16"/>
+          <w:szCs w:val="16"/>
+          <w:lang w:val="en-US"/>
+        </w:rPr>
+        <w:t xml:space="preserve"> is not None:</w:t>
       </w:r>
       <w:r>
         <w:rPr>
@@ -17750,7 +22078,51 @@
           <w:szCs w:val="16"/>
           <w:lang w:val="en-US"/>
         </w:rPr>
-        <w:t>: {fmt_strategy(final_solution.row_strategy, ('I', 'II'))}")</w:t>
+        <w:t>: {</w:t>
+      </w:r>
+      <w:proofErr w:type="spellStart"/>
+      <w:r>
+        <w:rPr>
+          <w:rFonts w:ascii="Courier New" w:eastAsia="Times New Roman" w:hAnsi="Courier New"/>
+          <w:color w:val="auto"/>
+          <w:sz w:val="16"/>
+          <w:szCs w:val="16"/>
+          <w:lang w:val="en-US"/>
+        </w:rPr>
+        <w:t>fmt_strategy</w:t>
+      </w:r>
+      <w:proofErr w:type="spellEnd"/>
+      <w:r>
+        <w:rPr>
+          <w:rFonts w:ascii="Courier New" w:eastAsia="Times New Roman" w:hAnsi="Courier New"/>
+          <w:color w:val="auto"/>
+          <w:sz w:val="16"/>
+          <w:szCs w:val="16"/>
+          <w:lang w:val="en-US"/>
+        </w:rPr>
+        <w:t>(</w:t>
+      </w:r>
+      <w:proofErr w:type="spellStart"/>
+      <w:r>
+        <w:rPr>
+          <w:rFonts w:ascii="Courier New" w:eastAsia="Times New Roman" w:hAnsi="Courier New"/>
+          <w:color w:val="auto"/>
+          <w:sz w:val="16"/>
+          <w:szCs w:val="16"/>
+          <w:lang w:val="en-US"/>
+        </w:rPr>
+        <w:t>final_solution.row_strategy</w:t>
+      </w:r>
+      <w:proofErr w:type="spellEnd"/>
+      <w:r>
+        <w:rPr>
+          <w:rFonts w:ascii="Courier New" w:eastAsia="Times New Roman" w:hAnsi="Courier New"/>
+          <w:color w:val="auto"/>
+          <w:sz w:val="16"/>
+          <w:szCs w:val="16"/>
+          <w:lang w:val="en-US"/>
+        </w:rPr>
+        <w:t>, ('I', 'II'))}")</w:t>
       </w:r>
       <w:r>
         <w:rPr>
@@ -17905,7 +22277,51 @@
           <w:szCs w:val="16"/>
           <w:lang w:val="en-US"/>
         </w:rPr>
-        <w:t>: {fmt_strategy(final_solution.col_strategy, ('I', 'II'))}")</w:t>
+        <w:t>: {</w:t>
+      </w:r>
+      <w:proofErr w:type="spellStart"/>
+      <w:r>
+        <w:rPr>
+          <w:rFonts w:ascii="Courier New" w:eastAsia="Times New Roman" w:hAnsi="Courier New"/>
+          <w:color w:val="auto"/>
+          <w:sz w:val="16"/>
+          <w:szCs w:val="16"/>
+          <w:lang w:val="en-US"/>
+        </w:rPr>
+        <w:t>fmt_strategy</w:t>
+      </w:r>
+      <w:proofErr w:type="spellEnd"/>
+      <w:r>
+        <w:rPr>
+          <w:rFonts w:ascii="Courier New" w:eastAsia="Times New Roman" w:hAnsi="Courier New"/>
+          <w:color w:val="auto"/>
+          <w:sz w:val="16"/>
+          <w:szCs w:val="16"/>
+          <w:lang w:val="en-US"/>
+        </w:rPr>
+        <w:t>(</w:t>
+      </w:r>
+      <w:proofErr w:type="spellStart"/>
+      <w:r>
+        <w:rPr>
+          <w:rFonts w:ascii="Courier New" w:eastAsia="Times New Roman" w:hAnsi="Courier New"/>
+          <w:color w:val="auto"/>
+          <w:sz w:val="16"/>
+          <w:szCs w:val="16"/>
+          <w:lang w:val="en-US"/>
+        </w:rPr>
+        <w:t>final_solution.col_strategy</w:t>
+      </w:r>
+      <w:proofErr w:type="spellEnd"/>
+      <w:r>
+        <w:rPr>
+          <w:rFonts w:ascii="Courier New" w:eastAsia="Times New Roman" w:hAnsi="Courier New"/>
+          <w:color w:val="auto"/>
+          <w:sz w:val="16"/>
+          <w:szCs w:val="16"/>
+          <w:lang w:val="en-US"/>
+        </w:rPr>
+        <w:t>, ('I', 'II'))}")</w:t>
       </w:r>
       <w:r>
         <w:rPr>
@@ -17947,7 +22363,29 @@
           <w:lang w:val="en-US"/>
         </w:rPr>
         <w:br/>
-        <w:t>class WomenCatsMiceMenGame:</w:t>
+        <w:t xml:space="preserve">class </w:t>
+      </w:r>
+      <w:proofErr w:type="spellStart"/>
+      <w:r>
+        <w:rPr>
+          <w:rFonts w:ascii="Courier New" w:eastAsia="Times New Roman" w:hAnsi="Courier New"/>
+          <w:color w:val="auto"/>
+          <w:sz w:val="16"/>
+          <w:szCs w:val="16"/>
+          <w:lang w:val="en-US"/>
+        </w:rPr>
+        <w:t>WomenCatsMiceMenGame</w:t>
+      </w:r>
+      <w:proofErr w:type="spellEnd"/>
+      <w:r>
+        <w:rPr>
+          <w:rFonts w:ascii="Courier New" w:eastAsia="Times New Roman" w:hAnsi="Courier New"/>
+          <w:color w:val="auto"/>
+          <w:sz w:val="16"/>
+          <w:szCs w:val="16"/>
+          <w:lang w:val="en-US"/>
+        </w:rPr>
+        <w:t>:</w:t>
       </w:r>
       <w:r>
         <w:rPr>
@@ -17969,7 +22407,29 @@
           <w:lang w:val="en-US"/>
         </w:rPr>
         <w:br/>
-        <w:t xml:space="preserve">    def _validate_state(m1: int, m2: int, n1: int, n2: int) -&gt; None:</w:t>
+        <w:t xml:space="preserve">    def _</w:t>
+      </w:r>
+      <w:proofErr w:type="spellStart"/>
+      <w:r>
+        <w:rPr>
+          <w:rFonts w:ascii="Courier New" w:eastAsia="Times New Roman" w:hAnsi="Courier New"/>
+          <w:color w:val="auto"/>
+          <w:sz w:val="16"/>
+          <w:szCs w:val="16"/>
+          <w:lang w:val="en-US"/>
+        </w:rPr>
+        <w:t>validate_state</w:t>
+      </w:r>
+      <w:proofErr w:type="spellEnd"/>
+      <w:r>
+        <w:rPr>
+          <w:rFonts w:ascii="Courier New" w:eastAsia="Times New Roman" w:hAnsi="Courier New"/>
+          <w:color w:val="auto"/>
+          <w:sz w:val="16"/>
+          <w:szCs w:val="16"/>
+          <w:lang w:val="en-US"/>
+        </w:rPr>
+        <w:t>(m1: int, m2: int, n1: int, n2: int) -&gt; None:</w:t>
       </w:r>
       <w:r>
         <w:rPr>
@@ -18001,7 +22461,29 @@
           <w:lang w:val="en-US"/>
         </w:rPr>
         <w:lastRenderedPageBreak/>
-        <w:t xml:space="preserve">            raise ValueError("</w:t>
+        <w:t xml:space="preserve">            raise </w:t>
+      </w:r>
+      <w:proofErr w:type="spellStart"/>
+      <w:r>
+        <w:rPr>
+          <w:rFonts w:ascii="Courier New" w:eastAsia="Times New Roman" w:hAnsi="Courier New"/>
+          <w:color w:val="auto"/>
+          <w:sz w:val="16"/>
+          <w:szCs w:val="16"/>
+          <w:lang w:val="en-US"/>
+        </w:rPr>
+        <w:t>ValueError</w:t>
+      </w:r>
+      <w:proofErr w:type="spellEnd"/>
+      <w:r>
+        <w:rPr>
+          <w:rFonts w:ascii="Courier New" w:eastAsia="Times New Roman" w:hAnsi="Courier New"/>
+          <w:color w:val="auto"/>
+          <w:sz w:val="16"/>
+          <w:szCs w:val="16"/>
+          <w:lang w:val="en-US"/>
+        </w:rPr>
+        <w:t>("</w:t>
       </w:r>
       <w:r>
         <w:rPr>
@@ -18158,7 +22640,29 @@
           <w:lang w:val="en-US"/>
         </w:rPr>
         <w:br/>
-        <w:t xml:space="preserve">        self._validate_state(m1, m2, n1, n2)</w:t>
+        <w:t xml:space="preserve">        self._</w:t>
+      </w:r>
+      <w:proofErr w:type="spellStart"/>
+      <w:r>
+        <w:rPr>
+          <w:rFonts w:ascii="Courier New" w:eastAsia="Times New Roman" w:hAnsi="Courier New"/>
+          <w:color w:val="auto"/>
+          <w:sz w:val="16"/>
+          <w:szCs w:val="16"/>
+          <w:lang w:val="en-US"/>
+        </w:rPr>
+        <w:t>validate_state</w:t>
+      </w:r>
+      <w:proofErr w:type="spellEnd"/>
+      <w:r>
+        <w:rPr>
+          <w:rFonts w:ascii="Courier New" w:eastAsia="Times New Roman" w:hAnsi="Courier New"/>
+          <w:color w:val="auto"/>
+          <w:sz w:val="16"/>
+          <w:szCs w:val="16"/>
+          <w:lang w:val="en-US"/>
+        </w:rPr>
+        <w:t>(m1, m2, n1, n2)</w:t>
       </w:r>
       <w:r>
         <w:rPr>
@@ -18255,7 +22759,29 @@
           <w:lang w:val="en-US"/>
         </w:rPr>
         <w:br/>
-        <w:t xml:space="preserve">        matrix = self.subgame_matrix(m1, m2, n1, n2)</w:t>
+        <w:t xml:space="preserve">        matrix = </w:t>
+      </w:r>
+      <w:proofErr w:type="spellStart"/>
+      <w:r>
+        <w:rPr>
+          <w:rFonts w:ascii="Courier New" w:eastAsia="Times New Roman" w:hAnsi="Courier New"/>
+          <w:color w:val="auto"/>
+          <w:sz w:val="16"/>
+          <w:szCs w:val="16"/>
+          <w:lang w:val="en-US"/>
+        </w:rPr>
+        <w:t>self.subgame_matrix</w:t>
+      </w:r>
+      <w:proofErr w:type="spellEnd"/>
+      <w:r>
+        <w:rPr>
+          <w:rFonts w:ascii="Courier New" w:eastAsia="Times New Roman" w:hAnsi="Courier New"/>
+          <w:color w:val="auto"/>
+          <w:sz w:val="16"/>
+          <w:szCs w:val="16"/>
+          <w:lang w:val="en-US"/>
+        </w:rPr>
+        <w:t>(m1, m2, n1, n2)</w:t>
       </w:r>
       <w:r>
         <w:rPr>
@@ -18287,7 +22813,29 @@
           <w:lang w:val="en-US"/>
         </w:rPr>
         <w:br/>
-        <w:t xml:space="preserve">    def subgame_matrix(self, m1: int, m2: int, n1: int, n2: int) -&gt; tuple[</w:t>
+        <w:t xml:space="preserve">    def </w:t>
+      </w:r>
+      <w:proofErr w:type="spellStart"/>
+      <w:r>
+        <w:rPr>
+          <w:rFonts w:ascii="Courier New" w:eastAsia="Times New Roman" w:hAnsi="Courier New"/>
+          <w:color w:val="auto"/>
+          <w:sz w:val="16"/>
+          <w:szCs w:val="16"/>
+          <w:lang w:val="en-US"/>
+        </w:rPr>
+        <w:t>subgame_matrix</w:t>
+      </w:r>
+      <w:proofErr w:type="spellEnd"/>
+      <w:r>
+        <w:rPr>
+          <w:rFonts w:ascii="Courier New" w:eastAsia="Times New Roman" w:hAnsi="Courier New"/>
+          <w:color w:val="auto"/>
+          <w:sz w:val="16"/>
+          <w:szCs w:val="16"/>
+          <w:lang w:val="en-US"/>
+        </w:rPr>
+        <w:t>(self, m1: int, m2: int, n1: int, n2: int) -&gt; tuple[</w:t>
       </w:r>
       <w:r>
         <w:rPr>
@@ -18309,7 +22857,29 @@
           <w:lang w:val="en-US"/>
         </w:rPr>
         <w:br/>
-        <w:t xml:space="preserve">        self._validate_state(m1, m2, n1, n2)</w:t>
+        <w:t xml:space="preserve">        self._</w:t>
+      </w:r>
+      <w:proofErr w:type="spellStart"/>
+      <w:r>
+        <w:rPr>
+          <w:rFonts w:ascii="Courier New" w:eastAsia="Times New Roman" w:hAnsi="Courier New"/>
+          <w:color w:val="auto"/>
+          <w:sz w:val="16"/>
+          <w:szCs w:val="16"/>
+          <w:lang w:val="en-US"/>
+        </w:rPr>
+        <w:t>validate_state</w:t>
+      </w:r>
+      <w:proofErr w:type="spellEnd"/>
+      <w:r>
+        <w:rPr>
+          <w:rFonts w:ascii="Courier New" w:eastAsia="Times New Roman" w:hAnsi="Courier New"/>
+          <w:color w:val="auto"/>
+          <w:sz w:val="16"/>
+          <w:szCs w:val="16"/>
+          <w:lang w:val="en-US"/>
+        </w:rPr>
+        <w:t>(m1, m2, n1, n2)</w:t>
       </w:r>
       <w:r>
         <w:rPr>
@@ -18331,7 +22901,29 @@
           <w:lang w:val="en-US"/>
         </w:rPr>
         <w:br/>
-        <w:t xml:space="preserve">            raise ValueError("</w:t>
+        <w:t xml:space="preserve">            raise </w:t>
+      </w:r>
+      <w:proofErr w:type="spellStart"/>
+      <w:r>
+        <w:rPr>
+          <w:rFonts w:ascii="Courier New" w:eastAsia="Times New Roman" w:hAnsi="Courier New"/>
+          <w:color w:val="auto"/>
+          <w:sz w:val="16"/>
+          <w:szCs w:val="16"/>
+          <w:lang w:val="en-US"/>
+        </w:rPr>
+        <w:t>ValueError</w:t>
+      </w:r>
+      <w:proofErr w:type="spellEnd"/>
+      <w:r>
+        <w:rPr>
+          <w:rFonts w:ascii="Courier New" w:eastAsia="Times New Roman" w:hAnsi="Courier New"/>
+          <w:color w:val="auto"/>
+          <w:sz w:val="16"/>
+          <w:szCs w:val="16"/>
+          <w:lang w:val="en-US"/>
+        </w:rPr>
+        <w:t>("</w:t>
       </w:r>
       <w:r>
         <w:rPr>
@@ -18526,18 +23118,62 @@
           <w:lang w:val="en-US"/>
         </w:rPr>
         <w:br/>
-        <w:t xml:space="preserve">                self.value(m1, m2 - 1, n1, n2),</w:t>
-      </w:r>
-      <w:r>
-        <w:rPr>
-          <w:rFonts w:ascii="Courier New" w:eastAsia="Times New Roman" w:hAnsi="Courier New"/>
-          <w:color w:val="auto"/>
-          <w:sz w:val="16"/>
-          <w:szCs w:val="16"/>
-          <w:lang w:val="en-US"/>
-        </w:rPr>
-        <w:br/>
-        <w:t xml:space="preserve">                self.value(m1, m2, n1 - 1, n2),</w:t>
+        <w:t xml:space="preserve">                </w:t>
+      </w:r>
+      <w:proofErr w:type="spellStart"/>
+      <w:r>
+        <w:rPr>
+          <w:rFonts w:ascii="Courier New" w:eastAsia="Times New Roman" w:hAnsi="Courier New"/>
+          <w:color w:val="auto"/>
+          <w:sz w:val="16"/>
+          <w:szCs w:val="16"/>
+          <w:lang w:val="en-US"/>
+        </w:rPr>
+        <w:t>self.value</w:t>
+      </w:r>
+      <w:proofErr w:type="spellEnd"/>
+      <w:r>
+        <w:rPr>
+          <w:rFonts w:ascii="Courier New" w:eastAsia="Times New Roman" w:hAnsi="Courier New"/>
+          <w:color w:val="auto"/>
+          <w:sz w:val="16"/>
+          <w:szCs w:val="16"/>
+          <w:lang w:val="en-US"/>
+        </w:rPr>
+        <w:t>(m1, m2 - 1, n1, n2),</w:t>
+      </w:r>
+      <w:r>
+        <w:rPr>
+          <w:rFonts w:ascii="Courier New" w:eastAsia="Times New Roman" w:hAnsi="Courier New"/>
+          <w:color w:val="auto"/>
+          <w:sz w:val="16"/>
+          <w:szCs w:val="16"/>
+          <w:lang w:val="en-US"/>
+        </w:rPr>
+        <w:br/>
+        <w:t xml:space="preserve">                </w:t>
+      </w:r>
+      <w:proofErr w:type="spellStart"/>
+      <w:r>
+        <w:rPr>
+          <w:rFonts w:ascii="Courier New" w:eastAsia="Times New Roman" w:hAnsi="Courier New"/>
+          <w:color w:val="auto"/>
+          <w:sz w:val="16"/>
+          <w:szCs w:val="16"/>
+          <w:lang w:val="en-US"/>
+        </w:rPr>
+        <w:t>self.value</w:t>
+      </w:r>
+      <w:proofErr w:type="spellEnd"/>
+      <w:r>
+        <w:rPr>
+          <w:rFonts w:ascii="Courier New" w:eastAsia="Times New Roman" w:hAnsi="Courier New"/>
+          <w:color w:val="auto"/>
+          <w:sz w:val="16"/>
+          <w:szCs w:val="16"/>
+          <w:lang w:val="en-US"/>
+        </w:rPr>
+        <w:t>(m1, m2, n1 - 1, n2),</w:t>
       </w:r>
       <w:r>
         <w:rPr>
@@ -18570,18 +23206,62 @@
           <w:lang w:val="en-US"/>
         </w:rPr>
         <w:br/>
-        <w:t xml:space="preserve">                self.value(m1, m2, n1, n2 - 1),</w:t>
-      </w:r>
-      <w:r>
-        <w:rPr>
-          <w:rFonts w:ascii="Courier New" w:eastAsia="Times New Roman" w:hAnsi="Courier New"/>
-          <w:color w:val="auto"/>
-          <w:sz w:val="16"/>
-          <w:szCs w:val="16"/>
-          <w:lang w:val="en-US"/>
-        </w:rPr>
-        <w:br/>
-        <w:t xml:space="preserve">                self.value(m1 - 1, m2, n1, n2),</w:t>
+        <w:t xml:space="preserve">                </w:t>
+      </w:r>
+      <w:proofErr w:type="spellStart"/>
+      <w:r>
+        <w:rPr>
+          <w:rFonts w:ascii="Courier New" w:eastAsia="Times New Roman" w:hAnsi="Courier New"/>
+          <w:color w:val="auto"/>
+          <w:sz w:val="16"/>
+          <w:szCs w:val="16"/>
+          <w:lang w:val="en-US"/>
+        </w:rPr>
+        <w:t>self.value</w:t>
+      </w:r>
+      <w:proofErr w:type="spellEnd"/>
+      <w:r>
+        <w:rPr>
+          <w:rFonts w:ascii="Courier New" w:eastAsia="Times New Roman" w:hAnsi="Courier New"/>
+          <w:color w:val="auto"/>
+          <w:sz w:val="16"/>
+          <w:szCs w:val="16"/>
+          <w:lang w:val="en-US"/>
+        </w:rPr>
+        <w:t>(m1, m2, n1, n2 - 1),</w:t>
+      </w:r>
+      <w:r>
+        <w:rPr>
+          <w:rFonts w:ascii="Courier New" w:eastAsia="Times New Roman" w:hAnsi="Courier New"/>
+          <w:color w:val="auto"/>
+          <w:sz w:val="16"/>
+          <w:szCs w:val="16"/>
+          <w:lang w:val="en-US"/>
+        </w:rPr>
+        <w:br/>
+        <w:t xml:space="preserve">                </w:t>
+      </w:r>
+      <w:proofErr w:type="spellStart"/>
+      <w:r>
+        <w:rPr>
+          <w:rFonts w:ascii="Courier New" w:eastAsia="Times New Roman" w:hAnsi="Courier New"/>
+          <w:color w:val="auto"/>
+          <w:sz w:val="16"/>
+          <w:szCs w:val="16"/>
+          <w:lang w:val="en-US"/>
+        </w:rPr>
+        <w:t>self.value</w:t>
+      </w:r>
+      <w:proofErr w:type="spellEnd"/>
+      <w:r>
+        <w:rPr>
+          <w:rFonts w:ascii="Courier New" w:eastAsia="Times New Roman" w:hAnsi="Courier New"/>
+          <w:color w:val="auto"/>
+          <w:sz w:val="16"/>
+          <w:szCs w:val="16"/>
+          <w:lang w:val="en-US"/>
+        </w:rPr>
+        <w:t>(m1 - 1, m2, n1, n2),</w:t>
       </w:r>
       <w:r>
         <w:rPr>
@@ -18624,83 +23304,237 @@
           <w:lang w:val="en-US"/>
         </w:rPr>
         <w:br/>
-        <w:t xml:space="preserve">    def solve_state(self, m1: int, m2: int, n1: int, n2: int) -&gt; Matrix2x2Solution:</w:t>
-      </w:r>
-      <w:r>
-        <w:rPr>
-          <w:rFonts w:ascii="Courier New" w:eastAsia="Times New Roman" w:hAnsi="Courier New"/>
-          <w:color w:val="auto"/>
-          <w:sz w:val="16"/>
-          <w:szCs w:val="16"/>
-          <w:lang w:val="en-US"/>
-        </w:rPr>
-        <w:br/>
-        <w:t xml:space="preserve">        return solve_zero_sum_2x2(self.subgame_matrix(m1, m2, n1, n2))</w:t>
-      </w:r>
-      <w:r>
-        <w:rPr>
-          <w:rFonts w:ascii="Courier New" w:eastAsia="Times New Roman" w:hAnsi="Courier New"/>
-          <w:color w:val="auto"/>
-          <w:sz w:val="16"/>
-          <w:szCs w:val="16"/>
-          <w:lang w:val="en-US"/>
-        </w:rPr>
-        <w:br/>
-      </w:r>
-      <w:r>
-        <w:rPr>
-          <w:rFonts w:ascii="Courier New" w:eastAsia="Times New Roman" w:hAnsi="Courier New"/>
-          <w:color w:val="auto"/>
-          <w:sz w:val="16"/>
-          <w:szCs w:val="16"/>
-          <w:lang w:val="en-US"/>
-        </w:rPr>
-        <w:br/>
-        <w:t xml:space="preserve">    def recurrence_formula_value(self, m1: int, m2: int, n1: int, n2: int) -&gt; Fraction:</w:t>
-      </w:r>
-      <w:r>
-        <w:rPr>
-          <w:rFonts w:ascii="Courier New" w:eastAsia="Times New Roman" w:hAnsi="Courier New"/>
-          <w:color w:val="auto"/>
-          <w:sz w:val="16"/>
-          <w:szCs w:val="16"/>
-          <w:lang w:val="en-US"/>
-        </w:rPr>
-        <w:br/>
-        <w:t xml:space="preserve">        a = self.value(m1, m2 - 1, n1, n2)</w:t>
-      </w:r>
-      <w:r>
-        <w:rPr>
-          <w:rFonts w:ascii="Courier New" w:eastAsia="Times New Roman" w:hAnsi="Courier New"/>
-          <w:color w:val="auto"/>
-          <w:sz w:val="16"/>
-          <w:szCs w:val="16"/>
-          <w:lang w:val="en-US"/>
-        </w:rPr>
-        <w:br/>
-        <w:t xml:space="preserve">        b = self.value(m1, m2, n1 - 1, n2)</w:t>
-      </w:r>
-      <w:r>
-        <w:rPr>
-          <w:rFonts w:ascii="Courier New" w:eastAsia="Times New Roman" w:hAnsi="Courier New"/>
-          <w:color w:val="auto"/>
-          <w:sz w:val="16"/>
-          <w:szCs w:val="16"/>
-          <w:lang w:val="en-US"/>
-        </w:rPr>
-        <w:br/>
-        <w:t xml:space="preserve">        c = self.value(m1, m2, n1, n2 - 1)</w:t>
-      </w:r>
-      <w:r>
-        <w:rPr>
-          <w:rFonts w:ascii="Courier New" w:eastAsia="Times New Roman" w:hAnsi="Courier New"/>
-          <w:color w:val="auto"/>
-          <w:sz w:val="16"/>
-          <w:szCs w:val="16"/>
-          <w:lang w:val="en-US"/>
-        </w:rPr>
-        <w:br/>
-        <w:t xml:space="preserve">        d = self.value(m1 - 1, m2, n1, n2)</w:t>
+        <w:t xml:space="preserve">    def </w:t>
+      </w:r>
+      <w:proofErr w:type="spellStart"/>
+      <w:r>
+        <w:rPr>
+          <w:rFonts w:ascii="Courier New" w:eastAsia="Times New Roman" w:hAnsi="Courier New"/>
+          <w:color w:val="auto"/>
+          <w:sz w:val="16"/>
+          <w:szCs w:val="16"/>
+          <w:lang w:val="en-US"/>
+        </w:rPr>
+        <w:t>solve_state</w:t>
+      </w:r>
+      <w:proofErr w:type="spellEnd"/>
+      <w:r>
+        <w:rPr>
+          <w:rFonts w:ascii="Courier New" w:eastAsia="Times New Roman" w:hAnsi="Courier New"/>
+          <w:color w:val="auto"/>
+          <w:sz w:val="16"/>
+          <w:szCs w:val="16"/>
+          <w:lang w:val="en-US"/>
+        </w:rPr>
+        <w:t>(self, m1: int, m2: int, n1: int, n2: int) -&gt; Matrix2x2Solution:</w:t>
+      </w:r>
+      <w:r>
+        <w:rPr>
+          <w:rFonts w:ascii="Courier New" w:eastAsia="Times New Roman" w:hAnsi="Courier New"/>
+          <w:color w:val="auto"/>
+          <w:sz w:val="16"/>
+          <w:szCs w:val="16"/>
+          <w:lang w:val="en-US"/>
+        </w:rPr>
+        <w:br/>
+        <w:t xml:space="preserve">        return solve_zero_sum_2x2(</w:t>
+      </w:r>
+      <w:proofErr w:type="spellStart"/>
+      <w:r>
+        <w:rPr>
+          <w:rFonts w:ascii="Courier New" w:eastAsia="Times New Roman" w:hAnsi="Courier New"/>
+          <w:color w:val="auto"/>
+          <w:sz w:val="16"/>
+          <w:szCs w:val="16"/>
+          <w:lang w:val="en-US"/>
+        </w:rPr>
+        <w:t>self.subgame_matrix</w:t>
+      </w:r>
+      <w:proofErr w:type="spellEnd"/>
+      <w:r>
+        <w:rPr>
+          <w:rFonts w:ascii="Courier New" w:eastAsia="Times New Roman" w:hAnsi="Courier New"/>
+          <w:color w:val="auto"/>
+          <w:sz w:val="16"/>
+          <w:szCs w:val="16"/>
+          <w:lang w:val="en-US"/>
+        </w:rPr>
+        <w:t>(m1, m2, n1, n2))</w:t>
+      </w:r>
+      <w:r>
+        <w:rPr>
+          <w:rFonts w:ascii="Courier New" w:eastAsia="Times New Roman" w:hAnsi="Courier New"/>
+          <w:color w:val="auto"/>
+          <w:sz w:val="16"/>
+          <w:szCs w:val="16"/>
+          <w:lang w:val="en-US"/>
+        </w:rPr>
+        <w:br/>
+      </w:r>
+      <w:r>
+        <w:rPr>
+          <w:rFonts w:ascii="Courier New" w:eastAsia="Times New Roman" w:hAnsi="Courier New"/>
+          <w:color w:val="auto"/>
+          <w:sz w:val="16"/>
+          <w:szCs w:val="16"/>
+          <w:lang w:val="en-US"/>
+        </w:rPr>
+        <w:br/>
+        <w:t xml:space="preserve">    def </w:t>
+      </w:r>
+      <w:proofErr w:type="spellStart"/>
+      <w:r>
+        <w:rPr>
+          <w:rFonts w:ascii="Courier New" w:eastAsia="Times New Roman" w:hAnsi="Courier New"/>
+          <w:color w:val="auto"/>
+          <w:sz w:val="16"/>
+          <w:szCs w:val="16"/>
+          <w:lang w:val="en-US"/>
+        </w:rPr>
+        <w:t>recurrence_formula_value</w:t>
+      </w:r>
+      <w:proofErr w:type="spellEnd"/>
+      <w:r>
+        <w:rPr>
+          <w:rFonts w:ascii="Courier New" w:eastAsia="Times New Roman" w:hAnsi="Courier New"/>
+          <w:color w:val="auto"/>
+          <w:sz w:val="16"/>
+          <w:szCs w:val="16"/>
+          <w:lang w:val="en-US"/>
+        </w:rPr>
+        <w:t>(self, m1: int, m2: int, n1: int, n2: int) -&gt; Fraction:</w:t>
+      </w:r>
+      <w:r>
+        <w:rPr>
+          <w:rFonts w:ascii="Courier New" w:eastAsia="Times New Roman" w:hAnsi="Courier New"/>
+          <w:color w:val="auto"/>
+          <w:sz w:val="16"/>
+          <w:szCs w:val="16"/>
+          <w:lang w:val="en-US"/>
+        </w:rPr>
+        <w:br/>
+        <w:t xml:space="preserve">        a = </w:t>
+      </w:r>
+      <w:proofErr w:type="spellStart"/>
+      <w:r>
+        <w:rPr>
+          <w:rFonts w:ascii="Courier New" w:eastAsia="Times New Roman" w:hAnsi="Courier New"/>
+          <w:color w:val="auto"/>
+          <w:sz w:val="16"/>
+          <w:szCs w:val="16"/>
+          <w:lang w:val="en-US"/>
+        </w:rPr>
+        <w:t>self.value</w:t>
+      </w:r>
+      <w:proofErr w:type="spellEnd"/>
+      <w:r>
+        <w:rPr>
+          <w:rFonts w:ascii="Courier New" w:eastAsia="Times New Roman" w:hAnsi="Courier New"/>
+          <w:color w:val="auto"/>
+          <w:sz w:val="16"/>
+          <w:szCs w:val="16"/>
+          <w:lang w:val="en-US"/>
+        </w:rPr>
+        <w:t>(m1, m2 - 1, n1, n2)</w:t>
+      </w:r>
+      <w:r>
+        <w:rPr>
+          <w:rFonts w:ascii="Courier New" w:eastAsia="Times New Roman" w:hAnsi="Courier New"/>
+          <w:color w:val="auto"/>
+          <w:sz w:val="16"/>
+          <w:szCs w:val="16"/>
+          <w:lang w:val="en-US"/>
+        </w:rPr>
+        <w:br/>
+        <w:t xml:space="preserve">        b = </w:t>
+      </w:r>
+      <w:proofErr w:type="spellStart"/>
+      <w:r>
+        <w:rPr>
+          <w:rFonts w:ascii="Courier New" w:eastAsia="Times New Roman" w:hAnsi="Courier New"/>
+          <w:color w:val="auto"/>
+          <w:sz w:val="16"/>
+          <w:szCs w:val="16"/>
+          <w:lang w:val="en-US"/>
+        </w:rPr>
+        <w:t>self.value</w:t>
+      </w:r>
+      <w:proofErr w:type="spellEnd"/>
+      <w:r>
+        <w:rPr>
+          <w:rFonts w:ascii="Courier New" w:eastAsia="Times New Roman" w:hAnsi="Courier New"/>
+          <w:color w:val="auto"/>
+          <w:sz w:val="16"/>
+          <w:szCs w:val="16"/>
+          <w:lang w:val="en-US"/>
+        </w:rPr>
+        <w:t>(m1, m2, n1 - 1, n2)</w:t>
+      </w:r>
+      <w:r>
+        <w:rPr>
+          <w:rFonts w:ascii="Courier New" w:eastAsia="Times New Roman" w:hAnsi="Courier New"/>
+          <w:color w:val="auto"/>
+          <w:sz w:val="16"/>
+          <w:szCs w:val="16"/>
+          <w:lang w:val="en-US"/>
+        </w:rPr>
+        <w:br/>
+        <w:t xml:space="preserve">        c = </w:t>
+      </w:r>
+      <w:proofErr w:type="spellStart"/>
+      <w:r>
+        <w:rPr>
+          <w:rFonts w:ascii="Courier New" w:eastAsia="Times New Roman" w:hAnsi="Courier New"/>
+          <w:color w:val="auto"/>
+          <w:sz w:val="16"/>
+          <w:szCs w:val="16"/>
+          <w:lang w:val="en-US"/>
+        </w:rPr>
+        <w:t>self.value</w:t>
+      </w:r>
+      <w:proofErr w:type="spellEnd"/>
+      <w:r>
+        <w:rPr>
+          <w:rFonts w:ascii="Courier New" w:eastAsia="Times New Roman" w:hAnsi="Courier New"/>
+          <w:color w:val="auto"/>
+          <w:sz w:val="16"/>
+          <w:szCs w:val="16"/>
+          <w:lang w:val="en-US"/>
+        </w:rPr>
+        <w:t>(m1, m2, n1, n2 - 1)</w:t>
+      </w:r>
+      <w:r>
+        <w:rPr>
+          <w:rFonts w:ascii="Courier New" w:eastAsia="Times New Roman" w:hAnsi="Courier New"/>
+          <w:color w:val="auto"/>
+          <w:sz w:val="16"/>
+          <w:szCs w:val="16"/>
+          <w:lang w:val="en-US"/>
+        </w:rPr>
+        <w:br/>
+        <w:t xml:space="preserve">        d = </w:t>
+      </w:r>
+      <w:proofErr w:type="spellStart"/>
+      <w:r>
+        <w:rPr>
+          <w:rFonts w:ascii="Courier New" w:eastAsia="Times New Roman" w:hAnsi="Courier New"/>
+          <w:color w:val="auto"/>
+          <w:sz w:val="16"/>
+          <w:szCs w:val="16"/>
+          <w:lang w:val="en-US"/>
+        </w:rPr>
+        <w:t>self.value</w:t>
+      </w:r>
+      <w:proofErr w:type="spellEnd"/>
+      <w:r>
+        <w:rPr>
+          <w:rFonts w:ascii="Courier New" w:eastAsia="Times New Roman" w:hAnsi="Courier New"/>
+          <w:color w:val="auto"/>
+          <w:sz w:val="16"/>
+          <w:szCs w:val="16"/>
+          <w:lang w:val="en-US"/>
+        </w:rPr>
+        <w:t>(m1 - 1, m2, n1, n2)</w:t>
       </w:r>
       <w:r>
         <w:rPr>
@@ -18733,7 +23567,29 @@
           <w:lang w:val="en-US"/>
         </w:rPr>
         <w:br/>
-        <w:t xml:space="preserve">            raise ZeroDivisionError("</w:t>
+        <w:t xml:space="preserve">            raise </w:t>
+      </w:r>
+      <w:proofErr w:type="spellStart"/>
+      <w:r>
+        <w:rPr>
+          <w:rFonts w:ascii="Courier New" w:eastAsia="Times New Roman" w:hAnsi="Courier New"/>
+          <w:color w:val="auto"/>
+          <w:sz w:val="16"/>
+          <w:szCs w:val="16"/>
+          <w:lang w:val="en-US"/>
+        </w:rPr>
+        <w:t>ZeroDivisionError</w:t>
+      </w:r>
+      <w:proofErr w:type="spellEnd"/>
+      <w:r>
+        <w:rPr>
+          <w:rFonts w:ascii="Courier New" w:eastAsia="Times New Roman" w:hAnsi="Courier New"/>
+          <w:color w:val="auto"/>
+          <w:sz w:val="16"/>
+          <w:szCs w:val="16"/>
+          <w:lang w:val="en-US"/>
+        </w:rPr>
+        <w:t>("</w:t>
       </w:r>
       <w:r>
         <w:rPr>
@@ -18841,7 +23697,29 @@
           <w:lang w:val="en-US"/>
         </w:rPr>
         <w:br/>
-        <w:t>def generated_population_variant(variant: int) -&gt; tuple[int, int, int, int]:</w:t>
+        <w:t xml:space="preserve">def </w:t>
+      </w:r>
+      <w:proofErr w:type="spellStart"/>
+      <w:r>
+        <w:rPr>
+          <w:rFonts w:ascii="Courier New" w:eastAsia="Times New Roman" w:hAnsi="Courier New"/>
+          <w:color w:val="auto"/>
+          <w:sz w:val="16"/>
+          <w:szCs w:val="16"/>
+          <w:lang w:val="en-US"/>
+        </w:rPr>
+        <w:t>generated_population_variant</w:t>
+      </w:r>
+      <w:proofErr w:type="spellEnd"/>
+      <w:r>
+        <w:rPr>
+          <w:rFonts w:ascii="Courier New" w:eastAsia="Times New Roman" w:hAnsi="Courier New"/>
+          <w:color w:val="auto"/>
+          <w:sz w:val="16"/>
+          <w:szCs w:val="16"/>
+          <w:lang w:val="en-US"/>
+        </w:rPr>
+        <w:t>(variant: int) -&gt; tuple[int, int, int, int]:</w:t>
       </w:r>
       <w:r>
         <w:rPr>
@@ -18917,7 +23795,29 @@
           <w:lang w:val="en-US"/>
         </w:rPr>
         <w:br/>
-        <w:t>def print_women_cats_lecture_check() -&gt; None:</w:t>
+        <w:t xml:space="preserve">def </w:t>
+      </w:r>
+      <w:proofErr w:type="spellStart"/>
+      <w:r>
+        <w:rPr>
+          <w:rFonts w:ascii="Courier New" w:eastAsia="Times New Roman" w:hAnsi="Courier New"/>
+          <w:color w:val="auto"/>
+          <w:sz w:val="16"/>
+          <w:szCs w:val="16"/>
+          <w:lang w:val="en-US"/>
+        </w:rPr>
+        <w:t>print_women_cats_lecture_check</w:t>
+      </w:r>
+      <w:proofErr w:type="spellEnd"/>
+      <w:r>
+        <w:rPr>
+          <w:rFonts w:ascii="Courier New" w:eastAsia="Times New Roman" w:hAnsi="Courier New"/>
+          <w:color w:val="auto"/>
+          <w:sz w:val="16"/>
+          <w:szCs w:val="16"/>
+          <w:lang w:val="en-US"/>
+        </w:rPr>
+        <w:t>() -&gt; None:</w:t>
       </w:r>
       <w:r>
         <w:rPr>
@@ -19267,7 +24167,29 @@
           <w:lang w:val="en-US"/>
         </w:rPr>
         <w:br/>
-        <w:t xml:space="preserve">    game = WomenCatsMiceMenGame()</w:t>
+        <w:t xml:space="preserve">    game = </w:t>
+      </w:r>
+      <w:proofErr w:type="spellStart"/>
+      <w:r>
+        <w:rPr>
+          <w:rFonts w:ascii="Courier New" w:eastAsia="Times New Roman" w:hAnsi="Courier New"/>
+          <w:color w:val="auto"/>
+          <w:sz w:val="16"/>
+          <w:szCs w:val="16"/>
+          <w:lang w:val="en-US"/>
+        </w:rPr>
+        <w:t>WomenCatsMiceMenGame</w:t>
+      </w:r>
+      <w:proofErr w:type="spellEnd"/>
+      <w:r>
+        <w:rPr>
+          <w:rFonts w:ascii="Courier New" w:eastAsia="Times New Roman" w:hAnsi="Courier New"/>
+          <w:color w:val="auto"/>
+          <w:sz w:val="16"/>
+          <w:szCs w:val="16"/>
+          <w:lang w:val="en-US"/>
+        </w:rPr>
+        <w:t>()</w:t>
       </w:r>
       <w:r>
         <w:rPr>
@@ -19289,18 +24211,62 @@
           <w:lang w:val="en-US"/>
         </w:rPr>
         <w:br/>
-        <w:t xml:space="preserve">    matrix = game.subgame_matrix(*params)</w:t>
-      </w:r>
-      <w:r>
-        <w:rPr>
-          <w:rFonts w:ascii="Courier New" w:eastAsia="Times New Roman" w:hAnsi="Courier New"/>
-          <w:color w:val="auto"/>
-          <w:sz w:val="16"/>
-          <w:szCs w:val="16"/>
-          <w:lang w:val="en-US"/>
-        </w:rPr>
-        <w:br/>
-        <w:t xml:space="preserve">    solution = print_matrix_solution(</w:t>
+        <w:t xml:space="preserve">    matrix = </w:t>
+      </w:r>
+      <w:proofErr w:type="spellStart"/>
+      <w:r>
+        <w:rPr>
+          <w:rFonts w:ascii="Courier New" w:eastAsia="Times New Roman" w:hAnsi="Courier New"/>
+          <w:color w:val="auto"/>
+          <w:sz w:val="16"/>
+          <w:szCs w:val="16"/>
+          <w:lang w:val="en-US"/>
+        </w:rPr>
+        <w:t>game.subgame_matrix</w:t>
+      </w:r>
+      <w:proofErr w:type="spellEnd"/>
+      <w:r>
+        <w:rPr>
+          <w:rFonts w:ascii="Courier New" w:eastAsia="Times New Roman" w:hAnsi="Courier New"/>
+          <w:color w:val="auto"/>
+          <w:sz w:val="16"/>
+          <w:szCs w:val="16"/>
+          <w:lang w:val="en-US"/>
+        </w:rPr>
+        <w:t>(*params)</w:t>
+      </w:r>
+      <w:r>
+        <w:rPr>
+          <w:rFonts w:ascii="Courier New" w:eastAsia="Times New Roman" w:hAnsi="Courier New"/>
+          <w:color w:val="auto"/>
+          <w:sz w:val="16"/>
+          <w:szCs w:val="16"/>
+          <w:lang w:val="en-US"/>
+        </w:rPr>
+        <w:br/>
+        <w:t xml:space="preserve">    solution = </w:t>
+      </w:r>
+      <w:proofErr w:type="spellStart"/>
+      <w:r>
+        <w:rPr>
+          <w:rFonts w:ascii="Courier New" w:eastAsia="Times New Roman" w:hAnsi="Courier New"/>
+          <w:color w:val="auto"/>
+          <w:sz w:val="16"/>
+          <w:szCs w:val="16"/>
+          <w:lang w:val="en-US"/>
+        </w:rPr>
+        <w:t>print_matrix_solution</w:t>
+      </w:r>
+      <w:proofErr w:type="spellEnd"/>
+      <w:r>
+        <w:rPr>
+          <w:rFonts w:ascii="Courier New" w:eastAsia="Times New Roman" w:hAnsi="Courier New"/>
+          <w:color w:val="auto"/>
+          <w:sz w:val="16"/>
+          <w:szCs w:val="16"/>
+          <w:lang w:val="en-US"/>
+        </w:rPr>
+        <w:t>(</w:t>
       </w:r>
       <w:r>
         <w:rPr>
@@ -19390,18 +24356,62 @@
           <w:lang w:val="en-US"/>
         </w:rPr>
         <w:br/>
-        <w:t xml:space="preserve">        row_labels=("cat", "woman"),</w:t>
-      </w:r>
-      <w:r>
-        <w:rPr>
-          <w:rFonts w:ascii="Courier New" w:eastAsia="Times New Roman" w:hAnsi="Courier New"/>
-          <w:color w:val="auto"/>
-          <w:sz w:val="16"/>
-          <w:szCs w:val="16"/>
-          <w:lang w:val="en-US"/>
-        </w:rPr>
-        <w:br/>
-        <w:t xml:space="preserve">        col_labels=("man", "mouse"),</w:t>
+        <w:t xml:space="preserve">        </w:t>
+      </w:r>
+      <w:proofErr w:type="spellStart"/>
+      <w:r>
+        <w:rPr>
+          <w:rFonts w:ascii="Courier New" w:eastAsia="Times New Roman" w:hAnsi="Courier New"/>
+          <w:color w:val="auto"/>
+          <w:sz w:val="16"/>
+          <w:szCs w:val="16"/>
+          <w:lang w:val="en-US"/>
+        </w:rPr>
+        <w:t>row_labels</w:t>
+      </w:r>
+      <w:proofErr w:type="spellEnd"/>
+      <w:r>
+        <w:rPr>
+          <w:rFonts w:ascii="Courier New" w:eastAsia="Times New Roman" w:hAnsi="Courier New"/>
+          <w:color w:val="auto"/>
+          <w:sz w:val="16"/>
+          <w:szCs w:val="16"/>
+          <w:lang w:val="en-US"/>
+        </w:rPr>
+        <w:t>=("cat", "woman"),</w:t>
+      </w:r>
+      <w:r>
+        <w:rPr>
+          <w:rFonts w:ascii="Courier New" w:eastAsia="Times New Roman" w:hAnsi="Courier New"/>
+          <w:color w:val="auto"/>
+          <w:sz w:val="16"/>
+          <w:szCs w:val="16"/>
+          <w:lang w:val="en-US"/>
+        </w:rPr>
+        <w:br/>
+        <w:t xml:space="preserve">        </w:t>
+      </w:r>
+      <w:proofErr w:type="spellStart"/>
+      <w:r>
+        <w:rPr>
+          <w:rFonts w:ascii="Courier New" w:eastAsia="Times New Roman" w:hAnsi="Courier New"/>
+          <w:color w:val="auto"/>
+          <w:sz w:val="16"/>
+          <w:szCs w:val="16"/>
+          <w:lang w:val="en-US"/>
+        </w:rPr>
+        <w:t>col_labels</w:t>
+      </w:r>
+      <w:proofErr w:type="spellEnd"/>
+      <w:r>
+        <w:rPr>
+          <w:rFonts w:ascii="Courier New" w:eastAsia="Times New Roman" w:hAnsi="Courier New"/>
+          <w:color w:val="auto"/>
+          <w:sz w:val="16"/>
+          <w:szCs w:val="16"/>
+          <w:lang w:val="en-US"/>
+        </w:rPr>
+        <w:t>=("man", "mouse"),</w:t>
       </w:r>
       <w:r>
         <w:rPr>
@@ -19442,28 +24452,94 @@
           <w:szCs w:val="16"/>
           <w:lang w:val="en-US"/>
         </w:rPr>
-        <w:t>: v(1,1;1,1) = {fmt_frac(solution.value)}")</w:t>
-      </w:r>
-      <w:r>
-        <w:rPr>
-          <w:rFonts w:ascii="Courier New" w:eastAsia="Times New Roman" w:hAnsi="Courier New"/>
-          <w:color w:val="auto"/>
-          <w:sz w:val="16"/>
-          <w:szCs w:val="16"/>
-          <w:lang w:val="en-US"/>
-        </w:rPr>
-        <w:br/>
-      </w:r>
-      <w:r>
-        <w:rPr>
-          <w:rFonts w:ascii="Courier New" w:eastAsia="Times New Roman" w:hAnsi="Courier New"/>
-          <w:color w:val="auto"/>
-          <w:sz w:val="16"/>
-          <w:szCs w:val="16"/>
-          <w:lang w:val="en-US"/>
-        </w:rPr>
-        <w:br/>
-        <w:t>def print_women_cats_individual_variant(m1: int, m2: int, n1: int, n2: int) -&gt; None:</w:t>
+        <w:t>: v(1,1;1,1) = {</w:t>
+      </w:r>
+      <w:proofErr w:type="spellStart"/>
+      <w:r>
+        <w:rPr>
+          <w:rFonts w:ascii="Courier New" w:eastAsia="Times New Roman" w:hAnsi="Courier New"/>
+          <w:color w:val="auto"/>
+          <w:sz w:val="16"/>
+          <w:szCs w:val="16"/>
+          <w:lang w:val="en-US"/>
+        </w:rPr>
+        <w:t>fmt_frac</w:t>
+      </w:r>
+      <w:proofErr w:type="spellEnd"/>
+      <w:r>
+        <w:rPr>
+          <w:rFonts w:ascii="Courier New" w:eastAsia="Times New Roman" w:hAnsi="Courier New"/>
+          <w:color w:val="auto"/>
+          <w:sz w:val="16"/>
+          <w:szCs w:val="16"/>
+          <w:lang w:val="en-US"/>
+        </w:rPr>
+        <w:t>(</w:t>
+      </w:r>
+      <w:proofErr w:type="spellStart"/>
+      <w:r>
+        <w:rPr>
+          <w:rFonts w:ascii="Courier New" w:eastAsia="Times New Roman" w:hAnsi="Courier New"/>
+          <w:color w:val="auto"/>
+          <w:sz w:val="16"/>
+          <w:szCs w:val="16"/>
+          <w:lang w:val="en-US"/>
+        </w:rPr>
+        <w:t>solution.value</w:t>
+      </w:r>
+      <w:proofErr w:type="spellEnd"/>
+      <w:r>
+        <w:rPr>
+          <w:rFonts w:ascii="Courier New" w:eastAsia="Times New Roman" w:hAnsi="Courier New"/>
+          <w:color w:val="auto"/>
+          <w:sz w:val="16"/>
+          <w:szCs w:val="16"/>
+          <w:lang w:val="en-US"/>
+        </w:rPr>
+        <w:t>)}")</w:t>
+      </w:r>
+      <w:r>
+        <w:rPr>
+          <w:rFonts w:ascii="Courier New" w:eastAsia="Times New Roman" w:hAnsi="Courier New"/>
+          <w:color w:val="auto"/>
+          <w:sz w:val="16"/>
+          <w:szCs w:val="16"/>
+          <w:lang w:val="en-US"/>
+        </w:rPr>
+        <w:br/>
+      </w:r>
+      <w:r>
+        <w:rPr>
+          <w:rFonts w:ascii="Courier New" w:eastAsia="Times New Roman" w:hAnsi="Courier New"/>
+          <w:color w:val="auto"/>
+          <w:sz w:val="16"/>
+          <w:szCs w:val="16"/>
+          <w:lang w:val="en-US"/>
+        </w:rPr>
+        <w:br/>
+        <w:t xml:space="preserve">def </w:t>
+      </w:r>
+      <w:proofErr w:type="spellStart"/>
+      <w:r>
+        <w:rPr>
+          <w:rFonts w:ascii="Courier New" w:eastAsia="Times New Roman" w:hAnsi="Courier New"/>
+          <w:color w:val="auto"/>
+          <w:sz w:val="16"/>
+          <w:szCs w:val="16"/>
+          <w:lang w:val="en-US"/>
+        </w:rPr>
+        <w:t>print_women_cats_individual_variant</w:t>
+      </w:r>
+      <w:proofErr w:type="spellEnd"/>
+      <w:r>
+        <w:rPr>
+          <w:rFonts w:ascii="Courier New" w:eastAsia="Times New Roman" w:hAnsi="Courier New"/>
+          <w:color w:val="auto"/>
+          <w:sz w:val="16"/>
+          <w:szCs w:val="16"/>
+          <w:lang w:val="en-US"/>
+        </w:rPr>
+        <w:t>(m1: int, m2: int, n1: int, n2: int) -&gt; None:</w:t>
       </w:r>
       <w:r>
         <w:rPr>
@@ -19555,18 +24631,62 @@
           <w:lang w:val="en-US"/>
         </w:rPr>
         <w:br/>
-        <w:t xml:space="preserve">    game = WomenCatsMiceMenGame()</w:t>
-      </w:r>
-      <w:r>
-        <w:rPr>
-          <w:rFonts w:ascii="Courier New" w:eastAsia="Times New Roman" w:hAnsi="Courier New"/>
-          <w:color w:val="auto"/>
-          <w:sz w:val="16"/>
-          <w:szCs w:val="16"/>
-          <w:lang w:val="en-US"/>
-        </w:rPr>
-        <w:br/>
-        <w:t xml:space="preserve">    matrix = game.subgame_matrix(m1, m2, n1, n2)</w:t>
+        <w:t xml:space="preserve">    game = </w:t>
+      </w:r>
+      <w:proofErr w:type="spellStart"/>
+      <w:r>
+        <w:rPr>
+          <w:rFonts w:ascii="Courier New" w:eastAsia="Times New Roman" w:hAnsi="Courier New"/>
+          <w:color w:val="auto"/>
+          <w:sz w:val="16"/>
+          <w:szCs w:val="16"/>
+          <w:lang w:val="en-US"/>
+        </w:rPr>
+        <w:t>WomenCatsMiceMenGame</w:t>
+      </w:r>
+      <w:proofErr w:type="spellEnd"/>
+      <w:r>
+        <w:rPr>
+          <w:rFonts w:ascii="Courier New" w:eastAsia="Times New Roman" w:hAnsi="Courier New"/>
+          <w:color w:val="auto"/>
+          <w:sz w:val="16"/>
+          <w:szCs w:val="16"/>
+          <w:lang w:val="en-US"/>
+        </w:rPr>
+        <w:t>()</w:t>
+      </w:r>
+      <w:r>
+        <w:rPr>
+          <w:rFonts w:ascii="Courier New" w:eastAsia="Times New Roman" w:hAnsi="Courier New"/>
+          <w:color w:val="auto"/>
+          <w:sz w:val="16"/>
+          <w:szCs w:val="16"/>
+          <w:lang w:val="en-US"/>
+        </w:rPr>
+        <w:br/>
+        <w:t xml:space="preserve">    matrix = </w:t>
+      </w:r>
+      <w:proofErr w:type="spellStart"/>
+      <w:r>
+        <w:rPr>
+          <w:rFonts w:ascii="Courier New" w:eastAsia="Times New Roman" w:hAnsi="Courier New"/>
+          <w:color w:val="auto"/>
+          <w:sz w:val="16"/>
+          <w:szCs w:val="16"/>
+          <w:lang w:val="en-US"/>
+        </w:rPr>
+        <w:t>game.subgame_matrix</w:t>
+      </w:r>
+      <w:proofErr w:type="spellEnd"/>
+      <w:r>
+        <w:rPr>
+          <w:rFonts w:ascii="Courier New" w:eastAsia="Times New Roman" w:hAnsi="Courier New"/>
+          <w:color w:val="auto"/>
+          <w:sz w:val="16"/>
+          <w:szCs w:val="16"/>
+          <w:lang w:val="en-US"/>
+        </w:rPr>
+        <w:t>(m1, m2, n1, n2)</w:t>
       </w:r>
       <w:r>
         <w:rPr>
@@ -19813,6 +24933,7 @@
         </w:rPr>
         <w:t xml:space="preserve"> </w:t>
       </w:r>
+      <w:proofErr w:type="spellStart"/>
       <w:r>
         <w:rPr>
           <w:rFonts w:ascii="Courier New" w:eastAsia="Times New Roman" w:hAnsi="Courier New"/>
@@ -19822,6 +24943,7 @@
         </w:rPr>
         <w:t>подыгр</w:t>
       </w:r>
+      <w:proofErr w:type="spellEnd"/>
       <w:r>
         <w:rPr>
           <w:rFonts w:ascii="Courier New" w:eastAsia="Times New Roman" w:hAnsi="Courier New"/>
@@ -19917,61 +25039,171 @@
           <w:lang w:val="en-US"/>
         </w:rPr>
         <w:br/>
-        <w:t xml:space="preserve">    print(f"  v(m2-1) = v({m1},{m2 - 1};{n1},{n2}) = {fmt_frac(matrix[0][0])}")</w:t>
-      </w:r>
-      <w:r>
-        <w:rPr>
-          <w:rFonts w:ascii="Courier New" w:eastAsia="Times New Roman" w:hAnsi="Courier New"/>
-          <w:color w:val="auto"/>
-          <w:sz w:val="16"/>
-          <w:szCs w:val="16"/>
-          <w:lang w:val="en-US"/>
-        </w:rPr>
-        <w:br/>
-        <w:t xml:space="preserve">    print(f"  v(n1-1) = v({m1},{m2};{n1 - 1},{n2}) = {fmt_frac(matrix[0][1])}")</w:t>
-      </w:r>
-      <w:r>
-        <w:rPr>
-          <w:rFonts w:ascii="Courier New" w:eastAsia="Times New Roman" w:hAnsi="Courier New"/>
-          <w:color w:val="auto"/>
-          <w:sz w:val="16"/>
-          <w:szCs w:val="16"/>
-          <w:lang w:val="en-US"/>
-        </w:rPr>
-        <w:br/>
-        <w:t xml:space="preserve">    print(f"  v(n2-1) = v({m1},{m2};{n1},{n2 - 1}) = {fmt_frac(matrix[1][0])}")</w:t>
-      </w:r>
-      <w:r>
-        <w:rPr>
-          <w:rFonts w:ascii="Courier New" w:eastAsia="Times New Roman" w:hAnsi="Courier New"/>
-          <w:color w:val="auto"/>
-          <w:sz w:val="16"/>
-          <w:szCs w:val="16"/>
-          <w:lang w:val="en-US"/>
-        </w:rPr>
-        <w:br/>
-        <w:t xml:space="preserve">    print(f"  v(m1-1) = v({m1 - 1},{m2};{n1},{n2}) = {fmt_frac(matrix[1][1])}")</w:t>
-      </w:r>
-      <w:r>
-        <w:rPr>
-          <w:rFonts w:ascii="Courier New" w:eastAsia="Times New Roman" w:hAnsi="Courier New"/>
-          <w:color w:val="auto"/>
-          <w:sz w:val="16"/>
-          <w:szCs w:val="16"/>
-          <w:lang w:val="en-US"/>
-        </w:rPr>
-        <w:br/>
-      </w:r>
-      <w:r>
-        <w:rPr>
-          <w:rFonts w:ascii="Courier New" w:eastAsia="Times New Roman" w:hAnsi="Courier New"/>
-          <w:color w:val="auto"/>
-          <w:sz w:val="16"/>
-          <w:szCs w:val="16"/>
-          <w:lang w:val="en-US"/>
-        </w:rPr>
-        <w:br/>
-        <w:t xml:space="preserve">    solution = print_matrix_solution(</w:t>
+        <w:t xml:space="preserve">    print(f"  v(m2-1) = v({m1},{m2 - 1};{n1},{n2}) = {</w:t>
+      </w:r>
+      <w:proofErr w:type="spellStart"/>
+      <w:r>
+        <w:rPr>
+          <w:rFonts w:ascii="Courier New" w:eastAsia="Times New Roman" w:hAnsi="Courier New"/>
+          <w:color w:val="auto"/>
+          <w:sz w:val="16"/>
+          <w:szCs w:val="16"/>
+          <w:lang w:val="en-US"/>
+        </w:rPr>
+        <w:t>fmt_frac</w:t>
+      </w:r>
+      <w:proofErr w:type="spellEnd"/>
+      <w:r>
+        <w:rPr>
+          <w:rFonts w:ascii="Courier New" w:eastAsia="Times New Roman" w:hAnsi="Courier New"/>
+          <w:color w:val="auto"/>
+          <w:sz w:val="16"/>
+          <w:szCs w:val="16"/>
+          <w:lang w:val="en-US"/>
+        </w:rPr>
+        <w:t>(matrix[0][0])}")</w:t>
+      </w:r>
+      <w:r>
+        <w:rPr>
+          <w:rFonts w:ascii="Courier New" w:eastAsia="Times New Roman" w:hAnsi="Courier New"/>
+          <w:color w:val="auto"/>
+          <w:sz w:val="16"/>
+          <w:szCs w:val="16"/>
+          <w:lang w:val="en-US"/>
+        </w:rPr>
+        <w:br/>
+        <w:t xml:space="preserve">    print(f"  v(n1-1) = v({m1},{m2};{n1 - 1},{n2}) = {</w:t>
+      </w:r>
+      <w:proofErr w:type="spellStart"/>
+      <w:r>
+        <w:rPr>
+          <w:rFonts w:ascii="Courier New" w:eastAsia="Times New Roman" w:hAnsi="Courier New"/>
+          <w:color w:val="auto"/>
+          <w:sz w:val="16"/>
+          <w:szCs w:val="16"/>
+          <w:lang w:val="en-US"/>
+        </w:rPr>
+        <w:t>fmt_frac</w:t>
+      </w:r>
+      <w:proofErr w:type="spellEnd"/>
+      <w:r>
+        <w:rPr>
+          <w:rFonts w:ascii="Courier New" w:eastAsia="Times New Roman" w:hAnsi="Courier New"/>
+          <w:color w:val="auto"/>
+          <w:sz w:val="16"/>
+          <w:szCs w:val="16"/>
+          <w:lang w:val="en-US"/>
+        </w:rPr>
+        <w:t>(matrix[0][1])}")</w:t>
+      </w:r>
+      <w:r>
+        <w:rPr>
+          <w:rFonts w:ascii="Courier New" w:eastAsia="Times New Roman" w:hAnsi="Courier New"/>
+          <w:color w:val="auto"/>
+          <w:sz w:val="16"/>
+          <w:szCs w:val="16"/>
+          <w:lang w:val="en-US"/>
+        </w:rPr>
+        <w:br/>
+        <w:t xml:space="preserve">    print(f"  v(n2-1) = v({m1},{m2};{n1},{n2 - 1}) = {</w:t>
+      </w:r>
+      <w:proofErr w:type="spellStart"/>
+      <w:r>
+        <w:rPr>
+          <w:rFonts w:ascii="Courier New" w:eastAsia="Times New Roman" w:hAnsi="Courier New"/>
+          <w:color w:val="auto"/>
+          <w:sz w:val="16"/>
+          <w:szCs w:val="16"/>
+          <w:lang w:val="en-US"/>
+        </w:rPr>
+        <w:t>fmt_frac</w:t>
+      </w:r>
+      <w:proofErr w:type="spellEnd"/>
+      <w:r>
+        <w:rPr>
+          <w:rFonts w:ascii="Courier New" w:eastAsia="Times New Roman" w:hAnsi="Courier New"/>
+          <w:color w:val="auto"/>
+          <w:sz w:val="16"/>
+          <w:szCs w:val="16"/>
+          <w:lang w:val="en-US"/>
+        </w:rPr>
+        <w:t>(matrix[1][0])}")</w:t>
+      </w:r>
+      <w:r>
+        <w:rPr>
+          <w:rFonts w:ascii="Courier New" w:eastAsia="Times New Roman" w:hAnsi="Courier New"/>
+          <w:color w:val="auto"/>
+          <w:sz w:val="16"/>
+          <w:szCs w:val="16"/>
+          <w:lang w:val="en-US"/>
+        </w:rPr>
+        <w:br/>
+        <w:t xml:space="preserve">    print(f"  v(m1-1) = v({m1 - 1},{m2};{n1},{n2}) = {</w:t>
+      </w:r>
+      <w:proofErr w:type="spellStart"/>
+      <w:r>
+        <w:rPr>
+          <w:rFonts w:ascii="Courier New" w:eastAsia="Times New Roman" w:hAnsi="Courier New"/>
+          <w:color w:val="auto"/>
+          <w:sz w:val="16"/>
+          <w:szCs w:val="16"/>
+          <w:lang w:val="en-US"/>
+        </w:rPr>
+        <w:t>fmt_frac</w:t>
+      </w:r>
+      <w:proofErr w:type="spellEnd"/>
+      <w:r>
+        <w:rPr>
+          <w:rFonts w:ascii="Courier New" w:eastAsia="Times New Roman" w:hAnsi="Courier New"/>
+          <w:color w:val="auto"/>
+          <w:sz w:val="16"/>
+          <w:szCs w:val="16"/>
+          <w:lang w:val="en-US"/>
+        </w:rPr>
+        <w:t>(matrix[1][1])}")</w:t>
+      </w:r>
+      <w:r>
+        <w:rPr>
+          <w:rFonts w:ascii="Courier New" w:eastAsia="Times New Roman" w:hAnsi="Courier New"/>
+          <w:color w:val="auto"/>
+          <w:sz w:val="16"/>
+          <w:szCs w:val="16"/>
+          <w:lang w:val="en-US"/>
+        </w:rPr>
+        <w:br/>
+      </w:r>
+      <w:r>
+        <w:rPr>
+          <w:rFonts w:ascii="Courier New" w:eastAsia="Times New Roman" w:hAnsi="Courier New"/>
+          <w:color w:val="auto"/>
+          <w:sz w:val="16"/>
+          <w:szCs w:val="16"/>
+          <w:lang w:val="en-US"/>
+        </w:rPr>
+        <w:br/>
+        <w:t xml:space="preserve">    solution = </w:t>
+      </w:r>
+      <w:proofErr w:type="spellStart"/>
+      <w:r>
+        <w:rPr>
+          <w:rFonts w:ascii="Courier New" w:eastAsia="Times New Roman" w:hAnsi="Courier New"/>
+          <w:color w:val="auto"/>
+          <w:sz w:val="16"/>
+          <w:szCs w:val="16"/>
+          <w:lang w:val="en-US"/>
+        </w:rPr>
+        <w:t>print_matrix_solution</w:t>
+      </w:r>
+      <w:proofErr w:type="spellEnd"/>
+      <w:r>
+        <w:rPr>
+          <w:rFonts w:ascii="Courier New" w:eastAsia="Times New Roman" w:hAnsi="Courier New"/>
+          <w:color w:val="auto"/>
+          <w:sz w:val="16"/>
+          <w:szCs w:val="16"/>
+          <w:lang w:val="en-US"/>
+        </w:rPr>
+        <w:t>(</w:t>
       </w:r>
       <w:r>
         <w:rPr>
@@ -20061,18 +25293,62 @@
           <w:lang w:val="en-US"/>
         </w:rPr>
         <w:br/>
-        <w:t xml:space="preserve">        row_labels=("cat", "woman"),</w:t>
-      </w:r>
-      <w:r>
-        <w:rPr>
-          <w:rFonts w:ascii="Courier New" w:eastAsia="Times New Roman" w:hAnsi="Courier New"/>
-          <w:color w:val="auto"/>
-          <w:sz w:val="16"/>
-          <w:szCs w:val="16"/>
-          <w:lang w:val="en-US"/>
-        </w:rPr>
-        <w:br/>
-        <w:t xml:space="preserve">        col_labels=("man", "mouse"),</w:t>
+        <w:t xml:space="preserve">        </w:t>
+      </w:r>
+      <w:proofErr w:type="spellStart"/>
+      <w:r>
+        <w:rPr>
+          <w:rFonts w:ascii="Courier New" w:eastAsia="Times New Roman" w:hAnsi="Courier New"/>
+          <w:color w:val="auto"/>
+          <w:sz w:val="16"/>
+          <w:szCs w:val="16"/>
+          <w:lang w:val="en-US"/>
+        </w:rPr>
+        <w:t>row_labels</w:t>
+      </w:r>
+      <w:proofErr w:type="spellEnd"/>
+      <w:r>
+        <w:rPr>
+          <w:rFonts w:ascii="Courier New" w:eastAsia="Times New Roman" w:hAnsi="Courier New"/>
+          <w:color w:val="auto"/>
+          <w:sz w:val="16"/>
+          <w:szCs w:val="16"/>
+          <w:lang w:val="en-US"/>
+        </w:rPr>
+        <w:t>=("cat", "woman"),</w:t>
+      </w:r>
+      <w:r>
+        <w:rPr>
+          <w:rFonts w:ascii="Courier New" w:eastAsia="Times New Roman" w:hAnsi="Courier New"/>
+          <w:color w:val="auto"/>
+          <w:sz w:val="16"/>
+          <w:szCs w:val="16"/>
+          <w:lang w:val="en-US"/>
+        </w:rPr>
+        <w:br/>
+        <w:t xml:space="preserve">        </w:t>
+      </w:r>
+      <w:proofErr w:type="spellStart"/>
+      <w:r>
+        <w:rPr>
+          <w:rFonts w:ascii="Courier New" w:eastAsia="Times New Roman" w:hAnsi="Courier New"/>
+          <w:color w:val="auto"/>
+          <w:sz w:val="16"/>
+          <w:szCs w:val="16"/>
+          <w:lang w:val="en-US"/>
+        </w:rPr>
+        <w:t>col_labels</w:t>
+      </w:r>
+      <w:proofErr w:type="spellEnd"/>
+      <w:r>
+        <w:rPr>
+          <w:rFonts w:ascii="Courier New" w:eastAsia="Times New Roman" w:hAnsi="Courier New"/>
+          <w:color w:val="auto"/>
+          <w:sz w:val="16"/>
+          <w:szCs w:val="16"/>
+          <w:lang w:val="en-US"/>
+        </w:rPr>
+        <w:t>=("man", "mouse"),</w:t>
       </w:r>
       <w:r>
         <w:rPr>
@@ -20104,7 +25380,51 @@
           <w:lang w:val="en-US"/>
         </w:rPr>
         <w:br/>
-        <w:t xml:space="preserve">    formula_value = game.recurrence_formula_value(m1, m2, n1, n2)</w:t>
+        <w:t xml:space="preserve">    </w:t>
+      </w:r>
+      <w:proofErr w:type="spellStart"/>
+      <w:r>
+        <w:rPr>
+          <w:rFonts w:ascii="Courier New" w:eastAsia="Times New Roman" w:hAnsi="Courier New"/>
+          <w:color w:val="auto"/>
+          <w:sz w:val="16"/>
+          <w:szCs w:val="16"/>
+          <w:lang w:val="en-US"/>
+        </w:rPr>
+        <w:t>formula_value</w:t>
+      </w:r>
+      <w:proofErr w:type="spellEnd"/>
+      <w:r>
+        <w:rPr>
+          <w:rFonts w:ascii="Courier New" w:eastAsia="Times New Roman" w:hAnsi="Courier New"/>
+          <w:color w:val="auto"/>
+          <w:sz w:val="16"/>
+          <w:szCs w:val="16"/>
+          <w:lang w:val="en-US"/>
+        </w:rPr>
+        <w:t xml:space="preserve"> = </w:t>
+      </w:r>
+      <w:proofErr w:type="spellStart"/>
+      <w:r>
+        <w:rPr>
+          <w:rFonts w:ascii="Courier New" w:eastAsia="Times New Roman" w:hAnsi="Courier New"/>
+          <w:color w:val="auto"/>
+          <w:sz w:val="16"/>
+          <w:szCs w:val="16"/>
+          <w:lang w:val="en-US"/>
+        </w:rPr>
+        <w:t>game.recurrence_formula_value</w:t>
+      </w:r>
+      <w:proofErr w:type="spellEnd"/>
+      <w:r>
+        <w:rPr>
+          <w:rFonts w:ascii="Courier New" w:eastAsia="Times New Roman" w:hAnsi="Courier New"/>
+          <w:color w:val="auto"/>
+          <w:sz w:val="16"/>
+          <w:szCs w:val="16"/>
+          <w:lang w:val="en-US"/>
+        </w:rPr>
+        <w:t>(m1, m2, n1, n2)</w:t>
       </w:r>
       <w:r>
         <w:rPr>
@@ -20281,7 +25601,51 @@
           <w:szCs w:val="16"/>
           <w:lang w:val="en-US"/>
         </w:rPr>
-        <w:t>: {fmt_frac(formula_value)}")</w:t>
+        <w:t>: {</w:t>
+      </w:r>
+      <w:proofErr w:type="spellStart"/>
+      <w:r>
+        <w:rPr>
+          <w:rFonts w:ascii="Courier New" w:eastAsia="Times New Roman" w:hAnsi="Courier New"/>
+          <w:color w:val="auto"/>
+          <w:sz w:val="16"/>
+          <w:szCs w:val="16"/>
+          <w:lang w:val="en-US"/>
+        </w:rPr>
+        <w:t>fmt_frac</w:t>
+      </w:r>
+      <w:proofErr w:type="spellEnd"/>
+      <w:r>
+        <w:rPr>
+          <w:rFonts w:ascii="Courier New" w:eastAsia="Times New Roman" w:hAnsi="Courier New"/>
+          <w:color w:val="auto"/>
+          <w:sz w:val="16"/>
+          <w:szCs w:val="16"/>
+          <w:lang w:val="en-US"/>
+        </w:rPr>
+        <w:t>(</w:t>
+      </w:r>
+      <w:proofErr w:type="spellStart"/>
+      <w:r>
+        <w:rPr>
+          <w:rFonts w:ascii="Courier New" w:eastAsia="Times New Roman" w:hAnsi="Courier New"/>
+          <w:color w:val="auto"/>
+          <w:sz w:val="16"/>
+          <w:szCs w:val="16"/>
+          <w:lang w:val="en-US"/>
+        </w:rPr>
+        <w:t>formula_value</w:t>
+      </w:r>
+      <w:proofErr w:type="spellEnd"/>
+      <w:r>
+        <w:rPr>
+          <w:rFonts w:ascii="Courier New" w:eastAsia="Times New Roman" w:hAnsi="Courier New"/>
+          <w:color w:val="auto"/>
+          <w:sz w:val="16"/>
+          <w:szCs w:val="16"/>
+          <w:lang w:val="en-US"/>
+        </w:rPr>
+        <w:t>)}")</w:t>
       </w:r>
       <w:r>
         <w:rPr>
@@ -20406,7 +25770,51 @@
           <w:szCs w:val="16"/>
           <w:lang w:val="en-US"/>
         </w:rPr>
-        <w:t>' if formula_value == solution.value else '</w:t>
+        <w:t xml:space="preserve">' if </w:t>
+      </w:r>
+      <w:proofErr w:type="spellStart"/>
+      <w:r>
+        <w:rPr>
+          <w:rFonts w:ascii="Courier New" w:eastAsia="Times New Roman" w:hAnsi="Courier New"/>
+          <w:color w:val="auto"/>
+          <w:sz w:val="16"/>
+          <w:szCs w:val="16"/>
+          <w:lang w:val="en-US"/>
+        </w:rPr>
+        <w:t>formula_value</w:t>
+      </w:r>
+      <w:proofErr w:type="spellEnd"/>
+      <w:r>
+        <w:rPr>
+          <w:rFonts w:ascii="Courier New" w:eastAsia="Times New Roman" w:hAnsi="Courier New"/>
+          <w:color w:val="auto"/>
+          <w:sz w:val="16"/>
+          <w:szCs w:val="16"/>
+          <w:lang w:val="en-US"/>
+        </w:rPr>
+        <w:t xml:space="preserve"> == </w:t>
+      </w:r>
+      <w:proofErr w:type="spellStart"/>
+      <w:r>
+        <w:rPr>
+          <w:rFonts w:ascii="Courier New" w:eastAsia="Times New Roman" w:hAnsi="Courier New"/>
+          <w:color w:val="auto"/>
+          <w:sz w:val="16"/>
+          <w:szCs w:val="16"/>
+          <w:lang w:val="en-US"/>
+        </w:rPr>
+        <w:t>solution.value</w:t>
+      </w:r>
+      <w:proofErr w:type="spellEnd"/>
+      <w:r>
+        <w:rPr>
+          <w:rFonts w:ascii="Courier New" w:eastAsia="Times New Roman" w:hAnsi="Courier New"/>
+          <w:color w:val="auto"/>
+          <w:sz w:val="16"/>
+          <w:szCs w:val="16"/>
+          <w:lang w:val="en-US"/>
+        </w:rPr>
+        <w:t xml:space="preserve"> else '</w:t>
       </w:r>
       <w:r>
         <w:rPr>
@@ -20533,7 +25941,51 @@
           <w:szCs w:val="16"/>
           <w:lang w:val="en-US"/>
         </w:rPr>
-        <w:t>: v({m1},{m2};{n1},{n2}) = {fmt_frac(solution.value)}")</w:t>
+        <w:t>: v({m1},{m2};{n1},{n2}) = {</w:t>
+      </w:r>
+      <w:proofErr w:type="spellStart"/>
+      <w:r>
+        <w:rPr>
+          <w:rFonts w:ascii="Courier New" w:eastAsia="Times New Roman" w:hAnsi="Courier New"/>
+          <w:color w:val="auto"/>
+          <w:sz w:val="16"/>
+          <w:szCs w:val="16"/>
+          <w:lang w:val="en-US"/>
+        </w:rPr>
+        <w:t>fmt_frac</w:t>
+      </w:r>
+      <w:proofErr w:type="spellEnd"/>
+      <w:r>
+        <w:rPr>
+          <w:rFonts w:ascii="Courier New" w:eastAsia="Times New Roman" w:hAnsi="Courier New"/>
+          <w:color w:val="auto"/>
+          <w:sz w:val="16"/>
+          <w:szCs w:val="16"/>
+          <w:lang w:val="en-US"/>
+        </w:rPr>
+        <w:t>(</w:t>
+      </w:r>
+      <w:proofErr w:type="spellStart"/>
+      <w:r>
+        <w:rPr>
+          <w:rFonts w:ascii="Courier New" w:eastAsia="Times New Roman" w:hAnsi="Courier New"/>
+          <w:color w:val="auto"/>
+          <w:sz w:val="16"/>
+          <w:szCs w:val="16"/>
+          <w:lang w:val="en-US"/>
+        </w:rPr>
+        <w:t>solution.value</w:t>
+      </w:r>
+      <w:proofErr w:type="spellEnd"/>
+      <w:r>
+        <w:rPr>
+          <w:rFonts w:ascii="Courier New" w:eastAsia="Times New Roman" w:hAnsi="Courier New"/>
+          <w:color w:val="auto"/>
+          <w:sz w:val="16"/>
+          <w:szCs w:val="16"/>
+          <w:lang w:val="en-US"/>
+        </w:rPr>
+        <w:t>)}")</w:t>
       </w:r>
       <w:r>
         <w:rPr>
@@ -20601,7 +26053,51 @@
           <w:szCs w:val="16"/>
           <w:lang w:val="en-US"/>
         </w:rPr>
-        <w:t xml:space="preserve"> I: {fmt_strategy(solution.row_strategy, ('cat', 'woman'))}")</w:t>
+        <w:t xml:space="preserve"> I: {</w:t>
+      </w:r>
+      <w:proofErr w:type="spellStart"/>
+      <w:r>
+        <w:rPr>
+          <w:rFonts w:ascii="Courier New" w:eastAsia="Times New Roman" w:hAnsi="Courier New"/>
+          <w:color w:val="auto"/>
+          <w:sz w:val="16"/>
+          <w:szCs w:val="16"/>
+          <w:lang w:val="en-US"/>
+        </w:rPr>
+        <w:t>fmt_strategy</w:t>
+      </w:r>
+      <w:proofErr w:type="spellEnd"/>
+      <w:r>
+        <w:rPr>
+          <w:rFonts w:ascii="Courier New" w:eastAsia="Times New Roman" w:hAnsi="Courier New"/>
+          <w:color w:val="auto"/>
+          <w:sz w:val="16"/>
+          <w:szCs w:val="16"/>
+          <w:lang w:val="en-US"/>
+        </w:rPr>
+        <w:t>(</w:t>
+      </w:r>
+      <w:proofErr w:type="spellStart"/>
+      <w:r>
+        <w:rPr>
+          <w:rFonts w:ascii="Courier New" w:eastAsia="Times New Roman" w:hAnsi="Courier New"/>
+          <w:color w:val="auto"/>
+          <w:sz w:val="16"/>
+          <w:szCs w:val="16"/>
+          <w:lang w:val="en-US"/>
+        </w:rPr>
+        <w:t>solution.row_strategy</w:t>
+      </w:r>
+      <w:proofErr w:type="spellEnd"/>
+      <w:r>
+        <w:rPr>
+          <w:rFonts w:ascii="Courier New" w:eastAsia="Times New Roman" w:hAnsi="Courier New"/>
+          <w:color w:val="auto"/>
+          <w:sz w:val="16"/>
+          <w:szCs w:val="16"/>
+          <w:lang w:val="en-US"/>
+        </w:rPr>
+        <w:t>, ('cat', 'woman'))}")</w:t>
       </w:r>
       <w:r>
         <w:rPr>
@@ -20669,7 +26165,51 @@
           <w:szCs w:val="16"/>
           <w:lang w:val="en-US"/>
         </w:rPr>
-        <w:t xml:space="preserve"> II: {fmt_strategy(solution.col_strategy, ('man', 'mouse'))}")</w:t>
+        <w:t xml:space="preserve"> II: {</w:t>
+      </w:r>
+      <w:proofErr w:type="spellStart"/>
+      <w:r>
+        <w:rPr>
+          <w:rFonts w:ascii="Courier New" w:eastAsia="Times New Roman" w:hAnsi="Courier New"/>
+          <w:color w:val="auto"/>
+          <w:sz w:val="16"/>
+          <w:szCs w:val="16"/>
+          <w:lang w:val="en-US"/>
+        </w:rPr>
+        <w:t>fmt_strategy</w:t>
+      </w:r>
+      <w:proofErr w:type="spellEnd"/>
+      <w:r>
+        <w:rPr>
+          <w:rFonts w:ascii="Courier New" w:eastAsia="Times New Roman" w:hAnsi="Courier New"/>
+          <w:color w:val="auto"/>
+          <w:sz w:val="16"/>
+          <w:szCs w:val="16"/>
+          <w:lang w:val="en-US"/>
+        </w:rPr>
+        <w:t>(</w:t>
+      </w:r>
+      <w:proofErr w:type="spellStart"/>
+      <w:r>
+        <w:rPr>
+          <w:rFonts w:ascii="Courier New" w:eastAsia="Times New Roman" w:hAnsi="Courier New"/>
+          <w:color w:val="auto"/>
+          <w:sz w:val="16"/>
+          <w:szCs w:val="16"/>
+          <w:lang w:val="en-US"/>
+        </w:rPr>
+        <w:t>solution.col_strategy</w:t>
+      </w:r>
+      <w:proofErr w:type="spellEnd"/>
+      <w:r>
+        <w:rPr>
+          <w:rFonts w:ascii="Courier New" w:eastAsia="Times New Roman" w:hAnsi="Courier New"/>
+          <w:color w:val="auto"/>
+          <w:sz w:val="16"/>
+          <w:szCs w:val="16"/>
+          <w:lang w:val="en-US"/>
+        </w:rPr>
+        <w:t>, ('man', 'mouse'))}")</w:t>
       </w:r>
       <w:r>
         <w:rPr>
@@ -20756,7 +26296,51 @@
           <w:szCs w:val="16"/>
           <w:lang w:val="en-US"/>
         </w:rPr>
-        <w:t>: {game.value.cache_info().currsize}")</w:t>
+        <w:t>: {</w:t>
+      </w:r>
+      <w:proofErr w:type="spellStart"/>
+      <w:r>
+        <w:rPr>
+          <w:rFonts w:ascii="Courier New" w:eastAsia="Times New Roman" w:hAnsi="Courier New"/>
+          <w:color w:val="auto"/>
+          <w:sz w:val="16"/>
+          <w:szCs w:val="16"/>
+          <w:lang w:val="en-US"/>
+        </w:rPr>
+        <w:t>game.value.cache_info</w:t>
+      </w:r>
+      <w:proofErr w:type="spellEnd"/>
+      <w:r>
+        <w:rPr>
+          <w:rFonts w:ascii="Courier New" w:eastAsia="Times New Roman" w:hAnsi="Courier New"/>
+          <w:color w:val="auto"/>
+          <w:sz w:val="16"/>
+          <w:szCs w:val="16"/>
+          <w:lang w:val="en-US"/>
+        </w:rPr>
+        <w:t>().</w:t>
+      </w:r>
+      <w:proofErr w:type="spellStart"/>
+      <w:r>
+        <w:rPr>
+          <w:rFonts w:ascii="Courier New" w:eastAsia="Times New Roman" w:hAnsi="Courier New"/>
+          <w:color w:val="auto"/>
+          <w:sz w:val="16"/>
+          <w:szCs w:val="16"/>
+          <w:lang w:val="en-US"/>
+        </w:rPr>
+        <w:t>currsize</w:t>
+      </w:r>
+      <w:proofErr w:type="spellEnd"/>
+      <w:r>
+        <w:rPr>
+          <w:rFonts w:ascii="Courier New" w:eastAsia="Times New Roman" w:hAnsi="Courier New"/>
+          <w:color w:val="auto"/>
+          <w:sz w:val="16"/>
+          <w:szCs w:val="16"/>
+          <w:lang w:val="en-US"/>
+        </w:rPr>
+        <w:t>}")</w:t>
       </w:r>
       <w:r>
         <w:rPr>
@@ -20798,7 +26382,29 @@
           <w:lang w:val="en-US"/>
         </w:rPr>
         <w:br/>
-        <w:t>SLIDE_VARIANT = recursive_variant_number(VARIANT)</w:t>
+        <w:t xml:space="preserve">SLIDE_VARIANT = </w:t>
+      </w:r>
+      <w:proofErr w:type="spellStart"/>
+      <w:r>
+        <w:rPr>
+          <w:rFonts w:ascii="Courier New" w:eastAsia="Times New Roman" w:hAnsi="Courier New"/>
+          <w:color w:val="auto"/>
+          <w:sz w:val="16"/>
+          <w:szCs w:val="16"/>
+          <w:lang w:val="en-US"/>
+        </w:rPr>
+        <w:t>recursive_variant_number</w:t>
+      </w:r>
+      <w:proofErr w:type="spellEnd"/>
+      <w:r>
+        <w:rPr>
+          <w:rFonts w:ascii="Courier New" w:eastAsia="Times New Roman" w:hAnsi="Courier New"/>
+          <w:color w:val="auto"/>
+          <w:sz w:val="16"/>
+          <w:szCs w:val="16"/>
+          <w:lang w:val="en-US"/>
+        </w:rPr>
+        <w:t>(VARIANT)</w:t>
       </w:r>
       <w:r>
         <w:rPr>
@@ -20841,38 +26447,82 @@
           <w:lang w:val="en-US"/>
         </w:rPr>
         <w:br/>
-        <w:t>POPULATION_PARAMS = generated_population_variant(VARIANT)</w:t>
-      </w:r>
-      <w:r>
-        <w:rPr>
-          <w:rFonts w:ascii="Courier New" w:eastAsia="Times New Roman" w:hAnsi="Courier New"/>
-          <w:color w:val="auto"/>
-          <w:sz w:val="16"/>
-          <w:szCs w:val="16"/>
-          <w:lang w:val="en-US"/>
-        </w:rPr>
-        <w:br/>
-      </w:r>
-      <w:r>
-        <w:rPr>
-          <w:rFonts w:ascii="Courier New" w:eastAsia="Times New Roman" w:hAnsi="Courier New"/>
-          <w:color w:val="auto"/>
-          <w:sz w:val="16"/>
-          <w:szCs w:val="16"/>
-          <w:lang w:val="en-US"/>
-        </w:rPr>
-        <w:br/>
-      </w:r>
-      <w:r>
-        <w:rPr>
-          <w:rFonts w:ascii="Courier New" w:eastAsia="Times New Roman" w:hAnsi="Courier New"/>
-          <w:color w:val="auto"/>
-          <w:sz w:val="16"/>
-          <w:szCs w:val="16"/>
-          <w:lang w:val="en-US"/>
-        </w:rPr>
-        <w:br/>
-        <w:t>def solve_ruin_games() -&gt; None:</w:t>
+        <w:t xml:space="preserve">POPULATION_PARAMS = </w:t>
+      </w:r>
+      <w:proofErr w:type="spellStart"/>
+      <w:r>
+        <w:rPr>
+          <w:rFonts w:ascii="Courier New" w:eastAsia="Times New Roman" w:hAnsi="Courier New"/>
+          <w:color w:val="auto"/>
+          <w:sz w:val="16"/>
+          <w:szCs w:val="16"/>
+          <w:lang w:val="en-US"/>
+        </w:rPr>
+        <w:t>generated_population_variant</w:t>
+      </w:r>
+      <w:proofErr w:type="spellEnd"/>
+      <w:r>
+        <w:rPr>
+          <w:rFonts w:ascii="Courier New" w:eastAsia="Times New Roman" w:hAnsi="Courier New"/>
+          <w:color w:val="auto"/>
+          <w:sz w:val="16"/>
+          <w:szCs w:val="16"/>
+          <w:lang w:val="en-US"/>
+        </w:rPr>
+        <w:t>(VARIANT)</w:t>
+      </w:r>
+      <w:r>
+        <w:rPr>
+          <w:rFonts w:ascii="Courier New" w:eastAsia="Times New Roman" w:hAnsi="Courier New"/>
+          <w:color w:val="auto"/>
+          <w:sz w:val="16"/>
+          <w:szCs w:val="16"/>
+          <w:lang w:val="en-US"/>
+        </w:rPr>
+        <w:br/>
+      </w:r>
+      <w:r>
+        <w:rPr>
+          <w:rFonts w:ascii="Courier New" w:eastAsia="Times New Roman" w:hAnsi="Courier New"/>
+          <w:color w:val="auto"/>
+          <w:sz w:val="16"/>
+          <w:szCs w:val="16"/>
+          <w:lang w:val="en-US"/>
+        </w:rPr>
+        <w:br/>
+      </w:r>
+      <w:r>
+        <w:rPr>
+          <w:rFonts w:ascii="Courier New" w:eastAsia="Times New Roman" w:hAnsi="Courier New"/>
+          <w:color w:val="auto"/>
+          <w:sz w:val="16"/>
+          <w:szCs w:val="16"/>
+          <w:lang w:val="en-US"/>
+        </w:rPr>
+        <w:br/>
+        <w:t xml:space="preserve">def </w:t>
+      </w:r>
+      <w:proofErr w:type="spellStart"/>
+      <w:r>
+        <w:rPr>
+          <w:rFonts w:ascii="Courier New" w:eastAsia="Times New Roman" w:hAnsi="Courier New"/>
+          <w:color w:val="auto"/>
+          <w:sz w:val="16"/>
+          <w:szCs w:val="16"/>
+          <w:lang w:val="en-US"/>
+        </w:rPr>
+        <w:t>solve_ruin_games</w:t>
+      </w:r>
+      <w:proofErr w:type="spellEnd"/>
+      <w:r>
+        <w:rPr>
+          <w:rFonts w:ascii="Courier New" w:eastAsia="Times New Roman" w:hAnsi="Courier New"/>
+          <w:color w:val="auto"/>
+          <w:sz w:val="16"/>
+          <w:szCs w:val="16"/>
+          <w:lang w:val="en-US"/>
+        </w:rPr>
+        <w:t>() -&gt; None:</w:t>
       </w:r>
       <w:r>
         <w:rPr>
@@ -21125,7 +26775,29 @@
           <w:lang w:val="en-US"/>
         </w:rPr>
         <w:br/>
-        <w:t xml:space="preserve">    print(f"N </w:t>
+        <w:t xml:space="preserve">    print(</w:t>
+      </w:r>
+      <w:proofErr w:type="spellStart"/>
+      <w:r>
+        <w:rPr>
+          <w:rFonts w:ascii="Courier New" w:eastAsia="Times New Roman" w:hAnsi="Courier New"/>
+          <w:color w:val="auto"/>
+          <w:sz w:val="16"/>
+          <w:szCs w:val="16"/>
+          <w:lang w:val="en-US"/>
+        </w:rPr>
+        <w:t>f"N</w:t>
+      </w:r>
+      <w:proofErr w:type="spellEnd"/>
+      <w:r>
+        <w:rPr>
+          <w:rFonts w:ascii="Courier New" w:eastAsia="Times New Roman" w:hAnsi="Courier New"/>
+          <w:color w:val="auto"/>
+          <w:sz w:val="16"/>
+          <w:szCs w:val="16"/>
+          <w:lang w:val="en-US"/>
+        </w:rPr>
+        <w:t xml:space="preserve"> </w:t>
       </w:r>
       <w:r>
         <w:rPr>
@@ -21467,39 +27139,127 @@
           <w:lang w:val="en-US"/>
         </w:rPr>
         <w:br/>
-        <w:t xml:space="preserve">    print_inspection_lecture_check(max_N=8)</w:t>
-      </w:r>
-      <w:r>
-        <w:rPr>
-          <w:rFonts w:ascii="Courier New" w:eastAsia="Times New Roman" w:hAnsi="Courier New"/>
-          <w:color w:val="auto"/>
-          <w:sz w:val="16"/>
-          <w:szCs w:val="16"/>
-          <w:lang w:val="en-US"/>
-        </w:rPr>
-        <w:br/>
-      </w:r>
-      <w:r>
-        <w:rPr>
-          <w:rFonts w:ascii="Courier New" w:eastAsia="Times New Roman" w:hAnsi="Courier New"/>
-          <w:color w:val="auto"/>
-          <w:sz w:val="16"/>
-          <w:szCs w:val="16"/>
-          <w:lang w:val="en-US"/>
-        </w:rPr>
-        <w:br/>
-        <w:t xml:space="preserve">    print_recursive_ruin_variant(</w:t>
-      </w:r>
-      <w:r>
-        <w:rPr>
-          <w:rFonts w:ascii="Courier New" w:eastAsia="Times New Roman" w:hAnsi="Courier New"/>
-          <w:color w:val="auto"/>
-          <w:sz w:val="16"/>
-          <w:szCs w:val="16"/>
-          <w:lang w:val="en-US"/>
-        </w:rPr>
-        <w:br/>
-        <w:t xml:space="preserve">        student_variant=VARIANT,</w:t>
+        <w:t xml:space="preserve">    </w:t>
+      </w:r>
+      <w:proofErr w:type="spellStart"/>
+      <w:r>
+        <w:rPr>
+          <w:rFonts w:ascii="Courier New" w:eastAsia="Times New Roman" w:hAnsi="Courier New"/>
+          <w:color w:val="auto"/>
+          <w:sz w:val="16"/>
+          <w:szCs w:val="16"/>
+          <w:lang w:val="en-US"/>
+        </w:rPr>
+        <w:t>print_inspection_lecture_check</w:t>
+      </w:r>
+      <w:proofErr w:type="spellEnd"/>
+      <w:r>
+        <w:rPr>
+          <w:rFonts w:ascii="Courier New" w:eastAsia="Times New Roman" w:hAnsi="Courier New"/>
+          <w:color w:val="auto"/>
+          <w:sz w:val="16"/>
+          <w:szCs w:val="16"/>
+          <w:lang w:val="en-US"/>
+        </w:rPr>
+        <w:t>(</w:t>
+      </w:r>
+      <w:proofErr w:type="spellStart"/>
+      <w:r>
+        <w:rPr>
+          <w:rFonts w:ascii="Courier New" w:eastAsia="Times New Roman" w:hAnsi="Courier New"/>
+          <w:color w:val="auto"/>
+          <w:sz w:val="16"/>
+          <w:szCs w:val="16"/>
+          <w:lang w:val="en-US"/>
+        </w:rPr>
+        <w:t>max_N</w:t>
+      </w:r>
+      <w:proofErr w:type="spellEnd"/>
+      <w:r>
+        <w:rPr>
+          <w:rFonts w:ascii="Courier New" w:eastAsia="Times New Roman" w:hAnsi="Courier New"/>
+          <w:color w:val="auto"/>
+          <w:sz w:val="16"/>
+          <w:szCs w:val="16"/>
+          <w:lang w:val="en-US"/>
+        </w:rPr>
+        <w:t>=8)</w:t>
+      </w:r>
+      <w:r>
+        <w:rPr>
+          <w:rFonts w:ascii="Courier New" w:eastAsia="Times New Roman" w:hAnsi="Courier New"/>
+          <w:color w:val="auto"/>
+          <w:sz w:val="16"/>
+          <w:szCs w:val="16"/>
+          <w:lang w:val="en-US"/>
+        </w:rPr>
+        <w:br/>
+      </w:r>
+      <w:r>
+        <w:rPr>
+          <w:rFonts w:ascii="Courier New" w:eastAsia="Times New Roman" w:hAnsi="Courier New"/>
+          <w:color w:val="auto"/>
+          <w:sz w:val="16"/>
+          <w:szCs w:val="16"/>
+          <w:lang w:val="en-US"/>
+        </w:rPr>
+        <w:br/>
+        <w:t xml:space="preserve">    </w:t>
+      </w:r>
+      <w:proofErr w:type="spellStart"/>
+      <w:r>
+        <w:rPr>
+          <w:rFonts w:ascii="Courier New" w:eastAsia="Times New Roman" w:hAnsi="Courier New"/>
+          <w:color w:val="auto"/>
+          <w:sz w:val="16"/>
+          <w:szCs w:val="16"/>
+          <w:lang w:val="en-US"/>
+        </w:rPr>
+        <w:t>print_recursive_ruin_variant</w:t>
+      </w:r>
+      <w:proofErr w:type="spellEnd"/>
+      <w:r>
+        <w:rPr>
+          <w:rFonts w:ascii="Courier New" w:eastAsia="Times New Roman" w:hAnsi="Courier New"/>
+          <w:color w:val="auto"/>
+          <w:sz w:val="16"/>
+          <w:szCs w:val="16"/>
+          <w:lang w:val="en-US"/>
+        </w:rPr>
+        <w:t>(</w:t>
+      </w:r>
+      <w:r>
+        <w:rPr>
+          <w:rFonts w:ascii="Courier New" w:eastAsia="Times New Roman" w:hAnsi="Courier New"/>
+          <w:color w:val="auto"/>
+          <w:sz w:val="16"/>
+          <w:szCs w:val="16"/>
+          <w:lang w:val="en-US"/>
+        </w:rPr>
+        <w:br/>
+        <w:t xml:space="preserve">        </w:t>
+      </w:r>
+      <w:proofErr w:type="spellStart"/>
+      <w:r>
+        <w:rPr>
+          <w:rFonts w:ascii="Courier New" w:eastAsia="Times New Roman" w:hAnsi="Courier New"/>
+          <w:color w:val="auto"/>
+          <w:sz w:val="16"/>
+          <w:szCs w:val="16"/>
+          <w:lang w:val="en-US"/>
+        </w:rPr>
+        <w:t>student_variant</w:t>
+      </w:r>
+      <w:proofErr w:type="spellEnd"/>
+      <w:r>
+        <w:rPr>
+          <w:rFonts w:ascii="Courier New" w:eastAsia="Times New Roman" w:hAnsi="Courier New"/>
+          <w:color w:val="auto"/>
+          <w:sz w:val="16"/>
+          <w:szCs w:val="16"/>
+          <w:lang w:val="en-US"/>
+        </w:rPr>
+        <w:t>=VARIANT,</w:t>
       </w:r>
       <w:r>
         <w:rPr>
@@ -21521,7 +27281,29 @@
           <w:lang w:val="en-US"/>
         </w:rPr>
         <w:br/>
-        <w:t xml:space="preserve">        initial_value=INITIAL_VALUE,</w:t>
+        <w:t xml:space="preserve">        </w:t>
+      </w:r>
+      <w:proofErr w:type="spellStart"/>
+      <w:r>
+        <w:rPr>
+          <w:rFonts w:ascii="Courier New" w:eastAsia="Times New Roman" w:hAnsi="Courier New"/>
+          <w:color w:val="auto"/>
+          <w:sz w:val="16"/>
+          <w:szCs w:val="16"/>
+          <w:lang w:val="en-US"/>
+        </w:rPr>
+        <w:t>initial_value</w:t>
+      </w:r>
+      <w:proofErr w:type="spellEnd"/>
+      <w:r>
+        <w:rPr>
+          <w:rFonts w:ascii="Courier New" w:eastAsia="Times New Roman" w:hAnsi="Courier New"/>
+          <w:color w:val="auto"/>
+          <w:sz w:val="16"/>
+          <w:szCs w:val="16"/>
+          <w:lang w:val="en-US"/>
+        </w:rPr>
+        <w:t>=INITIAL_VALUE,</w:t>
       </w:r>
       <w:r>
         <w:rPr>
@@ -21553,18 +27335,62 @@
           <w:lang w:val="en-US"/>
         </w:rPr>
         <w:br/>
-        <w:t xml:space="preserve">    print_women_cats_lecture_check()</w:t>
-      </w:r>
-      <w:r>
-        <w:rPr>
-          <w:rFonts w:ascii="Courier New" w:eastAsia="Times New Roman" w:hAnsi="Courier New"/>
-          <w:color w:val="auto"/>
-          <w:sz w:val="16"/>
-          <w:szCs w:val="16"/>
-          <w:lang w:val="en-US"/>
-        </w:rPr>
-        <w:br/>
-        <w:t xml:space="preserve">    print_women_cats_individual_variant(*POPULATION_PARAMS)</w:t>
+        <w:t xml:space="preserve">    </w:t>
+      </w:r>
+      <w:proofErr w:type="spellStart"/>
+      <w:r>
+        <w:rPr>
+          <w:rFonts w:ascii="Courier New" w:eastAsia="Times New Roman" w:hAnsi="Courier New"/>
+          <w:color w:val="auto"/>
+          <w:sz w:val="16"/>
+          <w:szCs w:val="16"/>
+          <w:lang w:val="en-US"/>
+        </w:rPr>
+        <w:t>print_women_cats_lecture_check</w:t>
+      </w:r>
+      <w:proofErr w:type="spellEnd"/>
+      <w:r>
+        <w:rPr>
+          <w:rFonts w:ascii="Courier New" w:eastAsia="Times New Roman" w:hAnsi="Courier New"/>
+          <w:color w:val="auto"/>
+          <w:sz w:val="16"/>
+          <w:szCs w:val="16"/>
+          <w:lang w:val="en-US"/>
+        </w:rPr>
+        <w:t>()</w:t>
+      </w:r>
+      <w:r>
+        <w:rPr>
+          <w:rFonts w:ascii="Courier New" w:eastAsia="Times New Roman" w:hAnsi="Courier New"/>
+          <w:color w:val="auto"/>
+          <w:sz w:val="16"/>
+          <w:szCs w:val="16"/>
+          <w:lang w:val="en-US"/>
+        </w:rPr>
+        <w:br/>
+        <w:t xml:space="preserve">    </w:t>
+      </w:r>
+      <w:proofErr w:type="spellStart"/>
+      <w:r>
+        <w:rPr>
+          <w:rFonts w:ascii="Courier New" w:eastAsia="Times New Roman" w:hAnsi="Courier New"/>
+          <w:color w:val="auto"/>
+          <w:sz w:val="16"/>
+          <w:szCs w:val="16"/>
+          <w:lang w:val="en-US"/>
+        </w:rPr>
+        <w:t>print_women_cats_individual_variant</w:t>
+      </w:r>
+      <w:proofErr w:type="spellEnd"/>
+      <w:r>
+        <w:rPr>
+          <w:rFonts w:ascii="Courier New" w:eastAsia="Times New Roman" w:hAnsi="Courier New"/>
+          <w:color w:val="auto"/>
+          <w:sz w:val="16"/>
+          <w:szCs w:val="16"/>
+          <w:lang w:val="en-US"/>
+        </w:rPr>
+        <w:t>(*POPULATION_PARAMS)</w:t>
       </w:r>
       <w:r>
         <w:rPr>
@@ -21596,7 +27422,29 @@
           <w:lang w:val="en-US"/>
         </w:rPr>
         <w:br/>
-        <w:t xml:space="preserve">    solve_ruin_games()</w:t>
+        <w:t xml:space="preserve">    </w:t>
+      </w:r>
+      <w:proofErr w:type="spellStart"/>
+      <w:r>
+        <w:rPr>
+          <w:rFonts w:ascii="Courier New" w:eastAsia="Times New Roman" w:hAnsi="Courier New"/>
+          <w:color w:val="auto"/>
+          <w:sz w:val="16"/>
+          <w:szCs w:val="16"/>
+          <w:lang w:val="en-US"/>
+        </w:rPr>
+        <w:t>solve_ruin_games</w:t>
+      </w:r>
+      <w:proofErr w:type="spellEnd"/>
+      <w:r>
+        <w:rPr>
+          <w:rFonts w:ascii="Courier New" w:eastAsia="Times New Roman" w:hAnsi="Courier New"/>
+          <w:color w:val="auto"/>
+          <w:sz w:val="16"/>
+          <w:szCs w:val="16"/>
+          <w:lang w:val="en-US"/>
+        </w:rPr>
+        <w:t>()</w:t>
       </w:r>
     </w:p>
     <w:sectPr>
@@ -23902,6 +29750,7 @@
   <w:style w:type="character" w:default="1" w:styleId="a0">
     <w:name w:val="Default Paragraph Font"/>
     <w:uiPriority w:val="1"/>
+    <w:semiHidden/>
     <w:unhideWhenUsed/>
   </w:style>
   <w:style w:type="table" w:default="1" w:styleId="a1">

--- a/bonus_labs/Reports/Word/ИУ8-105_Шекунов_л9.docx
+++ b/bonus_labs/Reports/Word/ИУ8-105_Шекунов_л9.docx
@@ -11057,7 +11057,7 @@
                       <w:rFonts w:ascii="Cambria Math" w:hAnsi="Cambria Math" w:cs="Times New Roman"/>
                       <w:szCs w:val="28"/>
                     </w:rPr>
-                    <m:t>3</m:t>
+                    <m:t>2</m:t>
                   </m:r>
                 </m:num>
                 <m:den>
@@ -11092,7 +11092,7 @@
                       <w:rFonts w:ascii="Cambria Math" w:hAnsi="Cambria Math" w:cs="Times New Roman"/>
                       <w:szCs w:val="28"/>
                     </w:rPr>
-                    <m:t>2</m:t>
+                    <m:t>3</m:t>
                   </m:r>
                 </m:num>
                 <m:den>
